--- a/Lista funkcjonalności.docx
+++ b/Lista funkcjonalności.docx
@@ -14,23 +14,7 @@
           <w:b/>
           <w:bCs/>
         </w:rPr>
-        <w:t>Lista funkcjonalności (</w:t>
-      </w:r>
-      <w:proofErr w:type="spellStart"/>
-      <w:r>
-        <w:rPr>
-          <w:b/>
-          <w:bCs/>
-        </w:rPr>
-        <w:t>checkboxy</w:t>
-      </w:r>
-      <w:proofErr w:type="spellEnd"/>
-      <w:r>
-        <w:rPr>
-          <w:b/>
-          <w:bCs/>
-        </w:rPr>
-        <w:t>)</w:t>
+        <w:t>Lista funkcjonalności (checkboxy)</w:t>
       </w:r>
     </w:p>
     <w:p>
@@ -133,15 +117,7 @@
         </w:numPr>
       </w:pPr>
       <w:r>
-        <w:t xml:space="preserve">Uwierzytelnianie i autoryzacja z </w:t>
-      </w:r>
-      <w:proofErr w:type="spellStart"/>
-      <w:r>
-        <w:t>tokenami</w:t>
-      </w:r>
-      <w:proofErr w:type="spellEnd"/>
-      <w:r>
-        <w:t xml:space="preserve"> JWT</w:t>
+        <w:t>Uwierzytelnianie i autoryzacja z tokenami JWT</w:t>
       </w:r>
     </w:p>
     <w:p>
@@ -178,15 +154,7 @@
         </w:numPr>
       </w:pPr>
       <w:r>
-        <w:t>Implementacja aplikacji z użyciem szkieletów po stronie serwera (Express.js) i klienta (</w:t>
-      </w:r>
-      <w:proofErr w:type="spellStart"/>
-      <w:r>
-        <w:t>React</w:t>
-      </w:r>
-      <w:proofErr w:type="spellEnd"/>
-      <w:r>
-        <w:t>)</w:t>
+        <w:t>Implementacja aplikacji z użyciem szkieletów po stronie serwera (Express.js) i klienta (React)</w:t>
       </w:r>
     </w:p>
     <w:p>
@@ -197,15 +165,7 @@
         </w:numPr>
       </w:pPr>
       <w:r>
-        <w:t>Integracja z nierelacyjną bazą danych (</w:t>
-      </w:r>
-      <w:proofErr w:type="spellStart"/>
-      <w:r>
-        <w:t>MongoDB</w:t>
-      </w:r>
-      <w:proofErr w:type="spellEnd"/>
-      <w:r>
-        <w:t>)</w:t>
+        <w:t>Integracja z nierelacyjną bazą danych (MongoDB)</w:t>
       </w:r>
     </w:p>
     <w:p>
@@ -237,13 +197,8 @@
           <w:numId w:val="2"/>
         </w:numPr>
       </w:pPr>
-      <w:proofErr w:type="spellStart"/>
-      <w:r>
-        <w:t>Haszowanie</w:t>
-      </w:r>
-      <w:proofErr w:type="spellEnd"/>
-      <w:r>
-        <w:t xml:space="preserve"> haseł</w:t>
+      <w:r>
+        <w:t>Haszowanie haseł</w:t>
       </w:r>
     </w:p>
     <w:p>
@@ -391,21 +346,8 @@
         </w:numPr>
       </w:pPr>
       <w:r>
-        <w:t xml:space="preserve">Skonfiguruj repozytoria Git dla </w:t>
-      </w:r>
-      <w:proofErr w:type="spellStart"/>
-      <w:r>
-        <w:t>frontendu</w:t>
-      </w:r>
-      <w:proofErr w:type="spellEnd"/>
-      <w:r>
-        <w:t xml:space="preserve"> i </w:t>
-      </w:r>
-      <w:proofErr w:type="spellStart"/>
-      <w:r>
-        <w:t>backendu</w:t>
-      </w:r>
-      <w:proofErr w:type="spellEnd"/>
+        <w:t>Skonfiguruj repozytoria Git dla frontendu i backendu</w:t>
+      </w:r>
     </w:p>
     <w:p>
       <w:pPr>
@@ -415,15 +357,7 @@
         </w:numPr>
       </w:pPr>
       <w:r>
-        <w:t>Skonfiguruj strukturę projektu dla Express.js (</w:t>
-      </w:r>
-      <w:proofErr w:type="spellStart"/>
-      <w:r>
-        <w:t>backend</w:t>
-      </w:r>
-      <w:proofErr w:type="spellEnd"/>
-      <w:r>
-        <w:t>)</w:t>
+        <w:t>Skonfiguruj strukturę projektu dla Express.js (backend)</w:t>
       </w:r>
     </w:p>
     <w:p>
@@ -434,23 +368,7 @@
         </w:numPr>
       </w:pPr>
       <w:r>
-        <w:t xml:space="preserve">Skonfiguruj strukturę projektu dla </w:t>
-      </w:r>
-      <w:proofErr w:type="spellStart"/>
-      <w:r>
-        <w:t>React</w:t>
-      </w:r>
-      <w:proofErr w:type="spellEnd"/>
-      <w:r>
-        <w:t xml:space="preserve"> (</w:t>
-      </w:r>
-      <w:proofErr w:type="spellStart"/>
-      <w:r>
-        <w:t>frontend</w:t>
-      </w:r>
-      <w:proofErr w:type="spellEnd"/>
-      <w:r>
-        <w:t>)</w:t>
+        <w:t>Skonfiguruj strukturę projektu dla React (frontend)</w:t>
       </w:r>
     </w:p>
     <w:p>
@@ -461,15 +379,7 @@
         </w:numPr>
       </w:pPr>
       <w:r>
-        <w:t xml:space="preserve">Skonfiguruj Docker i Docker </w:t>
-      </w:r>
-      <w:proofErr w:type="spellStart"/>
-      <w:r>
-        <w:t>Compose</w:t>
-      </w:r>
-      <w:proofErr w:type="spellEnd"/>
-      <w:r>
-        <w:t xml:space="preserve"> dla wszystkich komponentów</w:t>
+        <w:t>Skonfiguruj Docker i Docker Compose dla wszystkich komponentów</w:t>
       </w:r>
     </w:p>
     <w:p>
@@ -480,48 +390,23 @@
         </w:numPr>
       </w:pPr>
       <w:r>
-        <w:t>Skonfiguruj połączenie z bazami danych (</w:t>
-      </w:r>
-      <w:proofErr w:type="spellStart"/>
-      <w:r>
-        <w:t>MongoDB</w:t>
-      </w:r>
-      <w:proofErr w:type="spellEnd"/>
-      <w:r>
-        <w:t xml:space="preserve"> i </w:t>
-      </w:r>
-      <w:proofErr w:type="spellStart"/>
-      <w:r>
-        <w:t>PostgreSQL</w:t>
-      </w:r>
-      <w:proofErr w:type="spellEnd"/>
-      <w:r>
-        <w:t>)</w:t>
-      </w:r>
-    </w:p>
-    <w:p>
-      <w:pPr>
-        <w:rPr>
-          <w:b/>
-          <w:bCs/>
-        </w:rPr>
-      </w:pPr>
-      <w:r>
-        <w:rPr>
-          <w:b/>
-          <w:bCs/>
-        </w:rPr>
-        <w:t xml:space="preserve">Etap 2: Implementacja podstaw </w:t>
-      </w:r>
-      <w:proofErr w:type="spellStart"/>
-      <w:r>
-        <w:rPr>
-          <w:b/>
-          <w:bCs/>
-        </w:rPr>
-        <w:t>backendu</w:t>
-      </w:r>
-      <w:proofErr w:type="spellEnd"/>
+        <w:t>Skonfiguruj połączenie z bazami danych (MongoDB i PostgreSQL)</w:t>
+      </w:r>
+    </w:p>
+    <w:p>
+      <w:pPr>
+        <w:rPr>
+          <w:b/>
+          <w:bCs/>
+        </w:rPr>
+      </w:pPr>
+      <w:r>
+        <w:rPr>
+          <w:b/>
+          <w:bCs/>
+        </w:rPr>
+        <w:t>Etap 2: Implementacja podstaw backendu</w:t>
+      </w:r>
     </w:p>
     <w:p>
       <w:pPr>
@@ -531,21 +416,8 @@
         </w:numPr>
       </w:pPr>
       <w:r>
-        <w:t xml:space="preserve">Zdefiniuj modele danych dla </w:t>
-      </w:r>
-      <w:proofErr w:type="spellStart"/>
-      <w:r>
-        <w:t>MongoDB</w:t>
-      </w:r>
-      <w:proofErr w:type="spellEnd"/>
-      <w:r>
-        <w:t xml:space="preserve"> i </w:t>
-      </w:r>
-      <w:proofErr w:type="spellStart"/>
-      <w:r>
-        <w:t>PostgreSQL</w:t>
-      </w:r>
-      <w:proofErr w:type="spellEnd"/>
+        <w:t>Zdefiniuj modele danych dla MongoDB i PostgreSQL</w:t>
+      </w:r>
     </w:p>
     <w:p>
       <w:pPr>
@@ -555,15 +427,7 @@
         </w:numPr>
       </w:pPr>
       <w:r>
-        <w:t xml:space="preserve">Zaimplementuj podstawowe </w:t>
-      </w:r>
-      <w:proofErr w:type="spellStart"/>
-      <w:r>
-        <w:t>endpointy</w:t>
-      </w:r>
-      <w:proofErr w:type="spellEnd"/>
-      <w:r>
-        <w:t xml:space="preserve"> REST API</w:t>
+        <w:t>Zaimplementuj podstawowe endpointy REST API</w:t>
       </w:r>
     </w:p>
     <w:p>
@@ -574,39 +438,7 @@
         </w:numPr>
       </w:pPr>
       <w:r>
-        <w:t xml:space="preserve">Skonfiguruj ORM (np. </w:t>
-      </w:r>
-      <w:proofErr w:type="spellStart"/>
-      <w:r>
-        <w:t>Mongoose</w:t>
-      </w:r>
-      <w:proofErr w:type="spellEnd"/>
-      <w:r>
-        <w:t xml:space="preserve"> dla </w:t>
-      </w:r>
-      <w:proofErr w:type="spellStart"/>
-      <w:r>
-        <w:t>MongoDB</w:t>
-      </w:r>
-      <w:proofErr w:type="spellEnd"/>
-      <w:r>
-        <w:t xml:space="preserve">, </w:t>
-      </w:r>
-      <w:proofErr w:type="spellStart"/>
-      <w:r>
-        <w:t>Sequelize</w:t>
-      </w:r>
-      <w:proofErr w:type="spellEnd"/>
-      <w:r>
-        <w:t xml:space="preserve"> dla </w:t>
-      </w:r>
-      <w:proofErr w:type="spellStart"/>
-      <w:r>
-        <w:t>PostgreSQL</w:t>
-      </w:r>
-      <w:proofErr w:type="spellEnd"/>
-      <w:r>
-        <w:t>)</w:t>
+        <w:t>Skonfiguruj ORM (np. Mongoose dla MongoDB, Sequelize dla PostgreSQL)</w:t>
       </w:r>
     </w:p>
     <w:p>
@@ -632,17 +464,8 @@
           <w:b/>
           <w:bCs/>
         </w:rPr>
-        <w:t xml:space="preserve">Etap 3: Implementacja podstaw </w:t>
-      </w:r>
-      <w:proofErr w:type="spellStart"/>
-      <w:r>
-        <w:rPr>
-          <w:b/>
-          <w:bCs/>
-        </w:rPr>
-        <w:t>frontendu</w:t>
-      </w:r>
-      <w:proofErr w:type="spellEnd"/>
+        <w:t>Etap 3: Implementacja podstaw frontendu</w:t>
+      </w:r>
     </w:p>
     <w:p>
       <w:pPr>
@@ -652,15 +475,7 @@
         </w:numPr>
       </w:pPr>
       <w:r>
-        <w:t xml:space="preserve">Skonfiguruj komponenty UI (np. z </w:t>
-      </w:r>
-      <w:proofErr w:type="spellStart"/>
-      <w:r>
-        <w:t>Material</w:t>
-      </w:r>
-      <w:proofErr w:type="spellEnd"/>
-      <w:r>
-        <w:t xml:space="preserve"> UI)</w:t>
+        <w:t>Skonfiguruj komponenty UI (np. z Material UI)</w:t>
       </w:r>
     </w:p>
     <w:p>
@@ -860,17 +675,8 @@
           <w:bCs/>
         </w:rPr>
         <w:lastRenderedPageBreak/>
-        <w:t xml:space="preserve">Szczegółowa koncepcja systemu </w:t>
-      </w:r>
-      <w:proofErr w:type="spellStart"/>
-      <w:r>
-        <w:rPr>
-          <w:b/>
-          <w:bCs/>
-        </w:rPr>
-        <w:t>FitTrack</w:t>
-      </w:r>
-      <w:proofErr w:type="spellEnd"/>
+        <w:t>Szczegółowa koncepcja systemu FitTrack</w:t>
+      </w:r>
     </w:p>
     <w:p>
       <w:pPr>
@@ -894,7 +700,6 @@
           <w:numId w:val="12"/>
         </w:numPr>
       </w:pPr>
-      <w:proofErr w:type="spellStart"/>
       <w:r>
         <w:rPr>
           <w:b/>
@@ -902,7 +707,6 @@
         </w:rPr>
         <w:t>Backend</w:t>
       </w:r>
-      <w:proofErr w:type="spellEnd"/>
       <w:r>
         <w:t xml:space="preserve">: </w:t>
       </w:r>
@@ -932,15 +736,7 @@
         </w:numPr>
       </w:pPr>
       <w:r>
-        <w:t xml:space="preserve">Nierelacyjna baza danych </w:t>
-      </w:r>
-      <w:proofErr w:type="spellStart"/>
-      <w:r>
-        <w:t>MongoDB</w:t>
-      </w:r>
-      <w:proofErr w:type="spellEnd"/>
-      <w:r>
-        <w:t xml:space="preserve"> dla: </w:t>
+        <w:t xml:space="preserve">Nierelacyjna baza danych MongoDB dla: </w:t>
       </w:r>
     </w:p>
     <w:p>
@@ -984,15 +780,7 @@
         </w:numPr>
       </w:pPr>
       <w:r>
-        <w:t xml:space="preserve">Relacyjna baza danych (np. </w:t>
-      </w:r>
-      <w:proofErr w:type="spellStart"/>
-      <w:r>
-        <w:t>PostgreSQL</w:t>
-      </w:r>
-      <w:proofErr w:type="spellEnd"/>
-      <w:r>
-        <w:t xml:space="preserve">) z ORM dla: </w:t>
+        <w:t xml:space="preserve">Relacyjna baza danych (np. PostgreSQL) z ORM dla: </w:t>
       </w:r>
     </w:p>
     <w:p>
@@ -1035,7 +823,6 @@
           <w:numId w:val="12"/>
         </w:numPr>
       </w:pPr>
-      <w:proofErr w:type="spellStart"/>
       <w:r>
         <w:rPr>
           <w:b/>
@@ -1043,7 +830,6 @@
         </w:rPr>
         <w:t>Frontend</w:t>
       </w:r>
-      <w:proofErr w:type="spellEnd"/>
       <w:r>
         <w:t xml:space="preserve">: </w:t>
       </w:r>
@@ -1055,13 +841,8 @@
           <w:numId w:val="12"/>
         </w:numPr>
       </w:pPr>
-      <w:proofErr w:type="spellStart"/>
-      <w:r>
-        <w:t>React</w:t>
-      </w:r>
-      <w:proofErr w:type="spellEnd"/>
-      <w:r>
-        <w:t xml:space="preserve"> </w:t>
+      <w:r>
+        <w:t xml:space="preserve">React </w:t>
       </w:r>
     </w:p>
     <w:p>
@@ -1111,46 +892,18 @@
           <w:lang w:val="en-US"/>
         </w:rPr>
       </w:pPr>
-      <w:proofErr w:type="spellStart"/>
       <w:r>
         <w:rPr>
           <w:b/>
           <w:bCs/>
           <w:lang w:val="en-US"/>
         </w:rPr>
-        <w:t>Eksport</w:t>
-      </w:r>
-      <w:proofErr w:type="spellEnd"/>
-      <w:r>
-        <w:rPr>
-          <w:b/>
-          <w:bCs/>
+        <w:t>Eksport/import XML, JSON i YAML</w:t>
+      </w:r>
+      <w:r>
+        <w:rPr>
           <w:lang w:val="en-US"/>
         </w:rPr>
-        <w:t xml:space="preserve">/import XML, JSON </w:t>
-      </w:r>
-      <w:proofErr w:type="spellStart"/>
-      <w:r>
-        <w:rPr>
-          <w:b/>
-          <w:bCs/>
-          <w:lang w:val="en-US"/>
-        </w:rPr>
-        <w:t>i</w:t>
-      </w:r>
-      <w:proofErr w:type="spellEnd"/>
-      <w:r>
-        <w:rPr>
-          <w:b/>
-          <w:bCs/>
-          <w:lang w:val="en-US"/>
-        </w:rPr>
-        <w:t xml:space="preserve"> YAML</w:t>
-      </w:r>
-      <w:r>
-        <w:rPr>
-          <w:lang w:val="en-US"/>
-        </w:rPr>
         <w:t xml:space="preserve">: </w:t>
       </w:r>
     </w:p>
@@ -1212,13 +965,8 @@
           <w:numId w:val="13"/>
         </w:numPr>
       </w:pPr>
-      <w:proofErr w:type="spellStart"/>
-      <w:r>
-        <w:t>MongoDB</w:t>
-      </w:r>
-      <w:proofErr w:type="spellEnd"/>
-      <w:r>
-        <w:t xml:space="preserve"> dla danych niestrukturalnych</w:t>
+      <w:r>
+        <w:t>MongoDB dla danych niestrukturalnych</w:t>
       </w:r>
     </w:p>
     <w:p>
@@ -1228,29 +976,8 @@
           <w:numId w:val="13"/>
         </w:numPr>
       </w:pPr>
-      <w:proofErr w:type="spellStart"/>
-      <w:r>
-        <w:t>PostgreSQL</w:t>
-      </w:r>
-      <w:proofErr w:type="spellEnd"/>
-      <w:r>
-        <w:t xml:space="preserve"> z </w:t>
-      </w:r>
-      <w:proofErr w:type="spellStart"/>
-      <w:r>
-        <w:t>Hibernate</w:t>
-      </w:r>
-      <w:proofErr w:type="spellEnd"/>
-      <w:r>
-        <w:t>/</w:t>
-      </w:r>
-      <w:proofErr w:type="spellStart"/>
-      <w:r>
-        <w:t>Sequelize</w:t>
-      </w:r>
-      <w:proofErr w:type="spellEnd"/>
-      <w:r>
-        <w:t xml:space="preserve"> dla transakcji</w:t>
+      <w:r>
+        <w:t>PostgreSQL z Hibernate/Sequelize dla transakcji</w:t>
       </w:r>
     </w:p>
     <w:p>
@@ -1301,15 +1028,7 @@
         </w:numPr>
       </w:pPr>
       <w:r>
-        <w:t xml:space="preserve">SOAP dla integracji z zewnętrznym systemem płatności lub </w:t>
-      </w:r>
-      <w:proofErr w:type="spellStart"/>
-      <w:r>
-        <w:t>legacy</w:t>
-      </w:r>
-      <w:proofErr w:type="spellEnd"/>
-      <w:r>
-        <w:t xml:space="preserve"> systemem</w:t>
+        <w:t>SOAP dla integracji z zewnętrznym systemem płatności lub legacy systemem</w:t>
       </w:r>
     </w:p>
     <w:p>
@@ -1338,37 +1057,8 @@
         </w:numPr>
       </w:pPr>
       <w:r>
-        <w:t xml:space="preserve">Konteneryzacja </w:t>
-      </w:r>
-      <w:proofErr w:type="spellStart"/>
-      <w:r>
-        <w:t>frontendu</w:t>
-      </w:r>
-      <w:proofErr w:type="spellEnd"/>
-      <w:r>
-        <w:t xml:space="preserve">, </w:t>
-      </w:r>
-      <w:proofErr w:type="spellStart"/>
-      <w:r>
-        <w:t>backendu</w:t>
-      </w:r>
-      <w:proofErr w:type="spellEnd"/>
-      <w:r>
-        <w:t xml:space="preserve">, </w:t>
-      </w:r>
-      <w:proofErr w:type="spellStart"/>
-      <w:r>
-        <w:t>MongoDB</w:t>
-      </w:r>
-      <w:proofErr w:type="spellEnd"/>
-      <w:r>
-        <w:t xml:space="preserve">, </w:t>
-      </w:r>
-      <w:proofErr w:type="spellStart"/>
-      <w:r>
-        <w:t>PostgreSQL</w:t>
-      </w:r>
-      <w:proofErr w:type="spellEnd"/>
+        <w:t>Konteneryzacja frontendu, backendu, MongoDB, PostgreSQL</w:t>
+      </w:r>
     </w:p>
     <w:p>
       <w:pPr>
@@ -1379,15 +1069,7 @@
       </w:pPr>
       <w:r>
         <w:lastRenderedPageBreak/>
-        <w:t xml:space="preserve">Docker </w:t>
-      </w:r>
-      <w:proofErr w:type="spellStart"/>
-      <w:r>
-        <w:t>Compose</w:t>
-      </w:r>
-      <w:proofErr w:type="spellEnd"/>
-      <w:r>
-        <w:t xml:space="preserve"> do łatwego uruchomienia całego środowiska</w:t>
+        <w:t>Docker Compose do łatwego uruchomienia całego środowiska</w:t>
       </w:r>
     </w:p>
     <w:p>
@@ -1426,13 +1108,8 @@
           <w:numId w:val="13"/>
         </w:numPr>
       </w:pPr>
-      <w:proofErr w:type="spellStart"/>
-      <w:r>
-        <w:t>Tokeny</w:t>
-      </w:r>
-      <w:proofErr w:type="spellEnd"/>
-      <w:r>
-        <w:t xml:space="preserve"> JWT dla autoryzacji</w:t>
+      <w:r>
+        <w:t>Tokeny JWT dla autoryzacji</w:t>
       </w:r>
     </w:p>
     <w:p>
@@ -1852,17 +1529,8 @@
           <w:b/>
           <w:bCs/>
         </w:rPr>
-        <w:t xml:space="preserve">API </w:t>
-      </w:r>
-      <w:proofErr w:type="spellStart"/>
-      <w:r>
-        <w:rPr>
-          <w:b/>
-          <w:bCs/>
-        </w:rPr>
-        <w:t>Exercise</w:t>
-      </w:r>
-      <w:proofErr w:type="spellEnd"/>
+        <w:t>API Exercise</w:t>
+      </w:r>
       <w:r>
         <w:t xml:space="preserve">: </w:t>
       </w:r>
@@ -1875,73 +1543,222 @@
         </w:numPr>
       </w:pPr>
       <w:hyperlink r:id="rId5" w:history="1">
-        <w:proofErr w:type="spellStart"/>
         <w:r>
           <w:rPr>
             <w:rStyle w:val="af"/>
           </w:rPr>
-          <w:t>ExerciseDB</w:t>
+          <w:t>ExerciseDB API</w:t>
         </w:r>
-        <w:proofErr w:type="spellEnd"/>
+      </w:hyperlink>
+      <w:r>
+        <w:t xml:space="preserve"> - oferuje bazę ćwiczeń z opisami i instrukcjami</w:t>
+      </w:r>
+    </w:p>
+    <w:p>
+      <w:pPr>
+        <w:numPr>
+          <w:ilvl w:val="1"/>
+          <w:numId w:val="10"/>
+        </w:numPr>
+      </w:pPr>
+      <w:hyperlink r:id="rId6" w:history="1">
         <w:r>
           <w:rPr>
             <w:rStyle w:val="af"/>
           </w:rPr>
-          <w:t xml:space="preserve"> API</w:t>
+          <w:t>Wger API</w:t>
         </w:r>
       </w:hyperlink>
       <w:r>
-        <w:t xml:space="preserve"> - oferuje bazę ćwiczeń z opisami i instrukcjami</w:t>
-      </w:r>
-    </w:p>
-    <w:p>
-      <w:pPr>
-        <w:numPr>
-          <w:ilvl w:val="1"/>
+        <w:t xml:space="preserve"> - open-source API z ćwiczeniami, kategoriami mięśni</w:t>
+      </w:r>
+    </w:p>
+    <w:p>
+      <w:pPr>
+        <w:numPr>
+          <w:ilvl w:val="0"/>
           <w:numId w:val="10"/>
         </w:numPr>
       </w:pPr>
-      <w:hyperlink r:id="rId6" w:history="1">
-        <w:proofErr w:type="spellStart"/>
+      <w:r>
+        <w:rPr>
+          <w:b/>
+          <w:bCs/>
+        </w:rPr>
+        <w:t>API Dietetyczne</w:t>
+      </w:r>
+      <w:r>
+        <w:t xml:space="preserve">: </w:t>
+      </w:r>
+    </w:p>
+    <w:p>
+      <w:pPr>
+        <w:numPr>
+          <w:ilvl w:val="1"/>
+          <w:numId w:val="10"/>
+        </w:numPr>
+      </w:pPr>
+      <w:hyperlink r:id="rId7" w:history="1">
         <w:r>
           <w:rPr>
             <w:rStyle w:val="af"/>
           </w:rPr>
-          <w:t>Wger</w:t>
+          <w:t>Edamam API</w:t>
         </w:r>
-        <w:proofErr w:type="spellEnd"/>
+      </w:hyperlink>
+      <w:r>
+        <w:t xml:space="preserve"> - informacje o żywności, przepisy, wartości odżywcze (ma darmowy tier)</w:t>
+      </w:r>
+    </w:p>
+    <w:p>
+      <w:pPr>
+        <w:numPr>
+          <w:ilvl w:val="1"/>
+          <w:numId w:val="10"/>
+        </w:numPr>
+      </w:pPr>
+      <w:hyperlink r:id="rId8" w:history="1">
         <w:r>
           <w:rPr>
             <w:rStyle w:val="af"/>
           </w:rPr>
-          <w:t xml:space="preserve"> API</w:t>
+          <w:t>Spoonacular API</w:t>
         </w:r>
       </w:hyperlink>
       <w:r>
-        <w:t xml:space="preserve"> - open-</w:t>
-      </w:r>
-      <w:proofErr w:type="spellStart"/>
-      <w:r>
-        <w:t>source</w:t>
-      </w:r>
-      <w:proofErr w:type="spellEnd"/>
-      <w:r>
-        <w:t xml:space="preserve"> API z ćwiczeniami, kategoriami mięśni</w:t>
-      </w:r>
-    </w:p>
-    <w:p>
-      <w:pPr>
-        <w:numPr>
-          <w:ilvl w:val="0"/>
-          <w:numId w:val="10"/>
-        </w:numPr>
-      </w:pPr>
-      <w:r>
-        <w:rPr>
-          <w:b/>
-          <w:bCs/>
-        </w:rPr>
-        <w:t>API Dietetyczne</w:t>
+        <w:t xml:space="preserve"> - kompleksowe API z informacjami o żywności i przepisach</w:t>
+      </w:r>
+    </w:p>
+    <w:p>
+      <w:r>
+        <w:t>Najlepiej zaimplementować integrację z przynajmniej dwoma API:</w:t>
+      </w:r>
+    </w:p>
+    <w:p>
+      <w:pPr>
+        <w:numPr>
+          <w:ilvl w:val="0"/>
+          <w:numId w:val="11"/>
+        </w:numPr>
+      </w:pPr>
+      <w:r>
+        <w:t>Jedno dla ćwiczeń (np. ExerciseDB) - do pobierania informacji o ćwiczeniach, technikach wykonania</w:t>
+      </w:r>
+    </w:p>
+    <w:p>
+      <w:pPr>
+        <w:numPr>
+          <w:ilvl w:val="0"/>
+          <w:numId w:val="11"/>
+        </w:numPr>
+      </w:pPr>
+      <w:r>
+        <w:t>Jedno dla diety (np. Edamam) - do pobierania informacji o kaloriach, makroskładnikach, przepisach</w:t>
+      </w:r>
+    </w:p>
+    <w:p>
+      <w:pPr>
+        <w:rPr>
+          <w:b/>
+          <w:bCs/>
+        </w:rPr>
+      </w:pPr>
+    </w:p>
+    <w:p>
+      <w:pPr>
+        <w:rPr>
+          <w:b/>
+          <w:bCs/>
+        </w:rPr>
+      </w:pPr>
+      <w:r>
+        <w:rPr>
+          <w:b/>
+          <w:bCs/>
+        </w:rPr>
+        <w:t>Stylowanie widoków</w:t>
+      </w:r>
+    </w:p>
+    <w:p>
+      <w:r>
+        <w:t>Zdecydowanie warto skorzystać z gotowych bibliotek stylowania dla Reacta. Masz kilka dobrych opcji:</w:t>
+      </w:r>
+    </w:p>
+    <w:p>
+      <w:r>
+        <w:rPr>
+          <w:b/>
+          <w:bCs/>
+        </w:rPr>
+        <w:t>Material UI, Bootstrap dla React lub Tailwind CSS:</w:t>
+      </w:r>
+    </w:p>
+    <w:p>
+      <w:pPr>
+        <w:numPr>
+          <w:ilvl w:val="0"/>
+          <w:numId w:val="18"/>
+        </w:numPr>
+      </w:pPr>
+      <w:r>
+        <w:t>Material UI oferuje komponenty zgodne z designem Google i jest bardzo popularny w projektach React</w:t>
+      </w:r>
+    </w:p>
+    <w:p>
+      <w:pPr>
+        <w:numPr>
+          <w:ilvl w:val="0"/>
+          <w:numId w:val="18"/>
+        </w:numPr>
+      </w:pPr>
+      <w:r>
+        <w:t>React Bootstrap to wersja klasycznego Bootstrapa przystosowana do Reacta</w:t>
+      </w:r>
+    </w:p>
+    <w:p>
+      <w:pPr>
+        <w:numPr>
+          <w:ilvl w:val="0"/>
+          <w:numId w:val="18"/>
+        </w:numPr>
+      </w:pPr>
+      <w:r>
+        <w:t>Tailwind CSS pozwala na bardziej elastyczne, niskopoziomowe stylowanie</w:t>
+      </w:r>
+    </w:p>
+    <w:p/>
+    <w:p>
+      <w:pPr>
+        <w:rPr>
+          <w:b/>
+          <w:bCs/>
+        </w:rPr>
+      </w:pPr>
+      <w:r>
+        <w:br w:type="column"/>
+      </w:r>
+      <w:r>
+        <w:rPr>
+          <w:b/>
+          <w:bCs/>
+        </w:rPr>
+        <w:lastRenderedPageBreak/>
+        <w:t>Co już zrobiliśmy:</w:t>
+      </w:r>
+    </w:p>
+    <w:p>
+      <w:pPr>
+        <w:numPr>
+          <w:ilvl w:val="0"/>
+          <w:numId w:val="15"/>
+        </w:numPr>
+      </w:pPr>
+      <w:r>
+        <w:rPr>
+          <w:b/>
+          <w:bCs/>
+        </w:rPr>
+        <w:t>Koncepcja projektu</w:t>
       </w:r>
       <w:r>
         <w:t xml:space="preserve">: </w:t>
@@ -1951,105 +1768,851 @@
       <w:pPr>
         <w:numPr>
           <w:ilvl w:val="1"/>
-          <w:numId w:val="10"/>
-        </w:numPr>
-      </w:pPr>
-      <w:hyperlink r:id="rId7" w:history="1">
-        <w:proofErr w:type="spellStart"/>
-        <w:r>
-          <w:rPr>
-            <w:rStyle w:val="af"/>
-          </w:rPr>
-          <w:t>Edamam</w:t>
-        </w:r>
-        <w:proofErr w:type="spellEnd"/>
-        <w:r>
-          <w:rPr>
-            <w:rStyle w:val="af"/>
-          </w:rPr>
-          <w:t xml:space="preserve"> API</w:t>
-        </w:r>
-      </w:hyperlink>
-      <w:r>
-        <w:t xml:space="preserve"> - informacje o żywności, przepisy, wartości odżywcze (ma darmowy </w:t>
-      </w:r>
-      <w:proofErr w:type="spellStart"/>
-      <w:r>
-        <w:t>tier</w:t>
-      </w:r>
-      <w:proofErr w:type="spellEnd"/>
-      <w:r>
-        <w:t>)</w:t>
-      </w:r>
-    </w:p>
-    <w:p>
-      <w:pPr>
-        <w:numPr>
-          <w:ilvl w:val="1"/>
-          <w:numId w:val="10"/>
-        </w:numPr>
-      </w:pPr>
-      <w:hyperlink r:id="rId8" w:history="1">
-        <w:proofErr w:type="spellStart"/>
-        <w:r>
-          <w:rPr>
-            <w:rStyle w:val="af"/>
-          </w:rPr>
-          <w:t>Spoonacular</w:t>
-        </w:r>
-        <w:proofErr w:type="spellEnd"/>
-        <w:r>
-          <w:rPr>
-            <w:rStyle w:val="af"/>
-          </w:rPr>
-          <w:t xml:space="preserve"> API</w:t>
-        </w:r>
-      </w:hyperlink>
-      <w:r>
-        <w:t xml:space="preserve"> - kompleksowe API z informacjami o żywności i przepisach</w:t>
-      </w:r>
-    </w:p>
-    <w:p>
-      <w:r>
-        <w:t>Najlepiej zaimplementować integrację z przynajmniej dwoma API:</w:t>
-      </w:r>
-    </w:p>
-    <w:p>
-      <w:pPr>
-        <w:numPr>
-          <w:ilvl w:val="0"/>
-          <w:numId w:val="11"/>
-        </w:numPr>
-      </w:pPr>
-      <w:r>
-        <w:t xml:space="preserve">Jedno dla ćwiczeń (np. </w:t>
-      </w:r>
-      <w:proofErr w:type="spellStart"/>
-      <w:r>
-        <w:t>ExerciseDB</w:t>
-      </w:r>
-      <w:proofErr w:type="spellEnd"/>
-      <w:r>
-        <w:t>) - do pobierania informacji o ćwiczeniach, technikach wykonania</w:t>
-      </w:r>
-    </w:p>
-    <w:p>
-      <w:pPr>
-        <w:numPr>
-          <w:ilvl w:val="0"/>
-          <w:numId w:val="11"/>
-        </w:numPr>
-      </w:pPr>
-      <w:r>
-        <w:t xml:space="preserve">Jedno dla diety (np. </w:t>
-      </w:r>
-      <w:proofErr w:type="spellStart"/>
-      <w:r>
-        <w:t>Edamam</w:t>
-      </w:r>
-      <w:proofErr w:type="spellEnd"/>
-      <w:r>
-        <w:t>) - do pobierania informacji o kaloriach, makroskładnikach, przepisach</w:t>
+          <w:numId w:val="15"/>
+        </w:numPr>
+      </w:pPr>
+      <w:r>
+        <w:t>Opracowanie tematu systemu zarządzania siłownią "FitTrack"</w:t>
+      </w:r>
+    </w:p>
+    <w:p>
+      <w:pPr>
+        <w:numPr>
+          <w:ilvl w:val="1"/>
+          <w:numId w:val="15"/>
+        </w:numPr>
+      </w:pPr>
+      <w:r>
+        <w:t>Określenie głównych funkcjonalności i modułów</w:t>
+      </w:r>
+    </w:p>
+    <w:p>
+      <w:pPr>
+        <w:numPr>
+          <w:ilvl w:val="1"/>
+          <w:numId w:val="15"/>
+        </w:numPr>
+      </w:pPr>
+      <w:r>
+        <w:t>Zaplanowanie technologii zgodnie z wymaganiami obu przedmiotów</w:t>
+      </w:r>
+    </w:p>
+    <w:p>
+      <w:pPr>
+        <w:numPr>
+          <w:ilvl w:val="0"/>
+          <w:numId w:val="15"/>
+        </w:numPr>
+      </w:pPr>
+      <w:r>
+        <w:rPr>
+          <w:b/>
+          <w:bCs/>
+        </w:rPr>
+        <w:t>Konfiguracja środowiska developmentu</w:t>
+      </w:r>
+      <w:r>
+        <w:t xml:space="preserve">: </w:t>
+      </w:r>
+    </w:p>
+    <w:p>
+      <w:pPr>
+        <w:numPr>
+          <w:ilvl w:val="1"/>
+          <w:numId w:val="15"/>
+        </w:numPr>
+      </w:pPr>
+      <w:r>
+        <w:t>Utworzenie struktury katalogów dla backendu (Express.js) i frontendu (React)</w:t>
+      </w:r>
+    </w:p>
+    <w:p>
+      <w:pPr>
+        <w:numPr>
+          <w:ilvl w:val="1"/>
+          <w:numId w:val="15"/>
+        </w:numPr>
+      </w:pPr>
+      <w:r>
+        <w:t>Instalacja niezbędnych zależności</w:t>
+      </w:r>
+    </w:p>
+    <w:p>
+      <w:pPr>
+        <w:numPr>
+          <w:ilvl w:val="1"/>
+          <w:numId w:val="15"/>
+        </w:numPr>
+      </w:pPr>
+      <w:r>
+        <w:t>Konfiguracja Docker i docker-compose do konteneryzacji aplikacji</w:t>
+      </w:r>
+    </w:p>
+    <w:p>
+      <w:pPr>
+        <w:numPr>
+          <w:ilvl w:val="1"/>
+          <w:numId w:val="15"/>
+        </w:numPr>
+      </w:pPr>
+      <w:r>
+        <w:t>Konfiguracja hot reloadingu do szybkiego cyklu rozwoju</w:t>
+      </w:r>
+    </w:p>
+    <w:p>
+      <w:pPr>
+        <w:numPr>
+          <w:ilvl w:val="0"/>
+          <w:numId w:val="15"/>
+        </w:numPr>
+      </w:pPr>
+      <w:r>
+        <w:rPr>
+          <w:b/>
+          <w:bCs/>
+        </w:rPr>
+        <w:t>Konfiguracja baz danych</w:t>
+      </w:r>
+      <w:r>
+        <w:t xml:space="preserve">: </w:t>
+      </w:r>
+    </w:p>
+    <w:p>
+      <w:pPr>
+        <w:numPr>
+          <w:ilvl w:val="1"/>
+          <w:numId w:val="15"/>
+        </w:numPr>
+      </w:pPr>
+      <w:r>
+        <w:t>Połączenie MongoDB dla danych nierelacyjnych</w:t>
+      </w:r>
+    </w:p>
+    <w:p>
+      <w:pPr>
+        <w:numPr>
+          <w:ilvl w:val="1"/>
+          <w:numId w:val="15"/>
+        </w:numPr>
+      </w:pPr>
+      <w:r>
+        <w:t>Połączenie MySQL dla danych relacyjnych</w:t>
+      </w:r>
+    </w:p>
+    <w:p>
+      <w:pPr>
+        <w:numPr>
+          <w:ilvl w:val="1"/>
+          <w:numId w:val="15"/>
+        </w:numPr>
+      </w:pPr>
+      <w:r>
+        <w:t>Konfiguracja połączeń w backendie</w:t>
+      </w:r>
+    </w:p>
+    <w:p>
+      <w:pPr>
+        <w:numPr>
+          <w:ilvl w:val="0"/>
+          <w:numId w:val="15"/>
+        </w:numPr>
+      </w:pPr>
+      <w:r>
+        <w:rPr>
+          <w:b/>
+          <w:bCs/>
+        </w:rPr>
+        <w:t>Podstawowa struktura aplikacji</w:t>
+      </w:r>
+      <w:r>
+        <w:t xml:space="preserve">: </w:t>
+      </w:r>
+    </w:p>
+    <w:p>
+      <w:pPr>
+        <w:numPr>
+          <w:ilvl w:val="1"/>
+          <w:numId w:val="15"/>
+        </w:numPr>
+      </w:pPr>
+      <w:r>
+        <w:t>Podstawowa struktura backendu zgodna z MVC</w:t>
+      </w:r>
+    </w:p>
+    <w:p>
+      <w:pPr>
+        <w:numPr>
+          <w:ilvl w:val="1"/>
+          <w:numId w:val="15"/>
+        </w:numPr>
+      </w:pPr>
+      <w:r>
+        <w:t>Podstawowa struktura frontendu z React Router</w:t>
+      </w:r>
+    </w:p>
+    <w:p>
+      <w:pPr>
+        <w:numPr>
+          <w:ilvl w:val="1"/>
+          <w:numId w:val="15"/>
+        </w:numPr>
+      </w:pPr>
+      <w:r>
+        <w:t>Podstawowe pliki konfiguracyjne</w:t>
+      </w:r>
+    </w:p>
+    <w:p>
+      <w:pPr>
+        <w:rPr>
+          <w:b/>
+          <w:bCs/>
+        </w:rPr>
+      </w:pPr>
+      <w:r>
+        <w:rPr>
+          <w:b/>
+          <w:bCs/>
+        </w:rPr>
+        <w:t>Co jeszcze należy zaimplementować:</w:t>
+      </w:r>
+    </w:p>
+    <w:p>
+      <w:pPr>
+        <w:numPr>
+          <w:ilvl w:val="0"/>
+          <w:numId w:val="16"/>
+        </w:numPr>
+      </w:pPr>
+      <w:r>
+        <w:rPr>
+          <w:b/>
+          <w:bCs/>
+        </w:rPr>
+        <w:t>Moduł Uwierzytelniania i Autoryzacji</w:t>
+      </w:r>
+      <w:r>
+        <w:t xml:space="preserve">: </w:t>
+      </w:r>
+    </w:p>
+    <w:p>
+      <w:pPr>
+        <w:numPr>
+          <w:ilvl w:val="1"/>
+          <w:numId w:val="16"/>
+        </w:numPr>
+      </w:pPr>
+      <w:r>
+        <w:t>Rejestracja/logowanie użytkowników</w:t>
+      </w:r>
+    </w:p>
+    <w:p>
+      <w:pPr>
+        <w:numPr>
+          <w:ilvl w:val="1"/>
+          <w:numId w:val="16"/>
+        </w:numPr>
+      </w:pPr>
+      <w:r>
+        <w:t>Walidacja formularzy po stronie klienta i serwera</w:t>
+      </w:r>
+    </w:p>
+    <w:p>
+      <w:pPr>
+        <w:numPr>
+          <w:ilvl w:val="1"/>
+          <w:numId w:val="16"/>
+        </w:numPr>
+      </w:pPr>
+      <w:r>
+        <w:t>Haszowanie haseł</w:t>
+      </w:r>
+    </w:p>
+    <w:p>
+      <w:pPr>
+        <w:numPr>
+          <w:ilvl w:val="1"/>
+          <w:numId w:val="16"/>
+        </w:numPr>
+      </w:pPr>
+      <w:r>
+        <w:t>Generowanie i weryfikacja tokenów JWT</w:t>
+      </w:r>
+    </w:p>
+    <w:p>
+      <w:pPr>
+        <w:numPr>
+          <w:ilvl w:val="1"/>
+          <w:numId w:val="16"/>
+        </w:numPr>
+      </w:pPr>
+      <w:r>
+        <w:t>Zarządzanie rolami (klient, trener, admin)</w:t>
+      </w:r>
+    </w:p>
+    <w:p>
+      <w:pPr>
+        <w:numPr>
+          <w:ilvl w:val="0"/>
+          <w:numId w:val="16"/>
+        </w:numPr>
+      </w:pPr>
+      <w:r>
+        <w:rPr>
+          <w:b/>
+          <w:bCs/>
+        </w:rPr>
+        <w:t>Moduł Treningowy</w:t>
+      </w:r>
+      <w:r>
+        <w:t xml:space="preserve">: </w:t>
+      </w:r>
+    </w:p>
+    <w:p>
+      <w:pPr>
+        <w:numPr>
+          <w:ilvl w:val="1"/>
+          <w:numId w:val="16"/>
+        </w:numPr>
+      </w:pPr>
+      <w:r>
+        <w:t>Model ćwiczeń i planów treningowych</w:t>
+      </w:r>
+    </w:p>
+    <w:p>
+      <w:pPr>
+        <w:numPr>
+          <w:ilvl w:val="1"/>
+          <w:numId w:val="16"/>
+        </w:numPr>
+      </w:pPr>
+      <w:r>
+        <w:t>Interfejs katalogowania ćwiczeń</w:t>
+      </w:r>
+    </w:p>
+    <w:p>
+      <w:pPr>
+        <w:numPr>
+          <w:ilvl w:val="1"/>
+          <w:numId w:val="16"/>
+        </w:numPr>
+      </w:pPr>
+      <w:r>
+        <w:t>Funkcjonalność śledzenia postępów użytkownika</w:t>
+      </w:r>
+    </w:p>
+    <w:p>
+      <w:pPr>
+        <w:numPr>
+          <w:ilvl w:val="1"/>
+          <w:numId w:val="16"/>
+        </w:numPr>
+      </w:pPr>
+      <w:r>
+        <w:t>Importowanie/eksportowanie planów treningowych w XML, JSON i YAML</w:t>
+      </w:r>
+    </w:p>
+    <w:p>
+      <w:pPr>
+        <w:numPr>
+          <w:ilvl w:val="1"/>
+          <w:numId w:val="16"/>
+        </w:numPr>
+      </w:pPr>
+      <w:r>
+        <w:lastRenderedPageBreak/>
+        <w:t>Integracja z zewnętrznym API ćwiczeń (np. ExerciseDB)</w:t>
+      </w:r>
+    </w:p>
+    <w:p>
+      <w:pPr>
+        <w:numPr>
+          <w:ilvl w:val="0"/>
+          <w:numId w:val="16"/>
+        </w:numPr>
+      </w:pPr>
+      <w:r>
+        <w:rPr>
+          <w:b/>
+          <w:bCs/>
+        </w:rPr>
+        <w:t>Moduł Dietetyczny</w:t>
+      </w:r>
+      <w:r>
+        <w:t xml:space="preserve">: </w:t>
+      </w:r>
+    </w:p>
+    <w:p>
+      <w:pPr>
+        <w:numPr>
+          <w:ilvl w:val="1"/>
+          <w:numId w:val="16"/>
+        </w:numPr>
+      </w:pPr>
+      <w:r>
+        <w:t>Model planów dietetycznych</w:t>
+      </w:r>
+    </w:p>
+    <w:p>
+      <w:pPr>
+        <w:numPr>
+          <w:ilvl w:val="1"/>
+          <w:numId w:val="16"/>
+        </w:numPr>
+      </w:pPr>
+      <w:r>
+        <w:t>Kalkulatory kalorii i makroskładników</w:t>
+      </w:r>
+    </w:p>
+    <w:p>
+      <w:pPr>
+        <w:numPr>
+          <w:ilvl w:val="1"/>
+          <w:numId w:val="16"/>
+        </w:numPr>
+      </w:pPr>
+      <w:r>
+        <w:t>Importowanie/eksportowanie planów dietetycznych</w:t>
+      </w:r>
+    </w:p>
+    <w:p>
+      <w:pPr>
+        <w:numPr>
+          <w:ilvl w:val="1"/>
+          <w:numId w:val="16"/>
+        </w:numPr>
+      </w:pPr>
+      <w:r>
+        <w:t>Integracja z zewnętrznym API dietetycznym (np. Edamam)</w:t>
+      </w:r>
+    </w:p>
+    <w:p>
+      <w:pPr>
+        <w:numPr>
+          <w:ilvl w:val="0"/>
+          <w:numId w:val="16"/>
+        </w:numPr>
+      </w:pPr>
+      <w:r>
+        <w:rPr>
+          <w:b/>
+          <w:bCs/>
+        </w:rPr>
+        <w:t>Moduł Rezerwacji</w:t>
+      </w:r>
+      <w:r>
+        <w:t xml:space="preserve">: </w:t>
+      </w:r>
+    </w:p>
+    <w:p>
+      <w:pPr>
+        <w:numPr>
+          <w:ilvl w:val="1"/>
+          <w:numId w:val="16"/>
+        </w:numPr>
+      </w:pPr>
+      <w:r>
+        <w:t>System rezerwacji zajęć i trenerów</w:t>
+      </w:r>
+    </w:p>
+    <w:p>
+      <w:pPr>
+        <w:numPr>
+          <w:ilvl w:val="1"/>
+          <w:numId w:val="16"/>
+        </w:numPr>
+      </w:pPr>
+      <w:r>
+        <w:t>Zarządzanie grafikiem trenerów</w:t>
+      </w:r>
+    </w:p>
+    <w:p>
+      <w:pPr>
+        <w:numPr>
+          <w:ilvl w:val="1"/>
+          <w:numId w:val="16"/>
+        </w:numPr>
+      </w:pPr>
+      <w:r>
+        <w:t>Zarządzanie dostępnością zajęć</w:t>
+      </w:r>
+    </w:p>
+    <w:p>
+      <w:pPr>
+        <w:numPr>
+          <w:ilvl w:val="0"/>
+          <w:numId w:val="16"/>
+        </w:numPr>
+      </w:pPr>
+      <w:r>
+        <w:rPr>
+          <w:b/>
+          <w:bCs/>
+        </w:rPr>
+        <w:t>Implementacja technologii na wymagania</w:t>
+      </w:r>
+      <w:r>
+        <w:t xml:space="preserve">: </w:t>
+      </w:r>
+    </w:p>
+    <w:p>
+      <w:pPr>
+        <w:numPr>
+          <w:ilvl w:val="1"/>
+          <w:numId w:val="16"/>
+        </w:numPr>
+      </w:pPr>
+      <w:r>
+        <w:rPr>
+          <w:b/>
+          <w:bCs/>
+        </w:rPr>
+        <w:t>XML/JSON/YAML</w:t>
+      </w:r>
+      <w:r>
+        <w:t>: Importowanie/eksportowanie danych użytkowników, planów treningowych, itp.</w:t>
+      </w:r>
+    </w:p>
+    <w:p>
+      <w:pPr>
+        <w:numPr>
+          <w:ilvl w:val="1"/>
+          <w:numId w:val="16"/>
+        </w:numPr>
+      </w:pPr>
+      <w:r>
+        <w:rPr>
+          <w:b/>
+          <w:bCs/>
+        </w:rPr>
+        <w:t>ORM</w:t>
+      </w:r>
+      <w:r>
+        <w:t>: Implementacja modeli z Sequelize dla MySQL</w:t>
+      </w:r>
+    </w:p>
+    <w:p>
+      <w:pPr>
+        <w:numPr>
+          <w:ilvl w:val="1"/>
+          <w:numId w:val="16"/>
+        </w:numPr>
+      </w:pPr>
+      <w:r>
+        <w:rPr>
+          <w:b/>
+          <w:bCs/>
+        </w:rPr>
+        <w:t>SOAP</w:t>
+      </w:r>
+      <w:r>
+        <w:t>: Stworzenie usługi SOAP (np. dla systemu notyfikacji)</w:t>
+      </w:r>
+    </w:p>
+    <w:p>
+      <w:pPr>
+        <w:numPr>
+          <w:ilvl w:val="1"/>
+          <w:numId w:val="16"/>
+        </w:numPr>
+      </w:pPr>
+      <w:r>
+        <w:rPr>
+          <w:b/>
+          <w:bCs/>
+        </w:rPr>
+        <w:t>REST API</w:t>
+      </w:r>
+      <w:r>
+        <w:t>: Pełna implementacja RESTful API dla wszystkich modułów</w:t>
+      </w:r>
+    </w:p>
+    <w:p>
+      <w:pPr>
+        <w:numPr>
+          <w:ilvl w:val="1"/>
+          <w:numId w:val="16"/>
+        </w:numPr>
+      </w:pPr>
+      <w:r>
+        <w:rPr>
+          <w:b/>
+          <w:bCs/>
+        </w:rPr>
+        <w:t>Poziomy izolacji</w:t>
+      </w:r>
+      <w:r>
+        <w:t>: Implementacja transakcji w bazie danych</w:t>
+      </w:r>
+    </w:p>
+    <w:p>
+      <w:pPr>
+        <w:numPr>
+          <w:ilvl w:val="1"/>
+          <w:numId w:val="16"/>
+        </w:numPr>
+      </w:pPr>
+      <w:r>
+        <w:rPr>
+          <w:b/>
+          <w:bCs/>
+        </w:rPr>
+        <w:t>Docker</w:t>
+      </w:r>
+      <w:r>
+        <w:t>: Dopracowanie konfiguracji Docker dla produkcji</w:t>
+      </w:r>
+    </w:p>
+    <w:p>
+      <w:pPr>
+        <w:numPr>
+          <w:ilvl w:val="1"/>
+          <w:numId w:val="16"/>
+        </w:numPr>
+      </w:pPr>
+      <w:r>
+        <w:rPr>
+          <w:b/>
+          <w:bCs/>
+        </w:rPr>
+        <w:t>JWT</w:t>
+      </w:r>
+      <w:r>
+        <w:t>: Pełna implementacja autoryzacji na poziomie API</w:t>
+      </w:r>
+    </w:p>
+    <w:p>
+      <w:pPr>
+        <w:numPr>
+          <w:ilvl w:val="1"/>
+          <w:numId w:val="16"/>
+        </w:numPr>
+      </w:pPr>
+      <w:r>
+        <w:rPr>
+          <w:b/>
+          <w:bCs/>
+        </w:rPr>
+        <w:t>MVC</w:t>
+      </w:r>
+      <w:r>
+        <w:t>: Struktura kodu zgodna z wzorcem</w:t>
+      </w:r>
+    </w:p>
+    <w:p>
+      <w:pPr>
+        <w:numPr>
+          <w:ilvl w:val="0"/>
+          <w:numId w:val="16"/>
+        </w:numPr>
+      </w:pPr>
+      <w:r>
+        <w:rPr>
+          <w:b/>
+          <w:bCs/>
+        </w:rPr>
+        <w:t>Interfejs użytkownika</w:t>
+      </w:r>
+      <w:r>
+        <w:t xml:space="preserve">: </w:t>
+      </w:r>
+    </w:p>
+    <w:p>
+      <w:pPr>
+        <w:numPr>
+          <w:ilvl w:val="1"/>
+          <w:numId w:val="16"/>
+        </w:numPr>
+      </w:pPr>
+      <w:r>
+        <w:t>Kompletne widoki dla wszystkich modułów</w:t>
+      </w:r>
+    </w:p>
+    <w:p>
+      <w:pPr>
+        <w:numPr>
+          <w:ilvl w:val="1"/>
+          <w:numId w:val="16"/>
+        </w:numPr>
+      </w:pPr>
+      <w:r>
+        <w:t>Responsywny design</w:t>
+      </w:r>
+    </w:p>
+    <w:p>
+      <w:pPr>
+        <w:numPr>
+          <w:ilvl w:val="1"/>
+          <w:numId w:val="16"/>
+        </w:numPr>
+      </w:pPr>
+      <w:r>
+        <w:t>Formularze z walidacją</w:t>
+      </w:r>
+    </w:p>
+    <w:p>
+      <w:pPr>
+        <w:numPr>
+          <w:ilvl w:val="1"/>
+          <w:numId w:val="16"/>
+        </w:numPr>
+      </w:pPr>
+      <w:r>
+        <w:t>Dashboardy dla klientów, trenerów i administratorów</w:t>
+      </w:r>
+    </w:p>
+    <w:p>
+      <w:pPr>
+        <w:numPr>
+          <w:ilvl w:val="0"/>
+          <w:numId w:val="16"/>
+        </w:numPr>
+      </w:pPr>
+      <w:r>
+        <w:rPr>
+          <w:b/>
+          <w:bCs/>
+        </w:rPr>
+        <w:t>Dokumentacja</w:t>
+      </w:r>
+      <w:r>
+        <w:t xml:space="preserve">: </w:t>
+      </w:r>
+    </w:p>
+    <w:p>
+      <w:pPr>
+        <w:numPr>
+          <w:ilvl w:val="1"/>
+          <w:numId w:val="16"/>
+        </w:numPr>
+      </w:pPr>
+      <w:r>
+        <w:t>Dokumentacja API</w:t>
+      </w:r>
+    </w:p>
+    <w:p>
+      <w:pPr>
+        <w:numPr>
+          <w:ilvl w:val="1"/>
+          <w:numId w:val="16"/>
+        </w:numPr>
+      </w:pPr>
+      <w:r>
+        <w:t>Instrukcja instalacji i uruchomienia</w:t>
+      </w:r>
+    </w:p>
+    <w:p>
+      <w:pPr>
+        <w:numPr>
+          <w:ilvl w:val="1"/>
+          <w:numId w:val="16"/>
+        </w:numPr>
+      </w:pPr>
+      <w:r>
+        <w:t>Dokumentacja użytkownika</w:t>
+      </w:r>
+    </w:p>
+    <w:p>
+      <w:pPr>
+        <w:rPr>
+          <w:b/>
+          <w:bCs/>
+        </w:rPr>
+      </w:pPr>
+      <w:r>
+        <w:rPr>
+          <w:b/>
+          <w:bCs/>
+        </w:rPr>
+        <w:t>Następne kroki (priorytetowo):</w:t>
+      </w:r>
+    </w:p>
+    <w:p>
+      <w:pPr>
+        <w:numPr>
+          <w:ilvl w:val="0"/>
+          <w:numId w:val="17"/>
+        </w:numPr>
+      </w:pPr>
+      <w:r>
+        <w:t>Implementacja systemu uwierzytelniania i autoryzacji</w:t>
+      </w:r>
+    </w:p>
+    <w:p>
+      <w:pPr>
+        <w:numPr>
+          <w:ilvl w:val="0"/>
+          <w:numId w:val="17"/>
+        </w:numPr>
+      </w:pPr>
+      <w:r>
+        <w:lastRenderedPageBreak/>
+        <w:t>Stworzenie podstawowych modeli danych</w:t>
+      </w:r>
+    </w:p>
+    <w:p>
+      <w:pPr>
+        <w:numPr>
+          <w:ilvl w:val="0"/>
+          <w:numId w:val="17"/>
+        </w:numPr>
+      </w:pPr>
+      <w:r>
+        <w:t>Implementacja REST API dla głównych modułów</w:t>
+      </w:r>
+    </w:p>
+    <w:p>
+      <w:pPr>
+        <w:numPr>
+          <w:ilvl w:val="0"/>
+          <w:numId w:val="17"/>
+        </w:numPr>
+      </w:pPr>
+      <w:r>
+        <w:t>Stworzenie podstawowych komponentów UI</w:t>
+      </w:r>
+    </w:p>
+    <w:p>
+      <w:pPr>
+        <w:numPr>
+          <w:ilvl w:val="0"/>
+          <w:numId w:val="17"/>
+        </w:numPr>
+      </w:pPr>
+      <w:r>
+        <w:t>Integracja z zewnętrznymi API</w:t>
+      </w:r>
+    </w:p>
+    <w:p>
+      <w:pPr>
+        <w:numPr>
+          <w:ilvl w:val="0"/>
+          <w:numId w:val="17"/>
+        </w:numPr>
+      </w:pPr>
+      <w:r>
+        <w:t>Implementacja importu/eksportu danych</w:t>
+      </w:r>
+    </w:p>
+    <w:p>
+      <w:pPr>
+        <w:numPr>
+          <w:ilvl w:val="0"/>
+          <w:numId w:val="17"/>
+        </w:numPr>
+      </w:pPr>
+      <w:r>
+        <w:t>Implementacja usługi SOAP</w:t>
+      </w:r>
+    </w:p>
+    <w:p>
+      <w:pPr>
+        <w:numPr>
+          <w:ilvl w:val="0"/>
+          <w:numId w:val="17"/>
+        </w:numPr>
+      </w:pPr>
+      <w:r>
+        <w:t>Testowanie całości systemu</w:t>
       </w:r>
     </w:p>
     <w:p/>
@@ -2675,6 +3238,119 @@
     </w:lvl>
   </w:abstractNum>
   <w:abstractNum w:abstractNumId="5" w15:restartNumberingAfterBreak="0">
+    <w:nsid w:val="397753D8"/>
+    <w:multiLevelType w:val="multilevel"/>
+    <w:tmpl w:val="A35C8610"/>
+    <w:lvl w:ilvl="0">
+      <w:start w:val="1"/>
+      <w:numFmt w:val="decimal"/>
+      <w:lvlText w:val="%1."/>
+      <w:lvlJc w:val="left"/>
+      <w:pPr>
+        <w:tabs>
+          <w:tab w:val="num" w:pos="720"/>
+        </w:tabs>
+        <w:ind w:left="720" w:hanging="360"/>
+      </w:pPr>
+    </w:lvl>
+    <w:lvl w:ilvl="1" w:tentative="1">
+      <w:start w:val="1"/>
+      <w:numFmt w:val="decimal"/>
+      <w:lvlText w:val="%2."/>
+      <w:lvlJc w:val="left"/>
+      <w:pPr>
+        <w:tabs>
+          <w:tab w:val="num" w:pos="1440"/>
+        </w:tabs>
+        <w:ind w:left="1440" w:hanging="360"/>
+      </w:pPr>
+    </w:lvl>
+    <w:lvl w:ilvl="2" w:tentative="1">
+      <w:start w:val="1"/>
+      <w:numFmt w:val="decimal"/>
+      <w:lvlText w:val="%3."/>
+      <w:lvlJc w:val="left"/>
+      <w:pPr>
+        <w:tabs>
+          <w:tab w:val="num" w:pos="2160"/>
+        </w:tabs>
+        <w:ind w:left="2160" w:hanging="360"/>
+      </w:pPr>
+    </w:lvl>
+    <w:lvl w:ilvl="3" w:tentative="1">
+      <w:start w:val="1"/>
+      <w:numFmt w:val="decimal"/>
+      <w:lvlText w:val="%4."/>
+      <w:lvlJc w:val="left"/>
+      <w:pPr>
+        <w:tabs>
+          <w:tab w:val="num" w:pos="2880"/>
+        </w:tabs>
+        <w:ind w:left="2880" w:hanging="360"/>
+      </w:pPr>
+    </w:lvl>
+    <w:lvl w:ilvl="4" w:tentative="1">
+      <w:start w:val="1"/>
+      <w:numFmt w:val="decimal"/>
+      <w:lvlText w:val="%5."/>
+      <w:lvlJc w:val="left"/>
+      <w:pPr>
+        <w:tabs>
+          <w:tab w:val="num" w:pos="3600"/>
+        </w:tabs>
+        <w:ind w:left="3600" w:hanging="360"/>
+      </w:pPr>
+    </w:lvl>
+    <w:lvl w:ilvl="5" w:tentative="1">
+      <w:start w:val="1"/>
+      <w:numFmt w:val="decimal"/>
+      <w:lvlText w:val="%6."/>
+      <w:lvlJc w:val="left"/>
+      <w:pPr>
+        <w:tabs>
+          <w:tab w:val="num" w:pos="4320"/>
+        </w:tabs>
+        <w:ind w:left="4320" w:hanging="360"/>
+      </w:pPr>
+    </w:lvl>
+    <w:lvl w:ilvl="6" w:tentative="1">
+      <w:start w:val="1"/>
+      <w:numFmt w:val="decimal"/>
+      <w:lvlText w:val="%7."/>
+      <w:lvlJc w:val="left"/>
+      <w:pPr>
+        <w:tabs>
+          <w:tab w:val="num" w:pos="5040"/>
+        </w:tabs>
+        <w:ind w:left="5040" w:hanging="360"/>
+      </w:pPr>
+    </w:lvl>
+    <w:lvl w:ilvl="7" w:tentative="1">
+      <w:start w:val="1"/>
+      <w:numFmt w:val="decimal"/>
+      <w:lvlText w:val="%8."/>
+      <w:lvlJc w:val="left"/>
+      <w:pPr>
+        <w:tabs>
+          <w:tab w:val="num" w:pos="5760"/>
+        </w:tabs>
+        <w:ind w:left="5760" w:hanging="360"/>
+      </w:pPr>
+    </w:lvl>
+    <w:lvl w:ilvl="8" w:tentative="1">
+      <w:start w:val="1"/>
+      <w:numFmt w:val="decimal"/>
+      <w:lvlText w:val="%9."/>
+      <w:lvlJc w:val="left"/>
+      <w:pPr>
+        <w:tabs>
+          <w:tab w:val="num" w:pos="6480"/>
+        </w:tabs>
+        <w:ind w:left="6480" w:hanging="360"/>
+      </w:pPr>
+    </w:lvl>
+  </w:abstractNum>
+  <w:abstractNum w:abstractNumId="6" w15:restartNumberingAfterBreak="0">
     <w:nsid w:val="4D6432A8"/>
     <w:multiLevelType w:val="multilevel"/>
     <w:tmpl w:val="1C5687B8"/>
@@ -2791,7 +3467,7 @@
       </w:pPr>
     </w:lvl>
   </w:abstractNum>
-  <w:abstractNum w:abstractNumId="6" w15:restartNumberingAfterBreak="0">
+  <w:abstractNum w:abstractNumId="7" w15:restartNumberingAfterBreak="0">
     <w:nsid w:val="52DD1E00"/>
     <w:multiLevelType w:val="multilevel"/>
     <w:tmpl w:val="59A6A4E4"/>
@@ -2904,7 +3580,241 @@
       </w:pPr>
     </w:lvl>
   </w:abstractNum>
-  <w:abstractNum w:abstractNumId="7" w15:restartNumberingAfterBreak="0">
+  <w:abstractNum w:abstractNumId="8" w15:restartNumberingAfterBreak="0">
+    <w:nsid w:val="57441719"/>
+    <w:multiLevelType w:val="multilevel"/>
+    <w:tmpl w:val="A8FAF110"/>
+    <w:lvl w:ilvl="0">
+      <w:start w:val="1"/>
+      <w:numFmt w:val="decimal"/>
+      <w:lvlText w:val="%1."/>
+      <w:lvlJc w:val="left"/>
+      <w:pPr>
+        <w:tabs>
+          <w:tab w:val="num" w:pos="720"/>
+        </w:tabs>
+        <w:ind w:left="720" w:hanging="360"/>
+      </w:pPr>
+    </w:lvl>
+    <w:lvl w:ilvl="1">
+      <w:start w:val="1"/>
+      <w:numFmt w:val="bullet"/>
+      <w:lvlText w:val="o"/>
+      <w:lvlJc w:val="left"/>
+      <w:pPr>
+        <w:tabs>
+          <w:tab w:val="num" w:pos="1440"/>
+        </w:tabs>
+        <w:ind w:left="1440" w:hanging="360"/>
+      </w:pPr>
+      <w:rPr>
+        <w:rFonts w:ascii="Courier New" w:hAnsi="Courier New" w:hint="default"/>
+        <w:sz w:val="20"/>
+      </w:rPr>
+    </w:lvl>
+    <w:lvl w:ilvl="2" w:tentative="1">
+      <w:start w:val="1"/>
+      <w:numFmt w:val="decimal"/>
+      <w:lvlText w:val="%3."/>
+      <w:lvlJc w:val="left"/>
+      <w:pPr>
+        <w:tabs>
+          <w:tab w:val="num" w:pos="2160"/>
+        </w:tabs>
+        <w:ind w:left="2160" w:hanging="360"/>
+      </w:pPr>
+    </w:lvl>
+    <w:lvl w:ilvl="3" w:tentative="1">
+      <w:start w:val="1"/>
+      <w:numFmt w:val="decimal"/>
+      <w:lvlText w:val="%4."/>
+      <w:lvlJc w:val="left"/>
+      <w:pPr>
+        <w:tabs>
+          <w:tab w:val="num" w:pos="2880"/>
+        </w:tabs>
+        <w:ind w:left="2880" w:hanging="360"/>
+      </w:pPr>
+    </w:lvl>
+    <w:lvl w:ilvl="4" w:tentative="1">
+      <w:start w:val="1"/>
+      <w:numFmt w:val="decimal"/>
+      <w:lvlText w:val="%5."/>
+      <w:lvlJc w:val="left"/>
+      <w:pPr>
+        <w:tabs>
+          <w:tab w:val="num" w:pos="3600"/>
+        </w:tabs>
+        <w:ind w:left="3600" w:hanging="360"/>
+      </w:pPr>
+    </w:lvl>
+    <w:lvl w:ilvl="5" w:tentative="1">
+      <w:start w:val="1"/>
+      <w:numFmt w:val="decimal"/>
+      <w:lvlText w:val="%6."/>
+      <w:lvlJc w:val="left"/>
+      <w:pPr>
+        <w:tabs>
+          <w:tab w:val="num" w:pos="4320"/>
+        </w:tabs>
+        <w:ind w:left="4320" w:hanging="360"/>
+      </w:pPr>
+    </w:lvl>
+    <w:lvl w:ilvl="6" w:tentative="1">
+      <w:start w:val="1"/>
+      <w:numFmt w:val="decimal"/>
+      <w:lvlText w:val="%7."/>
+      <w:lvlJc w:val="left"/>
+      <w:pPr>
+        <w:tabs>
+          <w:tab w:val="num" w:pos="5040"/>
+        </w:tabs>
+        <w:ind w:left="5040" w:hanging="360"/>
+      </w:pPr>
+    </w:lvl>
+    <w:lvl w:ilvl="7" w:tentative="1">
+      <w:start w:val="1"/>
+      <w:numFmt w:val="decimal"/>
+      <w:lvlText w:val="%8."/>
+      <w:lvlJc w:val="left"/>
+      <w:pPr>
+        <w:tabs>
+          <w:tab w:val="num" w:pos="5760"/>
+        </w:tabs>
+        <w:ind w:left="5760" w:hanging="360"/>
+      </w:pPr>
+    </w:lvl>
+    <w:lvl w:ilvl="8" w:tentative="1">
+      <w:start w:val="1"/>
+      <w:numFmt w:val="decimal"/>
+      <w:lvlText w:val="%9."/>
+      <w:lvlJc w:val="left"/>
+      <w:pPr>
+        <w:tabs>
+          <w:tab w:val="num" w:pos="6480"/>
+        </w:tabs>
+        <w:ind w:left="6480" w:hanging="360"/>
+      </w:pPr>
+    </w:lvl>
+  </w:abstractNum>
+  <w:abstractNum w:abstractNumId="9" w15:restartNumberingAfterBreak="0">
+    <w:nsid w:val="59F56194"/>
+    <w:multiLevelType w:val="multilevel"/>
+    <w:tmpl w:val="4D9CDDC6"/>
+    <w:lvl w:ilvl="0">
+      <w:start w:val="1"/>
+      <w:numFmt w:val="decimal"/>
+      <w:lvlText w:val="%1."/>
+      <w:lvlJc w:val="left"/>
+      <w:pPr>
+        <w:tabs>
+          <w:tab w:val="num" w:pos="720"/>
+        </w:tabs>
+        <w:ind w:left="720" w:hanging="360"/>
+      </w:pPr>
+    </w:lvl>
+    <w:lvl w:ilvl="1">
+      <w:start w:val="1"/>
+      <w:numFmt w:val="bullet"/>
+      <w:lvlText w:val="o"/>
+      <w:lvlJc w:val="left"/>
+      <w:pPr>
+        <w:tabs>
+          <w:tab w:val="num" w:pos="1440"/>
+        </w:tabs>
+        <w:ind w:left="1440" w:hanging="360"/>
+      </w:pPr>
+      <w:rPr>
+        <w:rFonts w:ascii="Courier New" w:hAnsi="Courier New" w:hint="default"/>
+        <w:sz w:val="20"/>
+      </w:rPr>
+    </w:lvl>
+    <w:lvl w:ilvl="2" w:tentative="1">
+      <w:start w:val="1"/>
+      <w:numFmt w:val="decimal"/>
+      <w:lvlText w:val="%3."/>
+      <w:lvlJc w:val="left"/>
+      <w:pPr>
+        <w:tabs>
+          <w:tab w:val="num" w:pos="2160"/>
+        </w:tabs>
+        <w:ind w:left="2160" w:hanging="360"/>
+      </w:pPr>
+    </w:lvl>
+    <w:lvl w:ilvl="3" w:tentative="1">
+      <w:start w:val="1"/>
+      <w:numFmt w:val="decimal"/>
+      <w:lvlText w:val="%4."/>
+      <w:lvlJc w:val="left"/>
+      <w:pPr>
+        <w:tabs>
+          <w:tab w:val="num" w:pos="2880"/>
+        </w:tabs>
+        <w:ind w:left="2880" w:hanging="360"/>
+      </w:pPr>
+    </w:lvl>
+    <w:lvl w:ilvl="4" w:tentative="1">
+      <w:start w:val="1"/>
+      <w:numFmt w:val="decimal"/>
+      <w:lvlText w:val="%5."/>
+      <w:lvlJc w:val="left"/>
+      <w:pPr>
+        <w:tabs>
+          <w:tab w:val="num" w:pos="3600"/>
+        </w:tabs>
+        <w:ind w:left="3600" w:hanging="360"/>
+      </w:pPr>
+    </w:lvl>
+    <w:lvl w:ilvl="5" w:tentative="1">
+      <w:start w:val="1"/>
+      <w:numFmt w:val="decimal"/>
+      <w:lvlText w:val="%6."/>
+      <w:lvlJc w:val="left"/>
+      <w:pPr>
+        <w:tabs>
+          <w:tab w:val="num" w:pos="4320"/>
+        </w:tabs>
+        <w:ind w:left="4320" w:hanging="360"/>
+      </w:pPr>
+    </w:lvl>
+    <w:lvl w:ilvl="6" w:tentative="1">
+      <w:start w:val="1"/>
+      <w:numFmt w:val="decimal"/>
+      <w:lvlText w:val="%7."/>
+      <w:lvlJc w:val="left"/>
+      <w:pPr>
+        <w:tabs>
+          <w:tab w:val="num" w:pos="5040"/>
+        </w:tabs>
+        <w:ind w:left="5040" w:hanging="360"/>
+      </w:pPr>
+    </w:lvl>
+    <w:lvl w:ilvl="7" w:tentative="1">
+      <w:start w:val="1"/>
+      <w:numFmt w:val="decimal"/>
+      <w:lvlText w:val="%8."/>
+      <w:lvlJc w:val="left"/>
+      <w:pPr>
+        <w:tabs>
+          <w:tab w:val="num" w:pos="5760"/>
+        </w:tabs>
+        <w:ind w:left="5760" w:hanging="360"/>
+      </w:pPr>
+    </w:lvl>
+    <w:lvl w:ilvl="8" w:tentative="1">
+      <w:start w:val="1"/>
+      <w:numFmt w:val="decimal"/>
+      <w:lvlText w:val="%9."/>
+      <w:lvlJc w:val="left"/>
+      <w:pPr>
+        <w:tabs>
+          <w:tab w:val="num" w:pos="6480"/>
+        </w:tabs>
+        <w:ind w:left="6480" w:hanging="360"/>
+      </w:pPr>
+    </w:lvl>
+  </w:abstractNum>
+  <w:abstractNum w:abstractNumId="10" w15:restartNumberingAfterBreak="0">
     <w:nsid w:val="667445F6"/>
     <w:multiLevelType w:val="multilevel"/>
     <w:tmpl w:val="7B2CDD70"/>
@@ -3053,7 +3963,7 @@
       </w:rPr>
     </w:lvl>
   </w:abstractNum>
-  <w:abstractNum w:abstractNumId="8" w15:restartNumberingAfterBreak="0">
+  <w:abstractNum w:abstractNumId="11" w15:restartNumberingAfterBreak="0">
     <w:nsid w:val="66AC192B"/>
     <w:multiLevelType w:val="multilevel"/>
     <w:tmpl w:val="940C310A"/>
@@ -3170,7 +4080,7 @@
       </w:pPr>
     </w:lvl>
   </w:abstractNum>
-  <w:abstractNum w:abstractNumId="9" w15:restartNumberingAfterBreak="0">
+  <w:abstractNum w:abstractNumId="12" w15:restartNumberingAfterBreak="0">
     <w:nsid w:val="6C3A298F"/>
     <w:multiLevelType w:val="multilevel"/>
     <w:tmpl w:val="3DDA61E6"/>
@@ -3283,7 +4193,7 @@
       </w:pPr>
     </w:lvl>
   </w:abstractNum>
-  <w:abstractNum w:abstractNumId="10" w15:restartNumberingAfterBreak="0">
+  <w:abstractNum w:abstractNumId="13" w15:restartNumberingAfterBreak="0">
     <w:nsid w:val="74291F64"/>
     <w:multiLevelType w:val="multilevel"/>
     <w:tmpl w:val="D9923604"/>
@@ -3396,7 +4306,7 @@
       </w:pPr>
     </w:lvl>
   </w:abstractNum>
-  <w:abstractNum w:abstractNumId="11" w15:restartNumberingAfterBreak="0">
+  <w:abstractNum w:abstractNumId="14" w15:restartNumberingAfterBreak="0">
     <w:nsid w:val="77FF4781"/>
     <w:multiLevelType w:val="multilevel"/>
     <w:tmpl w:val="D824706A"/>
@@ -3545,7 +4455,7 @@
       </w:rPr>
     </w:lvl>
   </w:abstractNum>
-  <w:abstractNum w:abstractNumId="12" w15:restartNumberingAfterBreak="0">
+  <w:abstractNum w:abstractNumId="15" w15:restartNumberingAfterBreak="0">
     <w:nsid w:val="7C7E5041"/>
     <w:multiLevelType w:val="multilevel"/>
     <w:tmpl w:val="226871BE"/>
@@ -3662,7 +4572,156 @@
       </w:pPr>
     </w:lvl>
   </w:abstractNum>
-  <w:abstractNum w:abstractNumId="13" w15:restartNumberingAfterBreak="0">
+  <w:abstractNum w:abstractNumId="16" w15:restartNumberingAfterBreak="0">
+    <w:nsid w:val="7CA76BFD"/>
+    <w:multiLevelType w:val="multilevel"/>
+    <w:tmpl w:val="20E2D286"/>
+    <w:lvl w:ilvl="0">
+      <w:start w:val="1"/>
+      <w:numFmt w:val="bullet"/>
+      <w:lvlText w:val=""/>
+      <w:lvlJc w:val="left"/>
+      <w:pPr>
+        <w:tabs>
+          <w:tab w:val="num" w:pos="720"/>
+        </w:tabs>
+        <w:ind w:left="720" w:hanging="360"/>
+      </w:pPr>
+      <w:rPr>
+        <w:rFonts w:ascii="Symbol" w:hAnsi="Symbol" w:hint="default"/>
+        <w:sz w:val="20"/>
+      </w:rPr>
+    </w:lvl>
+    <w:lvl w:ilvl="1" w:tentative="1">
+      <w:start w:val="1"/>
+      <w:numFmt w:val="bullet"/>
+      <w:lvlText w:val="o"/>
+      <w:lvlJc w:val="left"/>
+      <w:pPr>
+        <w:tabs>
+          <w:tab w:val="num" w:pos="1440"/>
+        </w:tabs>
+        <w:ind w:left="1440" w:hanging="360"/>
+      </w:pPr>
+      <w:rPr>
+        <w:rFonts w:ascii="Courier New" w:hAnsi="Courier New" w:hint="default"/>
+        <w:sz w:val="20"/>
+      </w:rPr>
+    </w:lvl>
+    <w:lvl w:ilvl="2" w:tentative="1">
+      <w:start w:val="1"/>
+      <w:numFmt w:val="bullet"/>
+      <w:lvlText w:val=""/>
+      <w:lvlJc w:val="left"/>
+      <w:pPr>
+        <w:tabs>
+          <w:tab w:val="num" w:pos="2160"/>
+        </w:tabs>
+        <w:ind w:left="2160" w:hanging="360"/>
+      </w:pPr>
+      <w:rPr>
+        <w:rFonts w:ascii="Wingdings" w:hAnsi="Wingdings" w:hint="default"/>
+        <w:sz w:val="20"/>
+      </w:rPr>
+    </w:lvl>
+    <w:lvl w:ilvl="3" w:tentative="1">
+      <w:start w:val="1"/>
+      <w:numFmt w:val="bullet"/>
+      <w:lvlText w:val=""/>
+      <w:lvlJc w:val="left"/>
+      <w:pPr>
+        <w:tabs>
+          <w:tab w:val="num" w:pos="2880"/>
+        </w:tabs>
+        <w:ind w:left="2880" w:hanging="360"/>
+      </w:pPr>
+      <w:rPr>
+        <w:rFonts w:ascii="Wingdings" w:hAnsi="Wingdings" w:hint="default"/>
+        <w:sz w:val="20"/>
+      </w:rPr>
+    </w:lvl>
+    <w:lvl w:ilvl="4" w:tentative="1">
+      <w:start w:val="1"/>
+      <w:numFmt w:val="bullet"/>
+      <w:lvlText w:val=""/>
+      <w:lvlJc w:val="left"/>
+      <w:pPr>
+        <w:tabs>
+          <w:tab w:val="num" w:pos="3600"/>
+        </w:tabs>
+        <w:ind w:left="3600" w:hanging="360"/>
+      </w:pPr>
+      <w:rPr>
+        <w:rFonts w:ascii="Wingdings" w:hAnsi="Wingdings" w:hint="default"/>
+        <w:sz w:val="20"/>
+      </w:rPr>
+    </w:lvl>
+    <w:lvl w:ilvl="5" w:tentative="1">
+      <w:start w:val="1"/>
+      <w:numFmt w:val="bullet"/>
+      <w:lvlText w:val=""/>
+      <w:lvlJc w:val="left"/>
+      <w:pPr>
+        <w:tabs>
+          <w:tab w:val="num" w:pos="4320"/>
+        </w:tabs>
+        <w:ind w:left="4320" w:hanging="360"/>
+      </w:pPr>
+      <w:rPr>
+        <w:rFonts w:ascii="Wingdings" w:hAnsi="Wingdings" w:hint="default"/>
+        <w:sz w:val="20"/>
+      </w:rPr>
+    </w:lvl>
+    <w:lvl w:ilvl="6" w:tentative="1">
+      <w:start w:val="1"/>
+      <w:numFmt w:val="bullet"/>
+      <w:lvlText w:val=""/>
+      <w:lvlJc w:val="left"/>
+      <w:pPr>
+        <w:tabs>
+          <w:tab w:val="num" w:pos="5040"/>
+        </w:tabs>
+        <w:ind w:left="5040" w:hanging="360"/>
+      </w:pPr>
+      <w:rPr>
+        <w:rFonts w:ascii="Wingdings" w:hAnsi="Wingdings" w:hint="default"/>
+        <w:sz w:val="20"/>
+      </w:rPr>
+    </w:lvl>
+    <w:lvl w:ilvl="7" w:tentative="1">
+      <w:start w:val="1"/>
+      <w:numFmt w:val="bullet"/>
+      <w:lvlText w:val=""/>
+      <w:lvlJc w:val="left"/>
+      <w:pPr>
+        <w:tabs>
+          <w:tab w:val="num" w:pos="5760"/>
+        </w:tabs>
+        <w:ind w:left="5760" w:hanging="360"/>
+      </w:pPr>
+      <w:rPr>
+        <w:rFonts w:ascii="Wingdings" w:hAnsi="Wingdings" w:hint="default"/>
+        <w:sz w:val="20"/>
+      </w:rPr>
+    </w:lvl>
+    <w:lvl w:ilvl="8" w:tentative="1">
+      <w:start w:val="1"/>
+      <w:numFmt w:val="bullet"/>
+      <w:lvlText w:val=""/>
+      <w:lvlJc w:val="left"/>
+      <w:pPr>
+        <w:tabs>
+          <w:tab w:val="num" w:pos="6480"/>
+        </w:tabs>
+        <w:ind w:left="6480" w:hanging="360"/>
+      </w:pPr>
+      <w:rPr>
+        <w:rFonts w:ascii="Wingdings" w:hAnsi="Wingdings" w:hint="default"/>
+        <w:sz w:val="20"/>
+      </w:rPr>
+    </w:lvl>
+  </w:abstractNum>
+  <w:abstractNum w:abstractNumId="17" w15:restartNumberingAfterBreak="0">
     <w:nsid w:val="7DF0317A"/>
     <w:multiLevelType w:val="multilevel"/>
     <w:tmpl w:val="C56E7EBC"/>
@@ -3812,16 +4871,16 @@
     </w:lvl>
   </w:abstractNum>
   <w:num w:numId="1" w16cid:durableId="752553487">
-    <w:abstractNumId w:val="13"/>
+    <w:abstractNumId w:val="17"/>
   </w:num>
   <w:num w:numId="2" w16cid:durableId="2062746888">
-    <w:abstractNumId w:val="11"/>
+    <w:abstractNumId w:val="14"/>
   </w:num>
   <w:num w:numId="3" w16cid:durableId="1611086877">
     <w:abstractNumId w:val="4"/>
   </w:num>
   <w:num w:numId="4" w16cid:durableId="1280063425">
-    <w:abstractNumId w:val="10"/>
+    <w:abstractNumId w:val="13"/>
   </w:num>
   <w:num w:numId="5" w16cid:durableId="1847399479">
     <w:abstractNumId w:val="1"/>
@@ -3830,28 +4889,40 @@
     <w:abstractNumId w:val="3"/>
   </w:num>
   <w:num w:numId="7" w16cid:durableId="673654944">
-    <w:abstractNumId w:val="6"/>
+    <w:abstractNumId w:val="7"/>
   </w:num>
   <w:num w:numId="8" w16cid:durableId="1038434293">
     <w:abstractNumId w:val="2"/>
   </w:num>
   <w:num w:numId="9" w16cid:durableId="658079015">
-    <w:abstractNumId w:val="9"/>
+    <w:abstractNumId w:val="12"/>
   </w:num>
   <w:num w:numId="10" w16cid:durableId="1456145143">
-    <w:abstractNumId w:val="8"/>
+    <w:abstractNumId w:val="11"/>
   </w:num>
   <w:num w:numId="11" w16cid:durableId="1585383556">
-    <w:abstractNumId w:val="7"/>
+    <w:abstractNumId w:val="10"/>
   </w:num>
   <w:num w:numId="12" w16cid:durableId="996494417">
     <w:abstractNumId w:val="0"/>
   </w:num>
   <w:num w:numId="13" w16cid:durableId="2078016623">
-    <w:abstractNumId w:val="12"/>
+    <w:abstractNumId w:val="15"/>
   </w:num>
   <w:num w:numId="14" w16cid:durableId="572161346">
+    <w:abstractNumId w:val="6"/>
+  </w:num>
+  <w:num w:numId="15" w16cid:durableId="1514759240">
+    <w:abstractNumId w:val="8"/>
+  </w:num>
+  <w:num w:numId="16" w16cid:durableId="1134980404">
+    <w:abstractNumId w:val="9"/>
+  </w:num>
+  <w:num w:numId="17" w16cid:durableId="1454981836">
     <w:abstractNumId w:val="5"/>
+  </w:num>
+  <w:num w:numId="18" w16cid:durableId="1905950601">
+    <w:abstractNumId w:val="16"/>
   </w:num>
 </w:numbering>
 </file>

--- a/Lista funkcjonalności.docx
+++ b/Lista funkcjonalności.docx
@@ -14,7 +14,23 @@
           <w:b/>
           <w:bCs/>
         </w:rPr>
-        <w:t>Lista funkcjonalności (checkboxy)</w:t>
+        <w:t>Lista funkcjonalności (</w:t>
+      </w:r>
+      <w:proofErr w:type="spellStart"/>
+      <w:r>
+        <w:rPr>
+          <w:b/>
+          <w:bCs/>
+        </w:rPr>
+        <w:t>checkboxy</w:t>
+      </w:r>
+      <w:proofErr w:type="spellEnd"/>
+      <w:r>
+        <w:rPr>
+          <w:b/>
+          <w:bCs/>
+        </w:rPr>
+        <w:t>)</w:t>
       </w:r>
     </w:p>
     <w:p>
@@ -117,7 +133,15 @@
         </w:numPr>
       </w:pPr>
       <w:r>
-        <w:t>Uwierzytelnianie i autoryzacja z tokenami JWT</w:t>
+        <w:t xml:space="preserve">Uwierzytelnianie i autoryzacja z </w:t>
+      </w:r>
+      <w:proofErr w:type="spellStart"/>
+      <w:r>
+        <w:t>tokenami</w:t>
+      </w:r>
+      <w:proofErr w:type="spellEnd"/>
+      <w:r>
+        <w:t xml:space="preserve"> JWT</w:t>
       </w:r>
     </w:p>
     <w:p>
@@ -154,7 +178,15 @@
         </w:numPr>
       </w:pPr>
       <w:r>
-        <w:t>Implementacja aplikacji z użyciem szkieletów po stronie serwera (Express.js) i klienta (React)</w:t>
+        <w:t>Implementacja aplikacji z użyciem szkieletów po stronie serwera (Express.js) i klienta (</w:t>
+      </w:r>
+      <w:proofErr w:type="spellStart"/>
+      <w:r>
+        <w:t>React</w:t>
+      </w:r>
+      <w:proofErr w:type="spellEnd"/>
+      <w:r>
+        <w:t>)</w:t>
       </w:r>
     </w:p>
     <w:p>
@@ -165,7 +197,15 @@
         </w:numPr>
       </w:pPr>
       <w:r>
-        <w:t>Integracja z nierelacyjną bazą danych (MongoDB)</w:t>
+        <w:t>Integracja z nierelacyjną bazą danych (</w:t>
+      </w:r>
+      <w:proofErr w:type="spellStart"/>
+      <w:r>
+        <w:t>MongoDB</w:t>
+      </w:r>
+      <w:proofErr w:type="spellEnd"/>
+      <w:r>
+        <w:t>)</w:t>
       </w:r>
     </w:p>
     <w:p>
@@ -197,8 +237,13 @@
           <w:numId w:val="2"/>
         </w:numPr>
       </w:pPr>
-      <w:r>
-        <w:t>Haszowanie haseł</w:t>
+      <w:proofErr w:type="spellStart"/>
+      <w:r>
+        <w:t>Haszowanie</w:t>
+      </w:r>
+      <w:proofErr w:type="spellEnd"/>
+      <w:r>
+        <w:t xml:space="preserve"> haseł</w:t>
       </w:r>
     </w:p>
     <w:p>
@@ -320,1182 +365,1218 @@
           <w:bCs/>
         </w:rPr>
         <w:lastRenderedPageBreak/>
-        <w:t>Plan implementacji projektu krok po kroku:</w:t>
-      </w:r>
-    </w:p>
-    <w:p>
-      <w:pPr>
-        <w:rPr>
-          <w:b/>
-          <w:bCs/>
-        </w:rPr>
-      </w:pPr>
-      <w:r>
-        <w:rPr>
-          <w:b/>
-          <w:bCs/>
-        </w:rPr>
-        <w:t>Etap 1: Konfiguracja projektu i środowiska</w:t>
+        <w:t>Pełny Plan Implementacji:</w:t>
+      </w:r>
+    </w:p>
+    <w:p>
+      <w:pPr>
+        <w:rPr>
+          <w:b/>
+          <w:bCs/>
+        </w:rPr>
+      </w:pPr>
+      <w:r>
+        <w:rPr>
+          <w:b/>
+          <w:bCs/>
+        </w:rPr>
+        <w:t>I. Podstawowe Moduły i Funkcjonalności</w:t>
       </w:r>
     </w:p>
     <w:p>
       <w:pPr>
         <w:numPr>
           <w:ilvl w:val="0"/>
-          <w:numId w:val="4"/>
-        </w:numPr>
-      </w:pPr>
-      <w:r>
-        <w:t>Skonfiguruj repozytoria Git dla frontendu i backendu</w:t>
+          <w:numId w:val="19"/>
+        </w:numPr>
+      </w:pPr>
+      <w:r>
+        <w:rPr>
+          <w:b/>
+          <w:bCs/>
+        </w:rPr>
+        <w:t>Dashboard (Strona główna):</w:t>
+      </w:r>
+    </w:p>
+    <w:p>
+      <w:pPr>
+        <w:numPr>
+          <w:ilvl w:val="1"/>
+          <w:numId w:val="19"/>
+        </w:numPr>
+      </w:pPr>
+      <w:r>
+        <w:t>Centralny punkt nawigacji dla użytkowników.</w:t>
+      </w:r>
+    </w:p>
+    <w:p>
+      <w:pPr>
+        <w:numPr>
+          <w:ilvl w:val="1"/>
+          <w:numId w:val="19"/>
+        </w:numPr>
+      </w:pPr>
+      <w:r>
+        <w:t>Widok dostosowany w zależności od roli użytkownika:</w:t>
+      </w:r>
+    </w:p>
+    <w:p>
+      <w:pPr>
+        <w:numPr>
+          <w:ilvl w:val="2"/>
+          <w:numId w:val="19"/>
+        </w:numPr>
+      </w:pPr>
+      <w:r>
+        <w:rPr>
+          <w:b/>
+          <w:bCs/>
+        </w:rPr>
+        <w:t>Klient:</w:t>
+      </w:r>
+      <w:r>
+        <w:t> Linki do wyszukiwania ćwiczeń, tworzenia planów treningowych i dietetycznych, zapisywania się na zajęcia.</w:t>
+      </w:r>
+    </w:p>
+    <w:p>
+      <w:pPr>
+        <w:numPr>
+          <w:ilvl w:val="2"/>
+          <w:numId w:val="19"/>
+        </w:numPr>
+      </w:pPr>
+      <w:r>
+        <w:rPr>
+          <w:b/>
+          <w:bCs/>
+        </w:rPr>
+        <w:t>Trener:</w:t>
+      </w:r>
+      <w:r>
+        <w:t> Linki do tworzenia zajęć grupowych i sesji prywatnych.</w:t>
+      </w:r>
+    </w:p>
+    <w:p>
+      <w:pPr>
+        <w:numPr>
+          <w:ilvl w:val="2"/>
+          <w:numId w:val="19"/>
+        </w:numPr>
+      </w:pPr>
+      <w:r>
+        <w:rPr>
+          <w:b/>
+          <w:bCs/>
+        </w:rPr>
+        <w:t>Admin:</w:t>
+      </w:r>
+      <w:r>
+        <w:t> Link do zarządzania użytkownikami.</w:t>
       </w:r>
     </w:p>
     <w:p>
       <w:pPr>
         <w:numPr>
           <w:ilvl w:val="0"/>
-          <w:numId w:val="4"/>
-        </w:numPr>
-      </w:pPr>
-      <w:r>
-        <w:t>Skonfiguruj strukturę projektu dla Express.js (backend)</w:t>
+          <w:numId w:val="19"/>
+        </w:numPr>
+      </w:pPr>
+      <w:r>
+        <w:rPr>
+          <w:b/>
+          <w:bCs/>
+        </w:rPr>
+        <w:t>Moduł Profilu Użytkownika:</w:t>
+      </w:r>
+    </w:p>
+    <w:p>
+      <w:pPr>
+        <w:numPr>
+          <w:ilvl w:val="1"/>
+          <w:numId w:val="19"/>
+        </w:numPr>
+      </w:pPr>
+      <w:r>
+        <w:t>Edycja danych osobowych użytkownika:</w:t>
+      </w:r>
+    </w:p>
+    <w:p>
+      <w:pPr>
+        <w:numPr>
+          <w:ilvl w:val="2"/>
+          <w:numId w:val="19"/>
+        </w:numPr>
+      </w:pPr>
+      <w:r>
+        <w:t>Imię, nazwisko, data urodzenia, płeć, waga, wzrost.</w:t>
+      </w:r>
+    </w:p>
+    <w:p>
+      <w:pPr>
+        <w:numPr>
+          <w:ilvl w:val="1"/>
+          <w:numId w:val="19"/>
+        </w:numPr>
+      </w:pPr>
+      <w:r>
+        <w:t>Możliwość eksportu danych profilu w formatach JSON/XML.</w:t>
+      </w:r>
+    </w:p>
+    <w:p>
+      <w:pPr>
+        <w:numPr>
+          <w:ilvl w:val="1"/>
+          <w:numId w:val="19"/>
+        </w:numPr>
+      </w:pPr>
+      <w:r>
+        <w:rPr>
+          <w:b/>
+          <w:bCs/>
+        </w:rPr>
+        <w:t>Śledzenie postępów:</w:t>
+      </w:r>
+    </w:p>
+    <w:p>
+      <w:pPr>
+        <w:numPr>
+          <w:ilvl w:val="2"/>
+          <w:numId w:val="19"/>
+        </w:numPr>
+      </w:pPr>
+      <w:r>
+        <w:t>Dodawanie parametrów (waga, wzrost) z datą.</w:t>
+      </w:r>
+    </w:p>
+    <w:p>
+      <w:pPr>
+        <w:numPr>
+          <w:ilvl w:val="2"/>
+          <w:numId w:val="19"/>
+        </w:numPr>
+      </w:pPr>
+      <w:r>
+        <w:t>Wizualizacja postępów na wykresach (np. zmiana wagi w czasie).</w:t>
+      </w:r>
+    </w:p>
+    <w:p>
+      <w:pPr>
+        <w:numPr>
+          <w:ilvl w:val="2"/>
+          <w:numId w:val="19"/>
+        </w:numPr>
+      </w:pPr>
+      <w:r>
+        <w:t>Eksport/import danych o postępach.</w:t>
       </w:r>
     </w:p>
     <w:p>
       <w:pPr>
         <w:numPr>
           <w:ilvl w:val="0"/>
-          <w:numId w:val="4"/>
-        </w:numPr>
-      </w:pPr>
-      <w:r>
-        <w:t>Skonfiguruj strukturę projektu dla React (frontend)</w:t>
+          <w:numId w:val="19"/>
+        </w:numPr>
+      </w:pPr>
+      <w:r>
+        <w:rPr>
+          <w:b/>
+          <w:bCs/>
+        </w:rPr>
+        <w:t>Moduł Treningowy:</w:t>
+      </w:r>
+    </w:p>
+    <w:p>
+      <w:pPr>
+        <w:numPr>
+          <w:ilvl w:val="1"/>
+          <w:numId w:val="19"/>
+        </w:numPr>
+      </w:pPr>
+      <w:r>
+        <w:rPr>
+          <w:b/>
+          <w:bCs/>
+        </w:rPr>
+        <w:t>Dla klientów:</w:t>
+      </w:r>
+    </w:p>
+    <w:p>
+      <w:pPr>
+        <w:numPr>
+          <w:ilvl w:val="2"/>
+          <w:numId w:val="19"/>
+        </w:numPr>
+      </w:pPr>
+      <w:r>
+        <w:t>Wyszukiwanie ćwiczeń z zewnętrznego API (REST/SOAP).</w:t>
+      </w:r>
+    </w:p>
+    <w:p>
+      <w:pPr>
+        <w:numPr>
+          <w:ilvl w:val="2"/>
+          <w:numId w:val="19"/>
+        </w:numPr>
+      </w:pPr>
+      <w:r>
+        <w:t>Ręczne dodawanie ćwiczeń.</w:t>
+      </w:r>
+    </w:p>
+    <w:p>
+      <w:pPr>
+        <w:numPr>
+          <w:ilvl w:val="2"/>
+          <w:numId w:val="19"/>
+        </w:numPr>
+      </w:pPr>
+      <w:r>
+        <w:t>Tworzenie planów treningowych (dodawanie ćwiczeń).</w:t>
+      </w:r>
+    </w:p>
+    <w:p>
+      <w:pPr>
+        <w:numPr>
+          <w:ilvl w:val="2"/>
+          <w:numId w:val="19"/>
+        </w:numPr>
+      </w:pPr>
+      <w:r>
+        <w:t>Eksport/import planów treningowych.</w:t>
+      </w:r>
+    </w:p>
+    <w:p>
+      <w:pPr>
+        <w:numPr>
+          <w:ilvl w:val="1"/>
+          <w:numId w:val="19"/>
+        </w:numPr>
+      </w:pPr>
+      <w:r>
+        <w:rPr>
+          <w:b/>
+          <w:bCs/>
+        </w:rPr>
+        <w:t>Dla trenerów:</w:t>
+      </w:r>
+    </w:p>
+    <w:p>
+      <w:pPr>
+        <w:numPr>
+          <w:ilvl w:val="2"/>
+          <w:numId w:val="19"/>
+        </w:numPr>
+      </w:pPr>
+      <w:r>
+        <w:t>Tworzenie zajęć grupowych (publicznych).</w:t>
+      </w:r>
+    </w:p>
+    <w:p>
+      <w:pPr>
+        <w:numPr>
+          <w:ilvl w:val="2"/>
+          <w:numId w:val="19"/>
+        </w:numPr>
+      </w:pPr>
+      <w:r>
+        <w:t>Tworzenie sesji prywatnych (dla klientów).</w:t>
       </w:r>
     </w:p>
     <w:p>
       <w:pPr>
         <w:numPr>
           <w:ilvl w:val="0"/>
-          <w:numId w:val="4"/>
-        </w:numPr>
-      </w:pPr>
-      <w:r>
-        <w:t>Skonfiguruj Docker i Docker Compose dla wszystkich komponentów</w:t>
+          <w:numId w:val="19"/>
+        </w:numPr>
+      </w:pPr>
+      <w:r>
+        <w:rPr>
+          <w:b/>
+          <w:bCs/>
+        </w:rPr>
+        <w:t>Moduł Dietetyczny:</w:t>
+      </w:r>
+    </w:p>
+    <w:p>
+      <w:pPr>
+        <w:numPr>
+          <w:ilvl w:val="1"/>
+          <w:numId w:val="19"/>
+        </w:numPr>
+      </w:pPr>
+      <w:r>
+        <w:rPr>
+          <w:b/>
+          <w:bCs/>
+        </w:rPr>
+        <w:t>Dla klientów:</w:t>
+      </w:r>
+    </w:p>
+    <w:p>
+      <w:pPr>
+        <w:numPr>
+          <w:ilvl w:val="2"/>
+          <w:numId w:val="19"/>
+        </w:numPr>
+      </w:pPr>
+      <w:r>
+        <w:t xml:space="preserve">Wyszukiwanie potraw z zewnętrznego API (np. </w:t>
+      </w:r>
+      <w:proofErr w:type="spellStart"/>
+      <w:r>
+        <w:t>Spoonacular</w:t>
+      </w:r>
+      <w:proofErr w:type="spellEnd"/>
+      <w:r>
+        <w:t xml:space="preserve">, </w:t>
+      </w:r>
+      <w:proofErr w:type="spellStart"/>
+      <w:r>
+        <w:t>Edamam</w:t>
+      </w:r>
+      <w:proofErr w:type="spellEnd"/>
+      <w:r>
+        <w:t>).</w:t>
+      </w:r>
+    </w:p>
+    <w:p>
+      <w:pPr>
+        <w:numPr>
+          <w:ilvl w:val="2"/>
+          <w:numId w:val="19"/>
+        </w:numPr>
+      </w:pPr>
+      <w:r>
+        <w:t>Tworzenie planów dietetycznych (dodawanie potraw).</w:t>
+      </w:r>
+    </w:p>
+    <w:p>
+      <w:pPr>
+        <w:numPr>
+          <w:ilvl w:val="2"/>
+          <w:numId w:val="19"/>
+        </w:numPr>
+      </w:pPr>
+      <w:r>
+        <w:t>Eksport/import planów dietetycznych.</w:t>
       </w:r>
     </w:p>
     <w:p>
       <w:pPr>
         <w:numPr>
           <w:ilvl w:val="0"/>
-          <w:numId w:val="4"/>
-        </w:numPr>
-      </w:pPr>
-      <w:r>
-        <w:t>Skonfiguruj połączenie z bazami danych (MongoDB i PostgreSQL)</w:t>
-      </w:r>
-    </w:p>
-    <w:p>
-      <w:pPr>
-        <w:rPr>
-          <w:b/>
-          <w:bCs/>
-        </w:rPr>
-      </w:pPr>
-      <w:r>
-        <w:rPr>
-          <w:b/>
-          <w:bCs/>
-        </w:rPr>
-        <w:t>Etap 2: Implementacja podstaw backendu</w:t>
+          <w:numId w:val="19"/>
+        </w:numPr>
+      </w:pPr>
+      <w:r>
+        <w:rPr>
+          <w:b/>
+          <w:bCs/>
+        </w:rPr>
+        <w:lastRenderedPageBreak/>
+        <w:t>Moduł Rezerwacji:</w:t>
+      </w:r>
+    </w:p>
+    <w:p>
+      <w:pPr>
+        <w:numPr>
+          <w:ilvl w:val="1"/>
+          <w:numId w:val="19"/>
+        </w:numPr>
+      </w:pPr>
+      <w:r>
+        <w:rPr>
+          <w:b/>
+          <w:bCs/>
+        </w:rPr>
+        <w:t>Dla klientów:</w:t>
+      </w:r>
+    </w:p>
+    <w:p>
+      <w:pPr>
+        <w:numPr>
+          <w:ilvl w:val="2"/>
+          <w:numId w:val="19"/>
+        </w:numPr>
+      </w:pPr>
+      <w:r>
+        <w:t>Zapisywanie się na zajęcia grupowe.</w:t>
+      </w:r>
+    </w:p>
+    <w:p>
+      <w:pPr>
+        <w:numPr>
+          <w:ilvl w:val="2"/>
+          <w:numId w:val="19"/>
+        </w:numPr>
+      </w:pPr>
+      <w:r>
+        <w:t>Zapisywanie się na sesje prywatne z trenerem.</w:t>
+      </w:r>
+    </w:p>
+    <w:p>
+      <w:pPr>
+        <w:numPr>
+          <w:ilvl w:val="1"/>
+          <w:numId w:val="19"/>
+        </w:numPr>
+      </w:pPr>
+      <w:r>
+        <w:rPr>
+          <w:b/>
+          <w:bCs/>
+        </w:rPr>
+        <w:t>Dla trenerów:</w:t>
+      </w:r>
+    </w:p>
+    <w:p>
+      <w:pPr>
+        <w:numPr>
+          <w:ilvl w:val="2"/>
+          <w:numId w:val="19"/>
+        </w:numPr>
+      </w:pPr>
+      <w:r>
+        <w:t>Zarządzanie zajęciami grupowymi i sesjami prywatnymi.</w:t>
       </w:r>
     </w:p>
     <w:p>
       <w:pPr>
         <w:numPr>
           <w:ilvl w:val="0"/>
-          <w:numId w:val="5"/>
-        </w:numPr>
-      </w:pPr>
-      <w:r>
-        <w:t>Zdefiniuj modele danych dla MongoDB i PostgreSQL</w:t>
+          <w:numId w:val="19"/>
+        </w:numPr>
+      </w:pPr>
+      <w:r>
+        <w:rPr>
+          <w:b/>
+          <w:bCs/>
+        </w:rPr>
+        <w:t>Moduł Administracyjny:</w:t>
+      </w:r>
+    </w:p>
+    <w:p>
+      <w:pPr>
+        <w:numPr>
+          <w:ilvl w:val="1"/>
+          <w:numId w:val="19"/>
+        </w:numPr>
+      </w:pPr>
+      <w:r>
+        <w:rPr>
+          <w:b/>
+          <w:bCs/>
+        </w:rPr>
+        <w:t>Dla adminów:</w:t>
+      </w:r>
+    </w:p>
+    <w:p>
+      <w:pPr>
+        <w:numPr>
+          <w:ilvl w:val="2"/>
+          <w:numId w:val="19"/>
+        </w:numPr>
+      </w:pPr>
+      <w:r>
+        <w:t>Zarządzanie użytkownikami (klienci, trenerzy).</w:t>
+      </w:r>
+    </w:p>
+    <w:p>
+      <w:pPr>
+        <w:numPr>
+          <w:ilvl w:val="2"/>
+          <w:numId w:val="19"/>
+        </w:numPr>
+      </w:pPr>
+      <w:r>
+        <w:t>Usuwanie użytkowników.</w:t>
+      </w:r>
+    </w:p>
+    <w:p>
+      <w:pPr>
+        <w:numPr>
+          <w:ilvl w:val="2"/>
+          <w:numId w:val="19"/>
+        </w:numPr>
+      </w:pPr>
+      <w:r>
+        <w:t>Eksport/import danych użytkowników.</w:t>
+      </w:r>
+    </w:p>
+    <w:p>
+      <w:r>
+        <w:pict w14:anchorId="51F4219D">
+          <v:rect id="_x0000_i1061" style="width:0;height:3pt" o:hralign="center" o:hrstd="t" o:hrnoshade="t" o:hr="t" stroked="f"/>
+        </w:pict>
+      </w:r>
+    </w:p>
+    <w:p>
+      <w:pPr>
+        <w:rPr>
+          <w:b/>
+          <w:bCs/>
+        </w:rPr>
+      </w:pPr>
+      <w:r>
+        <w:rPr>
+          <w:b/>
+          <w:bCs/>
+        </w:rPr>
+        <w:t>II. Wymagania Techniczne:</w:t>
       </w:r>
     </w:p>
     <w:p>
       <w:pPr>
         <w:numPr>
           <w:ilvl w:val="0"/>
-          <w:numId w:val="5"/>
-        </w:numPr>
-      </w:pPr>
-      <w:r>
-        <w:t>Zaimplementuj podstawowe endpointy REST API</w:t>
+          <w:numId w:val="20"/>
+        </w:numPr>
+      </w:pPr>
+      <w:r>
+        <w:rPr>
+          <w:b/>
+          <w:bCs/>
+        </w:rPr>
+        <w:t>Integracja z API:</w:t>
+      </w:r>
+    </w:p>
+    <w:p>
+      <w:pPr>
+        <w:numPr>
+          <w:ilvl w:val="1"/>
+          <w:numId w:val="20"/>
+        </w:numPr>
+      </w:pPr>
+      <w:r>
+        <w:t>REST lub SOAP dla ćwiczeń i potraw.</w:t>
+      </w:r>
+    </w:p>
+    <w:p>
+      <w:pPr>
+        <w:numPr>
+          <w:ilvl w:val="1"/>
+          <w:numId w:val="20"/>
+        </w:numPr>
+      </w:pPr>
+      <w:r>
+        <w:t xml:space="preserve">Proxy na </w:t>
+      </w:r>
+      <w:proofErr w:type="spellStart"/>
+      <w:r>
+        <w:t>backendzie</w:t>
+      </w:r>
+      <w:proofErr w:type="spellEnd"/>
+      <w:r>
+        <w:t xml:space="preserve"> do obsługi zapytań do zewnętrznych usług.</w:t>
       </w:r>
     </w:p>
     <w:p>
       <w:pPr>
         <w:numPr>
           <w:ilvl w:val="0"/>
-          <w:numId w:val="5"/>
-        </w:numPr>
-      </w:pPr>
-      <w:r>
-        <w:t>Skonfiguruj ORM (np. Mongoose dla MongoDB, Sequelize dla PostgreSQL)</w:t>
+          <w:numId w:val="20"/>
+        </w:numPr>
+      </w:pPr>
+      <w:r>
+        <w:rPr>
+          <w:b/>
+          <w:bCs/>
+        </w:rPr>
+        <w:t>Eksport i Import Danych:</w:t>
+      </w:r>
+    </w:p>
+    <w:p>
+      <w:pPr>
+        <w:numPr>
+          <w:ilvl w:val="1"/>
+          <w:numId w:val="20"/>
+        </w:numPr>
+      </w:pPr>
+      <w:r>
+        <w:t>Obsługa formatów: JSON, XML, YAML.</w:t>
+      </w:r>
+    </w:p>
+    <w:p>
+      <w:pPr>
+        <w:numPr>
+          <w:ilvl w:val="1"/>
+          <w:numId w:val="20"/>
+        </w:numPr>
+      </w:pPr>
+      <w:r>
+        <w:t>Eksport/import:</w:t>
+      </w:r>
+    </w:p>
+    <w:p>
+      <w:pPr>
+        <w:numPr>
+          <w:ilvl w:val="2"/>
+          <w:numId w:val="20"/>
+        </w:numPr>
+      </w:pPr>
+      <w:r>
+        <w:t>Profil użytkownika.</w:t>
+      </w:r>
+    </w:p>
+    <w:p>
+      <w:pPr>
+        <w:numPr>
+          <w:ilvl w:val="2"/>
+          <w:numId w:val="20"/>
+        </w:numPr>
+      </w:pPr>
+      <w:r>
+        <w:t>Plany treningowe.</w:t>
+      </w:r>
+    </w:p>
+    <w:p>
+      <w:pPr>
+        <w:numPr>
+          <w:ilvl w:val="2"/>
+          <w:numId w:val="20"/>
+        </w:numPr>
+      </w:pPr>
+      <w:r>
+        <w:t>Plany dietetyczne.</w:t>
+      </w:r>
+    </w:p>
+    <w:p>
+      <w:pPr>
+        <w:numPr>
+          <w:ilvl w:val="2"/>
+          <w:numId w:val="20"/>
+        </w:numPr>
+      </w:pPr>
+      <w:r>
+        <w:t>Postępy.</w:t>
+      </w:r>
+    </w:p>
+    <w:p>
+      <w:pPr>
+        <w:numPr>
+          <w:ilvl w:val="2"/>
+          <w:numId w:val="20"/>
+        </w:numPr>
+      </w:pPr>
+      <w:r>
+        <w:t>Wszystkie dane użytkownika (kompletny eksport).</w:t>
       </w:r>
     </w:p>
     <w:p>
       <w:pPr>
         <w:numPr>
           <w:ilvl w:val="0"/>
-          <w:numId w:val="5"/>
-        </w:numPr>
-      </w:pPr>
-      <w:r>
-        <w:t>Zaimplementuj system uwierzytelniania i autoryzacji z JWT</w:t>
-      </w:r>
-    </w:p>
-    <w:p>
-      <w:pPr>
-        <w:rPr>
-          <w:b/>
-          <w:bCs/>
-        </w:rPr>
-      </w:pPr>
-      <w:r>
-        <w:rPr>
-          <w:b/>
-          <w:bCs/>
-        </w:rPr>
-        <w:t>Etap 3: Implementacja podstaw frontendu</w:t>
+          <w:numId w:val="20"/>
+        </w:numPr>
+      </w:pPr>
+      <w:r>
+        <w:rPr>
+          <w:b/>
+          <w:bCs/>
+        </w:rPr>
+        <w:t>Uwierzytelnianie i Autoryzacja:</w:t>
+      </w:r>
+    </w:p>
+    <w:p>
+      <w:pPr>
+        <w:numPr>
+          <w:ilvl w:val="1"/>
+          <w:numId w:val="20"/>
+        </w:numPr>
+      </w:pPr>
+      <w:r>
+        <w:t>JWT do zarządzania sesjami użytkowników.</w:t>
+      </w:r>
+    </w:p>
+    <w:p>
+      <w:pPr>
+        <w:numPr>
+          <w:ilvl w:val="1"/>
+          <w:numId w:val="20"/>
+        </w:numPr>
+      </w:pPr>
+      <w:r>
+        <w:t>Role użytkowników (klient, trener, admin).</w:t>
       </w:r>
     </w:p>
     <w:p>
       <w:pPr>
         <w:numPr>
           <w:ilvl w:val="0"/>
-          <w:numId w:val="6"/>
-        </w:numPr>
-      </w:pPr>
-      <w:r>
-        <w:t>Skonfiguruj komponenty UI (np. z Material UI)</w:t>
+          <w:numId w:val="20"/>
+        </w:numPr>
+      </w:pPr>
+      <w:r>
+        <w:rPr>
+          <w:b/>
+          <w:bCs/>
+        </w:rPr>
+        <w:t>Baza Danych i ORM:</w:t>
+      </w:r>
+    </w:p>
+    <w:p>
+      <w:pPr>
+        <w:numPr>
+          <w:ilvl w:val="1"/>
+          <w:numId w:val="20"/>
+        </w:numPr>
+      </w:pPr>
+      <w:proofErr w:type="spellStart"/>
+      <w:r>
+        <w:rPr>
+          <w:b/>
+          <w:bCs/>
+        </w:rPr>
+        <w:t>MongoDB</w:t>
+      </w:r>
+      <w:proofErr w:type="spellEnd"/>
+      <w:r>
+        <w:t> do przechowywania danych użytkowników, planów, postępów, rezerwacji.</w:t>
+      </w:r>
+    </w:p>
+    <w:p>
+      <w:pPr>
+        <w:numPr>
+          <w:ilvl w:val="1"/>
+          <w:numId w:val="20"/>
+        </w:numPr>
+      </w:pPr>
+      <w:r>
+        <w:t xml:space="preserve">ORM: </w:t>
+      </w:r>
+      <w:proofErr w:type="spellStart"/>
+      <w:r>
+        <w:t>Mongoose</w:t>
+      </w:r>
+      <w:proofErr w:type="spellEnd"/>
+      <w:r>
+        <w:t>.</w:t>
       </w:r>
     </w:p>
     <w:p>
       <w:pPr>
         <w:numPr>
           <w:ilvl w:val="0"/>
-          <w:numId w:val="6"/>
-        </w:numPr>
-      </w:pPr>
-      <w:r>
-        <w:t>Zaimplementuj routing i podstawową nawigację</w:t>
+          <w:numId w:val="20"/>
+        </w:numPr>
+      </w:pPr>
+      <w:r>
+        <w:rPr>
+          <w:b/>
+          <w:bCs/>
+        </w:rPr>
+        <w:lastRenderedPageBreak/>
+        <w:t>Konteneryzacja:</w:t>
+      </w:r>
+    </w:p>
+    <w:p>
+      <w:pPr>
+        <w:numPr>
+          <w:ilvl w:val="1"/>
+          <w:numId w:val="20"/>
+        </w:numPr>
+      </w:pPr>
+      <w:r>
+        <w:t xml:space="preserve">Docker do uruchamiania </w:t>
+      </w:r>
+      <w:proofErr w:type="spellStart"/>
+      <w:r>
+        <w:t>frontend</w:t>
+      </w:r>
+      <w:proofErr w:type="spellEnd"/>
+      <w:r>
+        <w:t xml:space="preserve">, </w:t>
+      </w:r>
+      <w:proofErr w:type="spellStart"/>
+      <w:r>
+        <w:t>backend</w:t>
+      </w:r>
+      <w:proofErr w:type="spellEnd"/>
+      <w:r>
+        <w:t xml:space="preserve"> i bazy danych.</w:t>
       </w:r>
     </w:p>
     <w:p>
       <w:pPr>
         <w:numPr>
           <w:ilvl w:val="0"/>
-          <w:numId w:val="6"/>
-        </w:numPr>
-      </w:pPr>
-      <w:r>
-        <w:t>Zaimplementuj formularze logowania i rejestracji</w:t>
+          <w:numId w:val="20"/>
+        </w:numPr>
+      </w:pPr>
+      <w:r>
+        <w:rPr>
+          <w:b/>
+          <w:bCs/>
+        </w:rPr>
+        <w:t>Wzorzec MVC:</w:t>
+      </w:r>
+    </w:p>
+    <w:p>
+      <w:pPr>
+        <w:numPr>
+          <w:ilvl w:val="1"/>
+          <w:numId w:val="20"/>
+        </w:numPr>
+      </w:pPr>
+      <w:r>
+        <w:t>Organizacja kodu zgodnie z wzorcem Model-</w:t>
+      </w:r>
+      <w:proofErr w:type="spellStart"/>
+      <w:r>
+        <w:t>View</w:t>
+      </w:r>
+      <w:proofErr w:type="spellEnd"/>
+      <w:r>
+        <w:t>-Controller.</w:t>
+      </w:r>
+    </w:p>
+    <w:p>
+      <w:r>
+        <w:pict w14:anchorId="1DBA70C2">
+          <v:rect id="_x0000_i1062" style="width:0;height:3pt" o:hralign="center" o:hrstd="t" o:hrnoshade="t" o:hr="t" stroked="f"/>
+        </w:pict>
+      </w:r>
+    </w:p>
+    <w:p>
+      <w:pPr>
+        <w:rPr>
+          <w:b/>
+          <w:bCs/>
+        </w:rPr>
+      </w:pPr>
+      <w:r>
+        <w:rPr>
+          <w:b/>
+          <w:bCs/>
+        </w:rPr>
+        <w:t>III. Plan Działań:</w:t>
       </w:r>
     </w:p>
     <w:p>
       <w:pPr>
         <w:numPr>
           <w:ilvl w:val="0"/>
-          <w:numId w:val="6"/>
-        </w:numPr>
-      </w:pPr>
-      <w:r>
-        <w:t>Zaimplementuj walidację formularzy</w:t>
-      </w:r>
-    </w:p>
-    <w:p>
-      <w:pPr>
-        <w:rPr>
-          <w:b/>
-          <w:bCs/>
-        </w:rPr>
-      </w:pPr>
-      <w:r>
-        <w:rPr>
-          <w:b/>
-          <w:bCs/>
-        </w:rPr>
-        <w:t>Etap 4: Implementacja modułów</w:t>
+          <w:numId w:val="21"/>
+        </w:numPr>
+      </w:pPr>
+      <w:r>
+        <w:rPr>
+          <w:b/>
+          <w:bCs/>
+        </w:rPr>
+        <w:t>Dashboard (Podstawa aplikacji):</w:t>
+      </w:r>
+    </w:p>
+    <w:p>
+      <w:pPr>
+        <w:numPr>
+          <w:ilvl w:val="1"/>
+          <w:numId w:val="21"/>
+        </w:numPr>
+      </w:pPr>
+      <w:r>
+        <w:t xml:space="preserve">Stworzenie </w:t>
+      </w:r>
+      <w:proofErr w:type="spellStart"/>
+      <w:r>
+        <w:t>Dashboardu</w:t>
+      </w:r>
+      <w:proofErr w:type="spellEnd"/>
+      <w:r>
+        <w:t xml:space="preserve"> jako centralnego punktu dla wszystkich użytkowników.</w:t>
       </w:r>
     </w:p>
     <w:p>
       <w:pPr>
         <w:numPr>
           <w:ilvl w:val="0"/>
-          <w:numId w:val="7"/>
-        </w:numPr>
-      </w:pPr>
-      <w:r>
-        <w:t>Implementacja Modułu Użytkowników</w:t>
+          <w:numId w:val="21"/>
+        </w:numPr>
+      </w:pPr>
+      <w:r>
+        <w:rPr>
+          <w:b/>
+          <w:bCs/>
+        </w:rPr>
+        <w:t>Moduł Profilu:</w:t>
+      </w:r>
+    </w:p>
+    <w:p>
+      <w:pPr>
+        <w:numPr>
+          <w:ilvl w:val="1"/>
+          <w:numId w:val="21"/>
+        </w:numPr>
+      </w:pPr>
+      <w:r>
+        <w:t>Edycja danych użytkownika.</w:t>
+      </w:r>
+    </w:p>
+    <w:p>
+      <w:pPr>
+        <w:numPr>
+          <w:ilvl w:val="1"/>
+          <w:numId w:val="21"/>
+        </w:numPr>
+      </w:pPr>
+      <w:r>
+        <w:t>Śledzenie postępów (dodawanie parametrów, wykresy).</w:t>
+      </w:r>
+    </w:p>
+    <w:p>
+      <w:pPr>
+        <w:numPr>
+          <w:ilvl w:val="1"/>
+          <w:numId w:val="21"/>
+        </w:numPr>
+      </w:pPr>
+      <w:r>
+        <w:t>Eksport/import danych profilu i postępów.</w:t>
       </w:r>
     </w:p>
     <w:p>
       <w:pPr>
         <w:numPr>
           <w:ilvl w:val="0"/>
-          <w:numId w:val="7"/>
-        </w:numPr>
-      </w:pPr>
-      <w:r>
-        <w:t>Implementacja Modułu Treningowego</w:t>
+          <w:numId w:val="21"/>
+        </w:numPr>
+      </w:pPr>
+      <w:r>
+        <w:rPr>
+          <w:b/>
+          <w:bCs/>
+        </w:rPr>
+        <w:t>Moduł Treningowy:</w:t>
+      </w:r>
+    </w:p>
+    <w:p>
+      <w:pPr>
+        <w:numPr>
+          <w:ilvl w:val="1"/>
+          <w:numId w:val="21"/>
+        </w:numPr>
+      </w:pPr>
+      <w:r>
+        <w:t>Wyszukiwanie ćwiczeń (API).</w:t>
+      </w:r>
+    </w:p>
+    <w:p>
+      <w:pPr>
+        <w:numPr>
+          <w:ilvl w:val="1"/>
+          <w:numId w:val="21"/>
+        </w:numPr>
+      </w:pPr>
+      <w:r>
+        <w:t>Tworzenie planów treningowych.</w:t>
+      </w:r>
+    </w:p>
+    <w:p>
+      <w:pPr>
+        <w:numPr>
+          <w:ilvl w:val="1"/>
+          <w:numId w:val="21"/>
+        </w:numPr>
+      </w:pPr>
+      <w:r>
+        <w:t>Eksport/import planów.</w:t>
       </w:r>
     </w:p>
     <w:p>
       <w:pPr>
         <w:numPr>
           <w:ilvl w:val="0"/>
-          <w:numId w:val="7"/>
-        </w:numPr>
-      </w:pPr>
-      <w:r>
-        <w:t>Integracja z API ćwiczeń (REST)</w:t>
+          <w:numId w:val="21"/>
+        </w:numPr>
+      </w:pPr>
+      <w:r>
+        <w:rPr>
+          <w:b/>
+          <w:bCs/>
+        </w:rPr>
+        <w:t>Moduł Dietetyczny:</w:t>
+      </w:r>
+    </w:p>
+    <w:p>
+      <w:pPr>
+        <w:numPr>
+          <w:ilvl w:val="1"/>
+          <w:numId w:val="21"/>
+        </w:numPr>
+      </w:pPr>
+      <w:r>
+        <w:t>Wyszukiwanie potraw (API).</w:t>
+      </w:r>
+    </w:p>
+    <w:p>
+      <w:pPr>
+        <w:numPr>
+          <w:ilvl w:val="1"/>
+          <w:numId w:val="21"/>
+        </w:numPr>
+      </w:pPr>
+      <w:r>
+        <w:t>Tworzenie planów dietetycznych.</w:t>
+      </w:r>
+    </w:p>
+    <w:p>
+      <w:pPr>
+        <w:numPr>
+          <w:ilvl w:val="1"/>
+          <w:numId w:val="21"/>
+        </w:numPr>
+      </w:pPr>
+      <w:r>
+        <w:t>Eksport/import planów.</w:t>
       </w:r>
     </w:p>
     <w:p>
       <w:pPr>
         <w:numPr>
           <w:ilvl w:val="0"/>
-          <w:numId w:val="7"/>
-        </w:numPr>
-      </w:pPr>
-      <w:r>
-        <w:t>Implementacja Modułu Dietetycznego</w:t>
+          <w:numId w:val="21"/>
+        </w:numPr>
+      </w:pPr>
+      <w:r>
+        <w:rPr>
+          <w:b/>
+          <w:bCs/>
+        </w:rPr>
+        <w:t>Moduł Rezerwacji:</w:t>
+      </w:r>
+    </w:p>
+    <w:p>
+      <w:pPr>
+        <w:numPr>
+          <w:ilvl w:val="1"/>
+          <w:numId w:val="21"/>
+        </w:numPr>
+      </w:pPr>
+      <w:r>
+        <w:t>Zarządzanie zajęciami grupowymi i sesjami prywatnymi.</w:t>
+      </w:r>
+    </w:p>
+    <w:p>
+      <w:pPr>
+        <w:numPr>
+          <w:ilvl w:val="1"/>
+          <w:numId w:val="21"/>
+        </w:numPr>
+      </w:pPr>
+      <w:r>
+        <w:t>Zapisywanie się klientów na zajęcia.</w:t>
       </w:r>
     </w:p>
     <w:p>
       <w:pPr>
         <w:numPr>
           <w:ilvl w:val="0"/>
-          <w:numId w:val="7"/>
-        </w:numPr>
-      </w:pPr>
-      <w:r>
-        <w:t>Integracja z API dietetycznym (REST)</w:t>
+          <w:numId w:val="21"/>
+        </w:numPr>
+      </w:pPr>
+      <w:r>
+        <w:rPr>
+          <w:b/>
+          <w:bCs/>
+        </w:rPr>
+        <w:t>Moduł Administracyjny:</w:t>
+      </w:r>
+    </w:p>
+    <w:p>
+      <w:pPr>
+        <w:numPr>
+          <w:ilvl w:val="1"/>
+          <w:numId w:val="21"/>
+        </w:numPr>
+      </w:pPr>
+      <w:r>
+        <w:t>Zarządzanie użytkownikami.</w:t>
+      </w:r>
+    </w:p>
+    <w:p>
+      <w:pPr>
+        <w:numPr>
+          <w:ilvl w:val="1"/>
+          <w:numId w:val="21"/>
+        </w:numPr>
+      </w:pPr>
+      <w:r>
+        <w:t>Eksport/import danych użytkowników.</w:t>
       </w:r>
     </w:p>
     <w:p>
       <w:pPr>
         <w:numPr>
           <w:ilvl w:val="0"/>
-          <w:numId w:val="7"/>
-        </w:numPr>
-      </w:pPr>
-      <w:r>
-        <w:t>Implementacja Modułu Rezerwacji</w:t>
-      </w:r>
-    </w:p>
-    <w:p>
-      <w:pPr>
-        <w:rPr>
-          <w:b/>
-          <w:bCs/>
-        </w:rPr>
-      </w:pPr>
-      <w:r>
-        <w:rPr>
-          <w:b/>
-          <w:bCs/>
-        </w:rPr>
-        <w:t>Etap 5: Zaawansowane funkcje</w:t>
+          <w:numId w:val="21"/>
+        </w:numPr>
+      </w:pPr>
+      <w:r>
+        <w:rPr>
+          <w:b/>
+          <w:bCs/>
+        </w:rPr>
+        <w:t>Integracja API i Eksport/Import Danych:</w:t>
+      </w:r>
+    </w:p>
+    <w:p>
+      <w:pPr>
+        <w:numPr>
+          <w:ilvl w:val="1"/>
+          <w:numId w:val="21"/>
+        </w:numPr>
+      </w:pPr>
+      <w:r>
+        <w:t>Dodanie obsługi REST/SOAP dla ćwiczeń i potraw.</w:t>
+      </w:r>
+    </w:p>
+    <w:p>
+      <w:pPr>
+        <w:numPr>
+          <w:ilvl w:val="1"/>
+          <w:numId w:val="21"/>
+        </w:numPr>
+      </w:pPr>
+      <w:r>
+        <w:t>Umożliwienie eksportu/importu danych.</w:t>
       </w:r>
     </w:p>
     <w:p>
       <w:pPr>
         <w:numPr>
           <w:ilvl w:val="0"/>
-          <w:numId w:val="8"/>
-        </w:numPr>
-      </w:pPr>
-      <w:r>
-        <w:t>Implementacja eksportu/importu danych w formatach XML, JSON, YAML</w:t>
-      </w:r>
-    </w:p>
-    <w:p>
-      <w:pPr>
-        <w:numPr>
-          <w:ilvl w:val="0"/>
-          <w:numId w:val="8"/>
-        </w:numPr>
-      </w:pPr>
-      <w:r>
-        <w:t>Implementacja usługi SOAP</w:t>
-      </w:r>
-    </w:p>
-    <w:p>
-      <w:pPr>
-        <w:numPr>
-          <w:ilvl w:val="0"/>
-          <w:numId w:val="8"/>
-        </w:numPr>
-      </w:pPr>
-      <w:r>
-        <w:t>Konfiguracja poziomów izolacji w bazie danych</w:t>
-      </w:r>
-    </w:p>
-    <w:p>
-      <w:pPr>
-        <w:numPr>
-          <w:ilvl w:val="0"/>
-          <w:numId w:val="8"/>
-        </w:numPr>
-      </w:pPr>
-      <w:r>
-        <w:t>Implementacja Modułu Finansowego (opcjonalnie)</w:t>
-      </w:r>
-    </w:p>
-    <w:p>
-      <w:pPr>
-        <w:numPr>
-          <w:ilvl w:val="0"/>
-          <w:numId w:val="8"/>
-        </w:numPr>
-      </w:pPr>
-      <w:r>
-        <w:t>Implementacja Modułu Raportowania (opcjonalnie)</w:t>
-      </w:r>
-    </w:p>
-    <w:p>
-      <w:pPr>
-        <w:rPr>
-          <w:b/>
-          <w:bCs/>
-        </w:rPr>
-      </w:pPr>
-      <w:r>
-        <w:rPr>
-          <w:b/>
-          <w:bCs/>
-        </w:rPr>
+          <w:numId w:val="21"/>
+        </w:numPr>
+      </w:pPr>
+      <w:proofErr w:type="spellStart"/>
+      <w:r>
+        <w:rPr>
+          <w:b/>
+          <w:bCs/>
+        </w:rPr>
+        <w:t>Dockerizacja</w:t>
+      </w:r>
+      <w:proofErr w:type="spellEnd"/>
+      <w:r>
+        <w:rPr>
+          <w:b/>
+          <w:bCs/>
+        </w:rPr>
+        <w:t>:</w:t>
+      </w:r>
+    </w:p>
+    <w:p>
+      <w:pPr>
+        <w:numPr>
+          <w:ilvl w:val="1"/>
+          <w:numId w:val="21"/>
+        </w:numPr>
+      </w:pPr>
+      <w:r>
         <w:lastRenderedPageBreak/>
-        <w:t>Szczegółowa koncepcja systemu FitTrack</w:t>
-      </w:r>
-    </w:p>
-    <w:p>
-      <w:pPr>
-        <w:rPr>
-          <w:b/>
-          <w:bCs/>
-        </w:rPr>
-      </w:pPr>
-      <w:r>
-        <w:rPr>
-          <w:b/>
-          <w:bCs/>
-        </w:rPr>
-        <w:t>Struktura systemu:</w:t>
-      </w:r>
-    </w:p>
-    <w:p>
-      <w:pPr>
-        <w:numPr>
-          <w:ilvl w:val="0"/>
-          <w:numId w:val="12"/>
-        </w:numPr>
-      </w:pPr>
-      <w:r>
-        <w:rPr>
-          <w:b/>
-          <w:bCs/>
-        </w:rPr>
-        <w:t>Backend</w:t>
-      </w:r>
-      <w:r>
-        <w:t xml:space="preserve">: </w:t>
-      </w:r>
-    </w:p>
-    <w:p>
-      <w:pPr>
-        <w:numPr>
-          <w:ilvl w:val="1"/>
-          <w:numId w:val="12"/>
-        </w:numPr>
-        <w:rPr>
-          <w:lang w:val="en-US"/>
-        </w:rPr>
-      </w:pPr>
-      <w:r>
-        <w:rPr>
-          <w:lang w:val="en-US"/>
-        </w:rPr>
-        <w:t xml:space="preserve">REST API w Express </w:t>
-      </w:r>
-    </w:p>
-    <w:p>
-      <w:pPr>
-        <w:numPr>
-          <w:ilvl w:val="1"/>
-          <w:numId w:val="12"/>
-        </w:numPr>
-      </w:pPr>
-      <w:r>
-        <w:t xml:space="preserve">Nierelacyjna baza danych MongoDB dla: </w:t>
-      </w:r>
-    </w:p>
-    <w:p>
-      <w:pPr>
-        <w:numPr>
-          <w:ilvl w:val="2"/>
-          <w:numId w:val="12"/>
-        </w:numPr>
-      </w:pPr>
-      <w:r>
-        <w:t>Profili użytkowników</w:t>
-      </w:r>
-    </w:p>
-    <w:p>
-      <w:pPr>
-        <w:numPr>
-          <w:ilvl w:val="2"/>
-          <w:numId w:val="12"/>
-        </w:numPr>
-      </w:pPr>
-      <w:r>
-        <w:t>Danych treningowych</w:t>
-      </w:r>
-    </w:p>
-    <w:p>
-      <w:pPr>
-        <w:numPr>
-          <w:ilvl w:val="2"/>
-          <w:numId w:val="12"/>
-        </w:numPr>
-      </w:pPr>
-      <w:r>
-        <w:t>Planów dietetycznych</w:t>
-      </w:r>
-    </w:p>
-    <w:p>
-      <w:pPr>
-        <w:numPr>
-          <w:ilvl w:val="1"/>
-          <w:numId w:val="12"/>
-        </w:numPr>
-      </w:pPr>
-      <w:r>
-        <w:t xml:space="preserve">Relacyjna baza danych (np. PostgreSQL) z ORM dla: </w:t>
-      </w:r>
-    </w:p>
-    <w:p>
-      <w:pPr>
-        <w:numPr>
-          <w:ilvl w:val="2"/>
-          <w:numId w:val="12"/>
-        </w:numPr>
-      </w:pPr>
-      <w:r>
-        <w:t>Transakcji finansowych</w:t>
-      </w:r>
-    </w:p>
-    <w:p>
-      <w:pPr>
-        <w:numPr>
-          <w:ilvl w:val="2"/>
-          <w:numId w:val="12"/>
-        </w:numPr>
-      </w:pPr>
-      <w:r>
-        <w:t>Rezerwacji zajęć</w:t>
-      </w:r>
-    </w:p>
-    <w:p>
-      <w:pPr>
-        <w:numPr>
-          <w:ilvl w:val="2"/>
-          <w:numId w:val="12"/>
-        </w:numPr>
-      </w:pPr>
-      <w:r>
-        <w:t>Harmonogramów</w:t>
-      </w:r>
-    </w:p>
-    <w:p>
-      <w:pPr>
-        <w:numPr>
-          <w:ilvl w:val="0"/>
-          <w:numId w:val="12"/>
-        </w:numPr>
-      </w:pPr>
-      <w:r>
-        <w:rPr>
-          <w:b/>
-          <w:bCs/>
-        </w:rPr>
-        <w:t>Frontend</w:t>
-      </w:r>
-      <w:r>
-        <w:t xml:space="preserve">: </w:t>
-      </w:r>
-    </w:p>
-    <w:p>
-      <w:pPr>
-        <w:numPr>
-          <w:ilvl w:val="1"/>
-          <w:numId w:val="12"/>
-        </w:numPr>
-      </w:pPr>
-      <w:r>
-        <w:t xml:space="preserve">React </w:t>
-      </w:r>
-    </w:p>
-    <w:p>
-      <w:pPr>
-        <w:numPr>
-          <w:ilvl w:val="1"/>
-          <w:numId w:val="12"/>
-        </w:numPr>
-      </w:pPr>
-      <w:r>
-        <w:t>Responsywny interfejs</w:t>
-      </w:r>
-    </w:p>
-    <w:p>
-      <w:pPr>
-        <w:numPr>
-          <w:ilvl w:val="1"/>
-          <w:numId w:val="12"/>
-        </w:numPr>
-      </w:pPr>
-      <w:r>
-        <w:t>Panele dla różnych typów użytkowników</w:t>
-      </w:r>
-    </w:p>
-    <w:p>
-      <w:pPr>
-        <w:rPr>
-          <w:b/>
-          <w:bCs/>
-        </w:rPr>
-      </w:pPr>
-      <w:r>
-        <w:rPr>
-          <w:b/>
-          <w:bCs/>
-        </w:rPr>
-        <w:t>Funkcjonalności spełniające wymagania:</w:t>
-      </w:r>
-    </w:p>
-    <w:p>
-      <w:pPr>
-        <w:numPr>
-          <w:ilvl w:val="0"/>
-          <w:numId w:val="13"/>
-        </w:numPr>
-        <w:rPr>
-          <w:lang w:val="en-US"/>
-        </w:rPr>
-      </w:pPr>
-      <w:r>
-        <w:rPr>
-          <w:b/>
-          <w:bCs/>
-          <w:lang w:val="en-US"/>
-        </w:rPr>
-        <w:t>Eksport/import XML, JSON i YAML</w:t>
-      </w:r>
-      <w:r>
-        <w:rPr>
-          <w:lang w:val="en-US"/>
-        </w:rPr>
-        <w:t xml:space="preserve">: </w:t>
-      </w:r>
-    </w:p>
-    <w:p>
-      <w:pPr>
-        <w:numPr>
-          <w:ilvl w:val="1"/>
-          <w:numId w:val="13"/>
-        </w:numPr>
-      </w:pPr>
-      <w:r>
-        <w:t>Eksport planów treningowych w XML</w:t>
-      </w:r>
-    </w:p>
-    <w:p>
-      <w:pPr>
-        <w:numPr>
-          <w:ilvl w:val="1"/>
-          <w:numId w:val="13"/>
-        </w:numPr>
-      </w:pPr>
-      <w:r>
-        <w:t>Eksport/import danych użytkownika w JSON</w:t>
-      </w:r>
-    </w:p>
-    <w:p>
-      <w:pPr>
-        <w:numPr>
-          <w:ilvl w:val="1"/>
-          <w:numId w:val="13"/>
-        </w:numPr>
-      </w:pPr>
-      <w:r>
-        <w:t>Konfiguracja systemu w YAML</w:t>
-      </w:r>
-    </w:p>
-    <w:p>
-      <w:pPr>
-        <w:numPr>
-          <w:ilvl w:val="0"/>
-          <w:numId w:val="13"/>
-        </w:numPr>
-      </w:pPr>
-      <w:r>
-        <w:rPr>
-          <w:b/>
-          <w:bCs/>
-        </w:rPr>
-        <w:t>Baza danych i ORM</w:t>
-      </w:r>
-      <w:r>
-        <w:t xml:space="preserve">: </w:t>
-      </w:r>
-    </w:p>
-    <w:p>
-      <w:pPr>
-        <w:numPr>
-          <w:ilvl w:val="1"/>
-          <w:numId w:val="13"/>
-        </w:numPr>
-      </w:pPr>
-      <w:r>
-        <w:t>MongoDB dla danych niestrukturalnych</w:t>
-      </w:r>
-    </w:p>
-    <w:p>
-      <w:pPr>
-        <w:numPr>
-          <w:ilvl w:val="1"/>
-          <w:numId w:val="13"/>
-        </w:numPr>
-      </w:pPr>
-      <w:r>
-        <w:t>PostgreSQL z Hibernate/Sequelize dla transakcji</w:t>
-      </w:r>
-    </w:p>
-    <w:p>
-      <w:pPr>
-        <w:numPr>
-          <w:ilvl w:val="1"/>
-          <w:numId w:val="13"/>
-        </w:numPr>
-      </w:pPr>
-      <w:r>
-        <w:t>Implementacja operacji CRUD dla wszystkich encji</w:t>
-      </w:r>
-    </w:p>
-    <w:p>
-      <w:pPr>
-        <w:numPr>
-          <w:ilvl w:val="0"/>
-          <w:numId w:val="13"/>
-        </w:numPr>
-      </w:pPr>
-      <w:r>
-        <w:rPr>
-          <w:b/>
-          <w:bCs/>
-        </w:rPr>
-        <w:t>SOAP i REST</w:t>
-      </w:r>
-      <w:r>
-        <w:t xml:space="preserve">: </w:t>
-      </w:r>
-    </w:p>
-    <w:p>
-      <w:pPr>
-        <w:numPr>
-          <w:ilvl w:val="1"/>
-          <w:numId w:val="13"/>
-        </w:numPr>
-      </w:pPr>
-      <w:r>
-        <w:t>REST API dla głównej funkcjonalności aplikacji</w:t>
-      </w:r>
-    </w:p>
-    <w:p>
-      <w:pPr>
-        <w:numPr>
-          <w:ilvl w:val="1"/>
-          <w:numId w:val="13"/>
-        </w:numPr>
-      </w:pPr>
-      <w:r>
-        <w:t>SOAP dla integracji z zewnętrznym systemem płatności lub legacy systemem</w:t>
-      </w:r>
-    </w:p>
-    <w:p>
-      <w:pPr>
-        <w:numPr>
-          <w:ilvl w:val="0"/>
-          <w:numId w:val="13"/>
-        </w:numPr>
-      </w:pPr>
-      <w:r>
-        <w:rPr>
-          <w:b/>
-          <w:bCs/>
-        </w:rPr>
-        <w:t>Docker</w:t>
-      </w:r>
-      <w:r>
-        <w:t xml:space="preserve">: </w:t>
-      </w:r>
-    </w:p>
-    <w:p>
-      <w:pPr>
-        <w:numPr>
-          <w:ilvl w:val="1"/>
-          <w:numId w:val="13"/>
-        </w:numPr>
-      </w:pPr>
-      <w:r>
-        <w:t>Konteneryzacja frontendu, backendu, MongoDB, PostgreSQL</w:t>
-      </w:r>
-    </w:p>
-    <w:p>
-      <w:pPr>
-        <w:numPr>
-          <w:ilvl w:val="1"/>
-          <w:numId w:val="13"/>
-        </w:numPr>
-      </w:pPr>
-      <w:r>
-        <w:lastRenderedPageBreak/>
-        <w:t>Docker Compose do łatwego uruchomienia całego środowiska</w:t>
-      </w:r>
-    </w:p>
-    <w:p>
-      <w:pPr>
-        <w:numPr>
-          <w:ilvl w:val="0"/>
-          <w:numId w:val="13"/>
-        </w:numPr>
-      </w:pPr>
-      <w:r>
-        <w:rPr>
-          <w:b/>
-          <w:bCs/>
-        </w:rPr>
-        <w:t>Uwierzytelnianie JWT</w:t>
-      </w:r>
-      <w:r>
-        <w:t xml:space="preserve">: </w:t>
-      </w:r>
-    </w:p>
-    <w:p>
-      <w:pPr>
-        <w:numPr>
-          <w:ilvl w:val="1"/>
-          <w:numId w:val="13"/>
-        </w:numPr>
-      </w:pPr>
-      <w:r>
-        <w:t>Logowanie/rejestracja użytkowników</w:t>
-      </w:r>
-    </w:p>
-    <w:p>
-      <w:pPr>
-        <w:numPr>
-          <w:ilvl w:val="1"/>
-          <w:numId w:val="13"/>
-        </w:numPr>
-      </w:pPr>
-      <w:r>
-        <w:t>Tokeny JWT dla autoryzacji</w:t>
-      </w:r>
-    </w:p>
-    <w:p>
-      <w:pPr>
-        <w:numPr>
-          <w:ilvl w:val="1"/>
-          <w:numId w:val="13"/>
-        </w:numPr>
-      </w:pPr>
-      <w:r>
-        <w:t>Różne poziomy dostępu</w:t>
-      </w:r>
-    </w:p>
-    <w:p>
-      <w:pPr>
-        <w:numPr>
-          <w:ilvl w:val="0"/>
-          <w:numId w:val="13"/>
-        </w:numPr>
-      </w:pPr>
-      <w:r>
-        <w:rPr>
-          <w:b/>
-          <w:bCs/>
-        </w:rPr>
-        <w:t>Poziomy izolacji w bazie danych</w:t>
-      </w:r>
-      <w:r>
-        <w:t xml:space="preserve">: </w:t>
-      </w:r>
-    </w:p>
-    <w:p>
-      <w:pPr>
-        <w:numPr>
-          <w:ilvl w:val="1"/>
-          <w:numId w:val="13"/>
-        </w:numPr>
-      </w:pPr>
-      <w:r>
-        <w:t>Transakcje dla rezerwacji zasobów (zajęcia, trenerzy)</w:t>
-      </w:r>
-    </w:p>
-    <w:p>
-      <w:pPr>
-        <w:numPr>
-          <w:ilvl w:val="1"/>
-          <w:numId w:val="13"/>
-        </w:numPr>
-      </w:pPr>
-      <w:r>
-        <w:t>Zabezpieczenie współbieżnego dostępu do zasobów</w:t>
-      </w:r>
-    </w:p>
-    <w:p>
-      <w:pPr>
-        <w:rPr>
-          <w:b/>
-          <w:bCs/>
-        </w:rPr>
-      </w:pPr>
-      <w:r>
-        <w:rPr>
-          <w:b/>
-          <w:bCs/>
-        </w:rPr>
-        <w:t>Główne moduły systemu:</w:t>
-      </w:r>
-    </w:p>
-    <w:p>
-      <w:pPr>
-        <w:numPr>
-          <w:ilvl w:val="0"/>
-          <w:numId w:val="14"/>
-        </w:numPr>
-      </w:pPr>
-      <w:r>
-        <w:rPr>
-          <w:b/>
-          <w:bCs/>
-        </w:rPr>
-        <w:t>Moduł Użytkowników</w:t>
-      </w:r>
-      <w:r>
-        <w:t xml:space="preserve">: </w:t>
-      </w:r>
-    </w:p>
-    <w:p>
-      <w:pPr>
-        <w:numPr>
-          <w:ilvl w:val="1"/>
-          <w:numId w:val="14"/>
-        </w:numPr>
-      </w:pPr>
-      <w:r>
-        <w:t>Rejestracja/logowanie</w:t>
-      </w:r>
-    </w:p>
-    <w:p>
-      <w:pPr>
-        <w:numPr>
-          <w:ilvl w:val="1"/>
-          <w:numId w:val="14"/>
-        </w:numPr>
-      </w:pPr>
-      <w:r>
-        <w:t>Profile użytkowników z danymi biometrycznymi</w:t>
-      </w:r>
-    </w:p>
-    <w:p>
-      <w:pPr>
-        <w:numPr>
-          <w:ilvl w:val="1"/>
-          <w:numId w:val="14"/>
-        </w:numPr>
-      </w:pPr>
-      <w:r>
-        <w:t>Zarządzanie kontami</w:t>
-      </w:r>
-    </w:p>
-    <w:p>
-      <w:pPr>
-        <w:numPr>
-          <w:ilvl w:val="0"/>
-          <w:numId w:val="14"/>
-        </w:numPr>
-      </w:pPr>
-      <w:r>
-        <w:rPr>
-          <w:b/>
-          <w:bCs/>
-        </w:rPr>
-        <w:t>Moduł Treningowy</w:t>
-      </w:r>
-      <w:r>
-        <w:t xml:space="preserve">: </w:t>
-      </w:r>
-    </w:p>
-    <w:p>
-      <w:pPr>
-        <w:numPr>
-          <w:ilvl w:val="1"/>
-          <w:numId w:val="14"/>
-        </w:numPr>
-      </w:pPr>
-      <w:r>
-        <w:t>Katalog ćwiczeń (integracja z API)</w:t>
-      </w:r>
-    </w:p>
-    <w:p>
-      <w:pPr>
-        <w:numPr>
-          <w:ilvl w:val="1"/>
-          <w:numId w:val="14"/>
-        </w:numPr>
-      </w:pPr>
-      <w:r>
-        <w:t>Plany treningowe</w:t>
-      </w:r>
-    </w:p>
-    <w:p>
-      <w:pPr>
-        <w:numPr>
-          <w:ilvl w:val="1"/>
-          <w:numId w:val="14"/>
-        </w:numPr>
-      </w:pPr>
-      <w:r>
-        <w:t>Śledzenie postępów</w:t>
-      </w:r>
-    </w:p>
-    <w:p>
-      <w:pPr>
-        <w:numPr>
-          <w:ilvl w:val="1"/>
-          <w:numId w:val="14"/>
-        </w:numPr>
-      </w:pPr>
-      <w:r>
-        <w:t>Historia treningów</w:t>
-      </w:r>
-    </w:p>
-    <w:p>
-      <w:pPr>
-        <w:numPr>
-          <w:ilvl w:val="0"/>
-          <w:numId w:val="14"/>
-        </w:numPr>
-      </w:pPr>
-      <w:r>
-        <w:rPr>
-          <w:b/>
-          <w:bCs/>
-        </w:rPr>
-        <w:t>Moduł Dietetyczny</w:t>
-      </w:r>
-      <w:r>
-        <w:t xml:space="preserve">: </w:t>
-      </w:r>
-    </w:p>
-    <w:p>
-      <w:pPr>
-        <w:numPr>
-          <w:ilvl w:val="1"/>
-          <w:numId w:val="14"/>
-        </w:numPr>
-      </w:pPr>
-      <w:r>
-        <w:t>Kalkulatory kalorii/makroskładników</w:t>
-      </w:r>
-    </w:p>
-    <w:p>
-      <w:pPr>
-        <w:numPr>
-          <w:ilvl w:val="1"/>
-          <w:numId w:val="14"/>
-        </w:numPr>
-      </w:pPr>
-      <w:r>
-        <w:t>Plany dietetyczne</w:t>
-      </w:r>
-    </w:p>
-    <w:p>
-      <w:pPr>
-        <w:numPr>
-          <w:ilvl w:val="1"/>
-          <w:numId w:val="14"/>
-        </w:numPr>
-      </w:pPr>
-      <w:r>
-        <w:t>Integracja z API żywieniowym</w:t>
-      </w:r>
-    </w:p>
-    <w:p>
-      <w:pPr>
-        <w:numPr>
-          <w:ilvl w:val="0"/>
-          <w:numId w:val="14"/>
-        </w:numPr>
-      </w:pPr>
-      <w:r>
-        <w:rPr>
-          <w:b/>
-          <w:bCs/>
-        </w:rPr>
-        <w:t>Moduł Rezerwacji</w:t>
-      </w:r>
-      <w:r>
-        <w:t xml:space="preserve">: </w:t>
-      </w:r>
-    </w:p>
-    <w:p>
-      <w:pPr>
-        <w:numPr>
-          <w:ilvl w:val="1"/>
-          <w:numId w:val="14"/>
-        </w:numPr>
-      </w:pPr>
-      <w:r>
-        <w:t>Zajęcia grupowe</w:t>
-      </w:r>
-    </w:p>
-    <w:p>
-      <w:pPr>
-        <w:numPr>
-          <w:ilvl w:val="1"/>
-          <w:numId w:val="14"/>
-        </w:numPr>
-      </w:pPr>
-      <w:r>
-        <w:t>Sesje z trenerami</w:t>
-      </w:r>
-    </w:p>
-    <w:p>
-      <w:pPr>
-        <w:numPr>
-          <w:ilvl w:val="1"/>
-          <w:numId w:val="14"/>
-        </w:numPr>
-      </w:pPr>
-      <w:r>
-        <w:t>Zarządzanie harmonogramem</w:t>
-      </w:r>
-    </w:p>
-    <w:p>
-      <w:pPr>
-        <w:numPr>
-          <w:ilvl w:val="0"/>
-          <w:numId w:val="14"/>
-        </w:numPr>
-      </w:pPr>
-      <w:r>
-        <w:rPr>
-          <w:b/>
-          <w:bCs/>
-        </w:rPr>
-        <w:t>Moduł Finansowy</w:t>
-      </w:r>
-      <w:r>
-        <w:t xml:space="preserve">: </w:t>
-      </w:r>
-    </w:p>
-    <w:p>
-      <w:pPr>
-        <w:numPr>
-          <w:ilvl w:val="1"/>
-          <w:numId w:val="14"/>
-        </w:numPr>
-      </w:pPr>
-      <w:r>
-        <w:t>Karnety i członkostwa</w:t>
-      </w:r>
-    </w:p>
-    <w:p>
-      <w:pPr>
-        <w:numPr>
-          <w:ilvl w:val="1"/>
-          <w:numId w:val="14"/>
-        </w:numPr>
-      </w:pPr>
-      <w:r>
-        <w:t>Płatności i faktury</w:t>
-      </w:r>
-    </w:p>
-    <w:p>
-      <w:pPr>
-        <w:numPr>
-          <w:ilvl w:val="1"/>
-          <w:numId w:val="14"/>
-        </w:numPr>
-      </w:pPr>
-      <w:r>
-        <w:t>Raporty finansowe</w:t>
-      </w:r>
-    </w:p>
-    <w:p>
-      <w:pPr>
-        <w:numPr>
-          <w:ilvl w:val="0"/>
-          <w:numId w:val="14"/>
-        </w:numPr>
-      </w:pPr>
-      <w:r>
-        <w:rPr>
-          <w:b/>
-          <w:bCs/>
-        </w:rPr>
-        <w:lastRenderedPageBreak/>
-        <w:t>Moduł Raportowania</w:t>
-      </w:r>
-      <w:r>
-        <w:t xml:space="preserve">: </w:t>
-      </w:r>
-    </w:p>
-    <w:p>
-      <w:pPr>
-        <w:numPr>
-          <w:ilvl w:val="1"/>
-          <w:numId w:val="14"/>
-        </w:numPr>
-      </w:pPr>
-      <w:r>
-        <w:t>Statystyki użytkowników</w:t>
-      </w:r>
-    </w:p>
-    <w:p>
-      <w:pPr>
-        <w:numPr>
-          <w:ilvl w:val="1"/>
-          <w:numId w:val="14"/>
-        </w:numPr>
-      </w:pPr>
-      <w:r>
-        <w:t>Analiza obłożenia</w:t>
-      </w:r>
-    </w:p>
-    <w:p>
-      <w:pPr>
-        <w:numPr>
-          <w:ilvl w:val="1"/>
-          <w:numId w:val="14"/>
-        </w:numPr>
-      </w:pPr>
-      <w:r>
-        <w:t>Wskaźniki biznesowe</w:t>
-      </w:r>
-    </w:p>
+        <w:t>Konteneryzacja całej aplikacji.</w:t>
+      </w:r>
+    </w:p>
+    <w:p/>
     <w:p/>
     <w:p>
       <w:pPr>
@@ -1529,8 +1610,17 @@
           <w:b/>
           <w:bCs/>
         </w:rPr>
-        <w:t>API Exercise</w:t>
-      </w:r>
+        <w:t xml:space="preserve">API </w:t>
+      </w:r>
+      <w:proofErr w:type="spellStart"/>
+      <w:r>
+        <w:rPr>
+          <w:b/>
+          <w:bCs/>
+        </w:rPr>
+        <w:t>Exercise</w:t>
+      </w:r>
+      <w:proofErr w:type="spellEnd"/>
       <w:r>
         <w:t xml:space="preserve">: </w:t>
       </w:r>
@@ -1543,89 +1633,137 @@
         </w:numPr>
       </w:pPr>
       <w:hyperlink r:id="rId5" w:history="1">
+        <w:proofErr w:type="spellStart"/>
         <w:r>
           <w:rPr>
             <w:rStyle w:val="af"/>
           </w:rPr>
-          <w:t>ExerciseDB API</w:t>
+          <w:t>ExerciseDB</w:t>
         </w:r>
-      </w:hyperlink>
-      <w:r>
-        <w:t xml:space="preserve"> - oferuje bazę ćwiczeń z opisami i instrukcjami</w:t>
-      </w:r>
-    </w:p>
-    <w:p>
-      <w:pPr>
-        <w:numPr>
-          <w:ilvl w:val="1"/>
-          <w:numId w:val="10"/>
-        </w:numPr>
-      </w:pPr>
-      <w:hyperlink r:id="rId6" w:history="1">
+        <w:proofErr w:type="spellEnd"/>
         <w:r>
           <w:rPr>
             <w:rStyle w:val="af"/>
           </w:rPr>
-          <w:t>Wger API</w:t>
+          <w:t xml:space="preserve"> API</w:t>
         </w:r>
       </w:hyperlink>
       <w:r>
-        <w:t xml:space="preserve"> - open-source API z ćwiczeniami, kategoriami mięśni</w:t>
-      </w:r>
-    </w:p>
-    <w:p>
-      <w:pPr>
-        <w:numPr>
-          <w:ilvl w:val="0"/>
+        <w:t xml:space="preserve"> - oferuje bazę ćwiczeń z opisami i instrukcjami</w:t>
+      </w:r>
+    </w:p>
+    <w:p>
+      <w:pPr>
+        <w:numPr>
+          <w:ilvl w:val="1"/>
           <w:numId w:val="10"/>
         </w:numPr>
       </w:pPr>
-      <w:r>
-        <w:rPr>
-          <w:b/>
-          <w:bCs/>
-        </w:rPr>
-        <w:t>API Dietetyczne</w:t>
-      </w:r>
-      <w:r>
-        <w:t xml:space="preserve">: </w:t>
-      </w:r>
-    </w:p>
-    <w:p>
-      <w:pPr>
-        <w:numPr>
-          <w:ilvl w:val="1"/>
-          <w:numId w:val="10"/>
-        </w:numPr>
-      </w:pPr>
-      <w:hyperlink r:id="rId7" w:history="1">
+      <w:hyperlink r:id="rId6" w:history="1">
+        <w:proofErr w:type="spellStart"/>
         <w:r>
           <w:rPr>
             <w:rStyle w:val="af"/>
           </w:rPr>
-          <w:t>Edamam API</w:t>
+          <w:t>Wger</w:t>
         </w:r>
-      </w:hyperlink>
-      <w:r>
-        <w:t xml:space="preserve"> - informacje o żywności, przepisy, wartości odżywcze (ma darmowy tier)</w:t>
-      </w:r>
-    </w:p>
-    <w:p>
-      <w:pPr>
-        <w:numPr>
-          <w:ilvl w:val="1"/>
-          <w:numId w:val="10"/>
-        </w:numPr>
-      </w:pPr>
-      <w:hyperlink r:id="rId8" w:history="1">
+        <w:proofErr w:type="spellEnd"/>
         <w:r>
           <w:rPr>
             <w:rStyle w:val="af"/>
           </w:rPr>
-          <w:t>Spoonacular API</w:t>
+          <w:t xml:space="preserve"> API</w:t>
         </w:r>
       </w:hyperlink>
       <w:r>
+        <w:t xml:space="preserve"> - open-</w:t>
+      </w:r>
+      <w:proofErr w:type="spellStart"/>
+      <w:r>
+        <w:t>source</w:t>
+      </w:r>
+      <w:proofErr w:type="spellEnd"/>
+      <w:r>
+        <w:t xml:space="preserve"> API z ćwiczeniami, kategoriami mięśni</w:t>
+      </w:r>
+    </w:p>
+    <w:p>
+      <w:pPr>
+        <w:numPr>
+          <w:ilvl w:val="0"/>
+          <w:numId w:val="10"/>
+        </w:numPr>
+      </w:pPr>
+      <w:r>
+        <w:rPr>
+          <w:b/>
+          <w:bCs/>
+        </w:rPr>
+        <w:t>API Dietetyczne</w:t>
+      </w:r>
+      <w:r>
+        <w:t xml:space="preserve">: </w:t>
+      </w:r>
+    </w:p>
+    <w:p>
+      <w:pPr>
+        <w:numPr>
+          <w:ilvl w:val="1"/>
+          <w:numId w:val="10"/>
+        </w:numPr>
+      </w:pPr>
+      <w:hyperlink r:id="rId7" w:history="1">
+        <w:proofErr w:type="spellStart"/>
+        <w:r>
+          <w:rPr>
+            <w:rStyle w:val="af"/>
+          </w:rPr>
+          <w:t>Edamam</w:t>
+        </w:r>
+        <w:proofErr w:type="spellEnd"/>
+        <w:r>
+          <w:rPr>
+            <w:rStyle w:val="af"/>
+          </w:rPr>
+          <w:t xml:space="preserve"> API</w:t>
+        </w:r>
+      </w:hyperlink>
+      <w:r>
+        <w:t xml:space="preserve"> - informacje o żywności, przepisy, wartości odżywcze (ma darmowy </w:t>
+      </w:r>
+      <w:proofErr w:type="spellStart"/>
+      <w:r>
+        <w:t>tier</w:t>
+      </w:r>
+      <w:proofErr w:type="spellEnd"/>
+      <w:r>
+        <w:t>)</w:t>
+      </w:r>
+    </w:p>
+    <w:p>
+      <w:pPr>
+        <w:numPr>
+          <w:ilvl w:val="1"/>
+          <w:numId w:val="10"/>
+        </w:numPr>
+      </w:pPr>
+      <w:hyperlink r:id="rId8" w:history="1">
+        <w:proofErr w:type="spellStart"/>
+        <w:r>
+          <w:rPr>
+            <w:rStyle w:val="af"/>
+          </w:rPr>
+          <w:t>Spoonacular</w:t>
+        </w:r>
+        <w:proofErr w:type="spellEnd"/>
+        <w:r>
+          <w:rPr>
+            <w:rStyle w:val="af"/>
+          </w:rPr>
+          <w:t xml:space="preserve"> API</w:t>
+        </w:r>
+      </w:hyperlink>
+      <w:r>
         <w:t xml:space="preserve"> - kompleksowe API z informacjami o żywności i przepisach</w:t>
       </w:r>
     </w:p>
@@ -1642,7 +1780,15 @@
         </w:numPr>
       </w:pPr>
       <w:r>
-        <w:t>Jedno dla ćwiczeń (np. ExerciseDB) - do pobierania informacji o ćwiczeniach, technikach wykonania</w:t>
+        <w:t xml:space="preserve">Jedno dla ćwiczeń (np. </w:t>
+      </w:r>
+      <w:proofErr w:type="spellStart"/>
+      <w:r>
+        <w:t>ExerciseDB</w:t>
+      </w:r>
+      <w:proofErr w:type="spellEnd"/>
+      <w:r>
+        <w:t>) - do pobierania informacji o ćwiczeniach, technikach wykonania</w:t>
       </w:r>
     </w:p>
     <w:p>
@@ -1653,44 +1799,134 @@
         </w:numPr>
       </w:pPr>
       <w:r>
-        <w:t>Jedno dla diety (np. Edamam) - do pobierania informacji o kaloriach, makroskładnikach, przepisach</w:t>
-      </w:r>
-    </w:p>
-    <w:p>
-      <w:pPr>
-        <w:rPr>
-          <w:b/>
-          <w:bCs/>
-        </w:rPr>
-      </w:pPr>
-    </w:p>
-    <w:p>
-      <w:pPr>
-        <w:rPr>
-          <w:b/>
-          <w:bCs/>
-        </w:rPr>
-      </w:pPr>
-      <w:r>
-        <w:rPr>
-          <w:b/>
-          <w:bCs/>
-        </w:rPr>
-        <w:t>Stylowanie widoków</w:t>
-      </w:r>
-    </w:p>
-    <w:p>
-      <w:r>
-        <w:t>Zdecydowanie warto skorzystać z gotowych bibliotek stylowania dla Reacta. Masz kilka dobrych opcji:</w:t>
-      </w:r>
-    </w:p>
-    <w:p>
-      <w:r>
-        <w:rPr>
-          <w:b/>
-          <w:bCs/>
-        </w:rPr>
-        <w:t>Material UI, Bootstrap dla React lub Tailwind CSS:</w:t>
+        <w:t xml:space="preserve">Jedno dla diety (np. </w:t>
+      </w:r>
+      <w:proofErr w:type="spellStart"/>
+      <w:r>
+        <w:t>Edamam</w:t>
+      </w:r>
+      <w:proofErr w:type="spellEnd"/>
+      <w:r>
+        <w:t>) - do pobierania informacji o kaloriach, makroskładnikach, przepisach</w:t>
+      </w:r>
+    </w:p>
+    <w:p>
+      <w:pPr>
+        <w:rPr>
+          <w:b/>
+          <w:bCs/>
+        </w:rPr>
+      </w:pPr>
+    </w:p>
+    <w:p>
+      <w:pPr>
+        <w:rPr>
+          <w:b/>
+          <w:bCs/>
+        </w:rPr>
+      </w:pPr>
+      <w:proofErr w:type="spellStart"/>
+      <w:r>
+        <w:rPr>
+          <w:b/>
+          <w:bCs/>
+        </w:rPr>
+        <w:t>Stylowanie</w:t>
+      </w:r>
+      <w:proofErr w:type="spellEnd"/>
+      <w:r>
+        <w:rPr>
+          <w:b/>
+          <w:bCs/>
+        </w:rPr>
+        <w:t xml:space="preserve"> widoków</w:t>
+      </w:r>
+    </w:p>
+    <w:p>
+      <w:r>
+        <w:t xml:space="preserve">Zdecydowanie warto skorzystać z gotowych bibliotek </w:t>
+      </w:r>
+      <w:proofErr w:type="spellStart"/>
+      <w:r>
+        <w:t>stylowania</w:t>
+      </w:r>
+      <w:proofErr w:type="spellEnd"/>
+      <w:r>
+        <w:t xml:space="preserve"> dla </w:t>
+      </w:r>
+      <w:proofErr w:type="spellStart"/>
+      <w:r>
+        <w:t>Reacta</w:t>
+      </w:r>
+      <w:proofErr w:type="spellEnd"/>
+      <w:r>
+        <w:t>. Masz kilka dobrych opcji:</w:t>
+      </w:r>
+    </w:p>
+    <w:p>
+      <w:proofErr w:type="spellStart"/>
+      <w:r>
+        <w:rPr>
+          <w:b/>
+          <w:bCs/>
+        </w:rPr>
+        <w:t>Material</w:t>
+      </w:r>
+      <w:proofErr w:type="spellEnd"/>
+      <w:r>
+        <w:rPr>
+          <w:b/>
+          <w:bCs/>
+        </w:rPr>
+        <w:t xml:space="preserve"> UI, </w:t>
+      </w:r>
+      <w:proofErr w:type="spellStart"/>
+      <w:r>
+        <w:rPr>
+          <w:b/>
+          <w:bCs/>
+        </w:rPr>
+        <w:t>Bootstrap</w:t>
+      </w:r>
+      <w:proofErr w:type="spellEnd"/>
+      <w:r>
+        <w:rPr>
+          <w:b/>
+          <w:bCs/>
+        </w:rPr>
+        <w:t xml:space="preserve"> dla </w:t>
+      </w:r>
+      <w:proofErr w:type="spellStart"/>
+      <w:r>
+        <w:rPr>
+          <w:b/>
+          <w:bCs/>
+        </w:rPr>
+        <w:t>React</w:t>
+      </w:r>
+      <w:proofErr w:type="spellEnd"/>
+      <w:r>
+        <w:rPr>
+          <w:b/>
+          <w:bCs/>
+        </w:rPr>
+        <w:t xml:space="preserve"> lub </w:t>
+      </w:r>
+      <w:proofErr w:type="spellStart"/>
+      <w:r>
+        <w:rPr>
+          <w:b/>
+          <w:bCs/>
+        </w:rPr>
+        <w:t>Tailwind</w:t>
+      </w:r>
+      <w:proofErr w:type="spellEnd"/>
+      <w:r>
+        <w:rPr>
+          <w:b/>
+          <w:bCs/>
+        </w:rPr>
+        <w:t xml:space="preserve"> CSS:</w:t>
       </w:r>
     </w:p>
     <w:p>
@@ -1700,9 +1936,19 @@
           <w:numId w:val="18"/>
         </w:numPr>
       </w:pPr>
-      <w:r>
-        <w:t>Material UI oferuje komponenty zgodne z designem Google i jest bardzo popularny w projektach React</w:t>
-      </w:r>
+      <w:proofErr w:type="spellStart"/>
+      <w:r>
+        <w:t>Material</w:t>
+      </w:r>
+      <w:proofErr w:type="spellEnd"/>
+      <w:r>
+        <w:t xml:space="preserve"> UI oferuje komponenty zgodne z designem Google i jest bardzo popularny w projektach </w:t>
+      </w:r>
+      <w:proofErr w:type="spellStart"/>
+      <w:r>
+        <w:t>React</w:t>
+      </w:r>
+      <w:proofErr w:type="spellEnd"/>
     </w:p>
     <w:p>
       <w:pPr>
@@ -1711,9 +1957,35 @@
           <w:numId w:val="18"/>
         </w:numPr>
       </w:pPr>
-      <w:r>
-        <w:t>React Bootstrap to wersja klasycznego Bootstrapa przystosowana do Reacta</w:t>
-      </w:r>
+      <w:proofErr w:type="spellStart"/>
+      <w:r>
+        <w:t>React</w:t>
+      </w:r>
+      <w:proofErr w:type="spellEnd"/>
+      <w:r>
+        <w:t xml:space="preserve"> </w:t>
+      </w:r>
+      <w:proofErr w:type="spellStart"/>
+      <w:r>
+        <w:t>Bootstrap</w:t>
+      </w:r>
+      <w:proofErr w:type="spellEnd"/>
+      <w:r>
+        <w:t xml:space="preserve"> to wersja klasycznego </w:t>
+      </w:r>
+      <w:proofErr w:type="spellStart"/>
+      <w:r>
+        <w:t>Bootstrapa</w:t>
+      </w:r>
+      <w:proofErr w:type="spellEnd"/>
+      <w:r>
+        <w:t xml:space="preserve"> przystosowana do </w:t>
+      </w:r>
+      <w:proofErr w:type="spellStart"/>
+      <w:r>
+        <w:t>Reacta</w:t>
+      </w:r>
+      <w:proofErr w:type="spellEnd"/>
     </w:p>
     <w:p>
       <w:pPr>
@@ -1722,9 +1994,19 @@
           <w:numId w:val="18"/>
         </w:numPr>
       </w:pPr>
-      <w:r>
-        <w:t>Tailwind CSS pozwala na bardziej elastyczne, niskopoziomowe stylowanie</w:t>
-      </w:r>
+      <w:proofErr w:type="spellStart"/>
+      <w:r>
+        <w:t>Tailwind</w:t>
+      </w:r>
+      <w:proofErr w:type="spellEnd"/>
+      <w:r>
+        <w:t xml:space="preserve"> CSS pozwala na bardziej elastyczne, niskopoziomowe </w:t>
+      </w:r>
+      <w:proofErr w:type="spellStart"/>
+      <w:r>
+        <w:t>stylowanie</w:t>
+      </w:r>
+      <w:proofErr w:type="spellEnd"/>
     </w:p>
     <w:p/>
     <w:p>
@@ -1772,7 +2054,15 @@
         </w:numPr>
       </w:pPr>
       <w:r>
-        <w:t>Opracowanie tematu systemu zarządzania siłownią "FitTrack"</w:t>
+        <w:t>Opracowanie tematu systemu zarządzania siłownią "</w:t>
+      </w:r>
+      <w:proofErr w:type="spellStart"/>
+      <w:r>
+        <w:t>FitTrack</w:t>
+      </w:r>
+      <w:proofErr w:type="spellEnd"/>
+      <w:r>
+        <w:t>"</w:t>
       </w:r>
     </w:p>
     <w:p>
@@ -1809,8 +2099,17 @@
           <w:b/>
           <w:bCs/>
         </w:rPr>
-        <w:t>Konfiguracja środowiska developmentu</w:t>
-      </w:r>
+        <w:t xml:space="preserve">Konfiguracja środowiska </w:t>
+      </w:r>
+      <w:proofErr w:type="spellStart"/>
+      <w:r>
+        <w:rPr>
+          <w:b/>
+          <w:bCs/>
+        </w:rPr>
+        <w:t>developmentu</w:t>
+      </w:r>
+      <w:proofErr w:type="spellEnd"/>
       <w:r>
         <w:t xml:space="preserve">: </w:t>
       </w:r>
@@ -1823,7 +2122,31 @@
         </w:numPr>
       </w:pPr>
       <w:r>
-        <w:t>Utworzenie struktury katalogów dla backendu (Express.js) i frontendu (React)</w:t>
+        <w:t xml:space="preserve">Utworzenie struktury katalogów dla </w:t>
+      </w:r>
+      <w:proofErr w:type="spellStart"/>
+      <w:r>
+        <w:t>backendu</w:t>
+      </w:r>
+      <w:proofErr w:type="spellEnd"/>
+      <w:r>
+        <w:t xml:space="preserve"> (Express.js) i </w:t>
+      </w:r>
+      <w:proofErr w:type="spellStart"/>
+      <w:r>
+        <w:t>frontendu</w:t>
+      </w:r>
+      <w:proofErr w:type="spellEnd"/>
+      <w:r>
+        <w:t xml:space="preserve"> (</w:t>
+      </w:r>
+      <w:proofErr w:type="spellStart"/>
+      <w:r>
+        <w:t>React</w:t>
+      </w:r>
+      <w:proofErr w:type="spellEnd"/>
+      <w:r>
+        <w:t>)</w:t>
       </w:r>
     </w:p>
     <w:p>
@@ -1845,7 +2168,15 @@
         </w:numPr>
       </w:pPr>
       <w:r>
-        <w:t>Konfiguracja Docker i docker-compose do konteneryzacji aplikacji</w:t>
+        <w:t xml:space="preserve">Konfiguracja Docker i </w:t>
+      </w:r>
+      <w:proofErr w:type="spellStart"/>
+      <w:r>
+        <w:t>docker-compose</w:t>
+      </w:r>
+      <w:proofErr w:type="spellEnd"/>
+      <w:r>
+        <w:t xml:space="preserve"> do konteneryzacji aplikacji</w:t>
       </w:r>
     </w:p>
     <w:p>
@@ -1856,7 +2187,15 @@
         </w:numPr>
       </w:pPr>
       <w:r>
-        <w:t>Konfiguracja hot reloadingu do szybkiego cyklu rozwoju</w:t>
+        <w:t xml:space="preserve">Konfiguracja hot </w:t>
+      </w:r>
+      <w:proofErr w:type="spellStart"/>
+      <w:r>
+        <w:t>reloadingu</w:t>
+      </w:r>
+      <w:proofErr w:type="spellEnd"/>
+      <w:r>
+        <w:t xml:space="preserve"> do szybkiego cyklu rozwoju</w:t>
       </w:r>
     </w:p>
     <w:p>
@@ -1885,7 +2224,15 @@
         </w:numPr>
       </w:pPr>
       <w:r>
-        <w:t>Połączenie MongoDB dla danych nierelacyjnych</w:t>
+        <w:t xml:space="preserve">Połączenie </w:t>
+      </w:r>
+      <w:proofErr w:type="spellStart"/>
+      <w:r>
+        <w:t>MongoDB</w:t>
+      </w:r>
+      <w:proofErr w:type="spellEnd"/>
+      <w:r>
+        <w:t xml:space="preserve"> dla danych nierelacyjnych</w:t>
       </w:r>
     </w:p>
     <w:p>
@@ -1907,8 +2254,13 @@
         </w:numPr>
       </w:pPr>
       <w:r>
-        <w:t>Konfiguracja połączeń w backendie</w:t>
-      </w:r>
+        <w:t xml:space="preserve">Konfiguracja połączeń w </w:t>
+      </w:r>
+      <w:proofErr w:type="spellStart"/>
+      <w:r>
+        <w:t>backendie</w:t>
+      </w:r>
+      <w:proofErr w:type="spellEnd"/>
     </w:p>
     <w:p>
       <w:pPr>
@@ -1936,7 +2288,15 @@
         </w:numPr>
       </w:pPr>
       <w:r>
-        <w:t>Podstawowa struktura backendu zgodna z MVC</w:t>
+        <w:t xml:space="preserve">Podstawowa struktura </w:t>
+      </w:r>
+      <w:proofErr w:type="spellStart"/>
+      <w:r>
+        <w:t>backendu</w:t>
+      </w:r>
+      <w:proofErr w:type="spellEnd"/>
+      <w:r>
+        <w:t xml:space="preserve"> zgodna z MVC</w:t>
       </w:r>
     </w:p>
     <w:p>
@@ -1947,7 +2307,23 @@
         </w:numPr>
       </w:pPr>
       <w:r>
-        <w:t>Podstawowa struktura frontendu z React Router</w:t>
+        <w:t xml:space="preserve">Podstawowa struktura </w:t>
+      </w:r>
+      <w:proofErr w:type="spellStart"/>
+      <w:r>
+        <w:t>frontendu</w:t>
+      </w:r>
+      <w:proofErr w:type="spellEnd"/>
+      <w:r>
+        <w:t xml:space="preserve"> z </w:t>
+      </w:r>
+      <w:proofErr w:type="spellStart"/>
+      <w:r>
+        <w:t>React</w:t>
+      </w:r>
+      <w:proofErr w:type="spellEnd"/>
+      <w:r>
+        <w:t xml:space="preserve"> Router</w:t>
       </w:r>
     </w:p>
     <w:p>
@@ -2023,8 +2399,13 @@
           <w:numId w:val="16"/>
         </w:numPr>
       </w:pPr>
-      <w:r>
-        <w:t>Haszowanie haseł</w:t>
+      <w:proofErr w:type="spellStart"/>
+      <w:r>
+        <w:t>Haszowanie</w:t>
+      </w:r>
+      <w:proofErr w:type="spellEnd"/>
+      <w:r>
+        <w:t xml:space="preserve"> haseł</w:t>
       </w:r>
     </w:p>
     <w:p>
@@ -2035,7 +2416,15 @@
         </w:numPr>
       </w:pPr>
       <w:r>
-        <w:t>Generowanie i weryfikacja tokenów JWT</w:t>
+        <w:t xml:space="preserve">Generowanie i weryfikacja </w:t>
+      </w:r>
+      <w:proofErr w:type="spellStart"/>
+      <w:r>
+        <w:t>tokenów</w:t>
+      </w:r>
+      <w:proofErr w:type="spellEnd"/>
+      <w:r>
+        <w:t xml:space="preserve"> JWT</w:t>
       </w:r>
     </w:p>
     <w:p>
@@ -2120,7 +2509,15 @@
       </w:pPr>
       <w:r>
         <w:lastRenderedPageBreak/>
-        <w:t>Integracja z zewnętrznym API ćwiczeń (np. ExerciseDB)</w:t>
+        <w:t xml:space="preserve">Integracja z zewnętrznym API ćwiczeń (np. </w:t>
+      </w:r>
+      <w:proofErr w:type="spellStart"/>
+      <w:r>
+        <w:t>ExerciseDB</w:t>
+      </w:r>
+      <w:proofErr w:type="spellEnd"/>
+      <w:r>
+        <w:t>)</w:t>
       </w:r>
     </w:p>
     <w:p>
@@ -2182,7 +2579,15 @@
         </w:numPr>
       </w:pPr>
       <w:r>
-        <w:t>Integracja z zewnętrznym API dietetycznym (np. Edamam)</w:t>
+        <w:t xml:space="preserve">Integracja z zewnętrznym API dietetycznym (np. </w:t>
+      </w:r>
+      <w:proofErr w:type="spellStart"/>
+      <w:r>
+        <w:t>Edamam</w:t>
+      </w:r>
+      <w:proofErr w:type="spellEnd"/>
+      <w:r>
+        <w:t>)</w:t>
       </w:r>
     </w:p>
     <w:p>
@@ -2287,7 +2692,15 @@
         <w:t>ORM</w:t>
       </w:r>
       <w:r>
-        <w:t>: Implementacja modeli z Sequelize dla MySQL</w:t>
+        <w:t xml:space="preserve">: Implementacja modeli z </w:t>
+      </w:r>
+      <w:proofErr w:type="spellStart"/>
+      <w:r>
+        <w:t>Sequelize</w:t>
+      </w:r>
+      <w:proofErr w:type="spellEnd"/>
+      <w:r>
+        <w:t xml:space="preserve"> dla MySQL</w:t>
       </w:r>
     </w:p>
     <w:p>
@@ -2323,7 +2736,15 @@
         <w:t>REST API</w:t>
       </w:r>
       <w:r>
-        <w:t>: Pełna implementacja RESTful API dla wszystkich modułów</w:t>
+        <w:t xml:space="preserve">: Pełna implementacja </w:t>
+      </w:r>
+      <w:proofErr w:type="spellStart"/>
+      <w:r>
+        <w:t>RESTful</w:t>
+      </w:r>
+      <w:proofErr w:type="spellEnd"/>
+      <w:r>
+        <w:t xml:space="preserve"> API dla wszystkich modułów</w:t>
       </w:r>
     </w:p>
     <w:p>
@@ -2456,8 +2877,13 @@
           <w:numId w:val="16"/>
         </w:numPr>
       </w:pPr>
-      <w:r>
-        <w:t>Dashboardy dla klientów, trenerów i administratorów</w:t>
+      <w:proofErr w:type="spellStart"/>
+      <w:r>
+        <w:t>Dashboardy</w:t>
+      </w:r>
+      <w:proofErr w:type="spellEnd"/>
+      <w:r>
+        <w:t xml:space="preserve"> dla klientów, trenerów i administratorów</w:t>
       </w:r>
     </w:p>
     <w:p>
@@ -2629,6 +3055,127 @@
 <file path=word/numbering.xml><?xml version="1.0" encoding="utf-8"?>
 <w:numbering xmlns:wpc="http://schemas.microsoft.com/office/word/2010/wordprocessingCanvas" xmlns:cx="http://schemas.microsoft.com/office/drawing/2014/chartex" xmlns:cx1="http://schemas.microsoft.com/office/drawing/2015/9/8/chartex" xmlns:cx2="http://schemas.microsoft.com/office/drawing/2015/10/21/chartex" xmlns:cx3="http://schemas.microsoft.com/office/drawing/2016/5/9/chartex" xmlns:cx4="http://schemas.microsoft.com/office/drawing/2016/5/10/chartex" xmlns:cx5="http://schemas.microsoft.com/office/drawing/2016/5/11/chartex" xmlns:cx6="http://schemas.microsoft.com/office/drawing/2016/5/12/chartex" xmlns:cx7="http://schemas.microsoft.com/office/drawing/2016/5/13/chartex" xmlns:cx8="http://schemas.microsoft.com/office/drawing/2016/5/14/chartex" xmlns:mc="http://schemas.openxmlformats.org/markup-compatibility/2006" xmlns:aink="http://schemas.microsoft.com/office/drawing/2016/ink" xmlns:am3d="http://schemas.microsoft.com/office/drawing/2017/model3d" xmlns:o="urn:schemas-microsoft-com:office:office" xmlns:oel="http://schemas.microsoft.com/office/2019/extlst" xmlns:r="http://schemas.openxmlformats.org/officeDocument/2006/relationships" xmlns:m="http://schemas.openxmlformats.org/officeDocument/2006/math" xmlns:v="urn:schemas-microsoft-com:vml" xmlns:wp14="http://schemas.microsoft.com/office/word/2010/wordprocessingDrawing" xmlns:wp="http://schemas.openxmlformats.org/drawingml/2006/wordprocessingDrawing" xmlns:w10="urn:schemas-microsoft-com:office:word" xmlns:w="http://schemas.openxmlformats.org/wordprocessingml/2006/main" xmlns:w14="http://schemas.microsoft.com/office/word/2010/wordml" xmlns:w15="http://schemas.microsoft.com/office/word/2012/wordml" xmlns:w16cex="http://schemas.microsoft.com/office/word/2018/wordml/cex" xmlns:w16cid="http://schemas.microsoft.com/office/word/2016/wordml/cid" xmlns:w16="http://schemas.microsoft.com/office/word/2018/wordml" xmlns:w16du="http://schemas.microsoft.com/office/word/2023/wordml/word16du" xmlns:w16sdtdh="http://schemas.microsoft.com/office/word/2020/wordml/sdtdatahash" xmlns:w16sdtfl="http://schemas.microsoft.com/office/word/2024/wordml/sdtformatlock" xmlns:w16se="http://schemas.microsoft.com/office/word/2015/wordml/symex" xmlns:wpg="http://schemas.microsoft.com/office/word/2010/wordprocessingGroup" xmlns:wpi="http://schemas.microsoft.com/office/word/2010/wordprocessingInk" xmlns:wne="http://schemas.microsoft.com/office/word/2006/wordml" xmlns:wps="http://schemas.microsoft.com/office/word/2010/wordprocessingShape" mc:Ignorable="w14 w15 w16se w16cid w16 w16cex w16sdtdh w16sdtfl w16du wp14">
   <w:abstractNum w:abstractNumId="0" w15:restartNumberingAfterBreak="0">
+    <w:nsid w:val="0CC7675D"/>
+    <w:multiLevelType w:val="multilevel"/>
+    <w:tmpl w:val="37D8A2C4"/>
+    <w:lvl w:ilvl="0">
+      <w:start w:val="1"/>
+      <w:numFmt w:val="decimal"/>
+      <w:lvlText w:val="%1."/>
+      <w:lvlJc w:val="left"/>
+      <w:pPr>
+        <w:tabs>
+          <w:tab w:val="num" w:pos="720"/>
+        </w:tabs>
+        <w:ind w:left="720" w:hanging="360"/>
+      </w:pPr>
+    </w:lvl>
+    <w:lvl w:ilvl="1">
+      <w:start w:val="1"/>
+      <w:numFmt w:val="bullet"/>
+      <w:lvlText w:val="o"/>
+      <w:lvlJc w:val="left"/>
+      <w:pPr>
+        <w:tabs>
+          <w:tab w:val="num" w:pos="1440"/>
+        </w:tabs>
+        <w:ind w:left="1440" w:hanging="360"/>
+      </w:pPr>
+      <w:rPr>
+        <w:rFonts w:ascii="Courier New" w:hAnsi="Courier New" w:hint="default"/>
+        <w:sz w:val="20"/>
+      </w:rPr>
+    </w:lvl>
+    <w:lvl w:ilvl="2">
+      <w:start w:val="1"/>
+      <w:numFmt w:val="bullet"/>
+      <w:lvlText w:val=""/>
+      <w:lvlJc w:val="left"/>
+      <w:pPr>
+        <w:tabs>
+          <w:tab w:val="num" w:pos="2160"/>
+        </w:tabs>
+        <w:ind w:left="2160" w:hanging="360"/>
+      </w:pPr>
+      <w:rPr>
+        <w:rFonts w:ascii="Wingdings" w:hAnsi="Wingdings" w:hint="default"/>
+        <w:sz w:val="20"/>
+      </w:rPr>
+    </w:lvl>
+    <w:lvl w:ilvl="3" w:tentative="1">
+      <w:start w:val="1"/>
+      <w:numFmt w:val="decimal"/>
+      <w:lvlText w:val="%4."/>
+      <w:lvlJc w:val="left"/>
+      <w:pPr>
+        <w:tabs>
+          <w:tab w:val="num" w:pos="2880"/>
+        </w:tabs>
+        <w:ind w:left="2880" w:hanging="360"/>
+      </w:pPr>
+    </w:lvl>
+    <w:lvl w:ilvl="4" w:tentative="1">
+      <w:start w:val="1"/>
+      <w:numFmt w:val="decimal"/>
+      <w:lvlText w:val="%5."/>
+      <w:lvlJc w:val="left"/>
+      <w:pPr>
+        <w:tabs>
+          <w:tab w:val="num" w:pos="3600"/>
+        </w:tabs>
+        <w:ind w:left="3600" w:hanging="360"/>
+      </w:pPr>
+    </w:lvl>
+    <w:lvl w:ilvl="5" w:tentative="1">
+      <w:start w:val="1"/>
+      <w:numFmt w:val="decimal"/>
+      <w:lvlText w:val="%6."/>
+      <w:lvlJc w:val="left"/>
+      <w:pPr>
+        <w:tabs>
+          <w:tab w:val="num" w:pos="4320"/>
+        </w:tabs>
+        <w:ind w:left="4320" w:hanging="360"/>
+      </w:pPr>
+    </w:lvl>
+    <w:lvl w:ilvl="6" w:tentative="1">
+      <w:start w:val="1"/>
+      <w:numFmt w:val="decimal"/>
+      <w:lvlText w:val="%7."/>
+      <w:lvlJc w:val="left"/>
+      <w:pPr>
+        <w:tabs>
+          <w:tab w:val="num" w:pos="5040"/>
+        </w:tabs>
+        <w:ind w:left="5040" w:hanging="360"/>
+      </w:pPr>
+    </w:lvl>
+    <w:lvl w:ilvl="7" w:tentative="1">
+      <w:start w:val="1"/>
+      <w:numFmt w:val="decimal"/>
+      <w:lvlText w:val="%8."/>
+      <w:lvlJc w:val="left"/>
+      <w:pPr>
+        <w:tabs>
+          <w:tab w:val="num" w:pos="5760"/>
+        </w:tabs>
+        <w:ind w:left="5760" w:hanging="360"/>
+      </w:pPr>
+    </w:lvl>
+    <w:lvl w:ilvl="8" w:tentative="1">
+      <w:start w:val="1"/>
+      <w:numFmt w:val="decimal"/>
+      <w:lvlText w:val="%9."/>
+      <w:lvlJc w:val="left"/>
+      <w:pPr>
+        <w:tabs>
+          <w:tab w:val="num" w:pos="6480"/>
+        </w:tabs>
+        <w:ind w:left="6480" w:hanging="360"/>
+      </w:pPr>
+    </w:lvl>
+  </w:abstractNum>
+  <w:abstractNum w:abstractNumId="1" w15:restartNumberingAfterBreak="0">
     <w:nsid w:val="127077FD"/>
     <w:multiLevelType w:val="multilevel"/>
     <w:tmpl w:val="CF66F08A"/>
@@ -2749,7 +3296,7 @@
       </w:pPr>
     </w:lvl>
   </w:abstractNum>
-  <w:abstractNum w:abstractNumId="1" w15:restartNumberingAfterBreak="0">
+  <w:abstractNum w:abstractNumId="2" w15:restartNumberingAfterBreak="0">
     <w:nsid w:val="20AF0D9E"/>
     <w:multiLevelType w:val="multilevel"/>
     <w:tmpl w:val="527277BC"/>
@@ -2862,7 +3409,124 @@
       </w:pPr>
     </w:lvl>
   </w:abstractNum>
-  <w:abstractNum w:abstractNumId="2" w15:restartNumberingAfterBreak="0">
+  <w:abstractNum w:abstractNumId="3" w15:restartNumberingAfterBreak="0">
+    <w:nsid w:val="2AF23001"/>
+    <w:multiLevelType w:val="multilevel"/>
+    <w:tmpl w:val="C4326BDE"/>
+    <w:lvl w:ilvl="0">
+      <w:start w:val="1"/>
+      <w:numFmt w:val="decimal"/>
+      <w:lvlText w:val="%1."/>
+      <w:lvlJc w:val="left"/>
+      <w:pPr>
+        <w:tabs>
+          <w:tab w:val="num" w:pos="720"/>
+        </w:tabs>
+        <w:ind w:left="720" w:hanging="360"/>
+      </w:pPr>
+    </w:lvl>
+    <w:lvl w:ilvl="1">
+      <w:start w:val="1"/>
+      <w:numFmt w:val="bullet"/>
+      <w:lvlText w:val="o"/>
+      <w:lvlJc w:val="left"/>
+      <w:pPr>
+        <w:tabs>
+          <w:tab w:val="num" w:pos="1440"/>
+        </w:tabs>
+        <w:ind w:left="1440" w:hanging="360"/>
+      </w:pPr>
+      <w:rPr>
+        <w:rFonts w:ascii="Courier New" w:hAnsi="Courier New" w:hint="default"/>
+        <w:sz w:val="20"/>
+      </w:rPr>
+    </w:lvl>
+    <w:lvl w:ilvl="2" w:tentative="1">
+      <w:start w:val="1"/>
+      <w:numFmt w:val="decimal"/>
+      <w:lvlText w:val="%3."/>
+      <w:lvlJc w:val="left"/>
+      <w:pPr>
+        <w:tabs>
+          <w:tab w:val="num" w:pos="2160"/>
+        </w:tabs>
+        <w:ind w:left="2160" w:hanging="360"/>
+      </w:pPr>
+    </w:lvl>
+    <w:lvl w:ilvl="3" w:tentative="1">
+      <w:start w:val="1"/>
+      <w:numFmt w:val="decimal"/>
+      <w:lvlText w:val="%4."/>
+      <w:lvlJc w:val="left"/>
+      <w:pPr>
+        <w:tabs>
+          <w:tab w:val="num" w:pos="2880"/>
+        </w:tabs>
+        <w:ind w:left="2880" w:hanging="360"/>
+      </w:pPr>
+    </w:lvl>
+    <w:lvl w:ilvl="4" w:tentative="1">
+      <w:start w:val="1"/>
+      <w:numFmt w:val="decimal"/>
+      <w:lvlText w:val="%5."/>
+      <w:lvlJc w:val="left"/>
+      <w:pPr>
+        <w:tabs>
+          <w:tab w:val="num" w:pos="3600"/>
+        </w:tabs>
+        <w:ind w:left="3600" w:hanging="360"/>
+      </w:pPr>
+    </w:lvl>
+    <w:lvl w:ilvl="5" w:tentative="1">
+      <w:start w:val="1"/>
+      <w:numFmt w:val="decimal"/>
+      <w:lvlText w:val="%6."/>
+      <w:lvlJc w:val="left"/>
+      <w:pPr>
+        <w:tabs>
+          <w:tab w:val="num" w:pos="4320"/>
+        </w:tabs>
+        <w:ind w:left="4320" w:hanging="360"/>
+      </w:pPr>
+    </w:lvl>
+    <w:lvl w:ilvl="6" w:tentative="1">
+      <w:start w:val="1"/>
+      <w:numFmt w:val="decimal"/>
+      <w:lvlText w:val="%7."/>
+      <w:lvlJc w:val="left"/>
+      <w:pPr>
+        <w:tabs>
+          <w:tab w:val="num" w:pos="5040"/>
+        </w:tabs>
+        <w:ind w:left="5040" w:hanging="360"/>
+      </w:pPr>
+    </w:lvl>
+    <w:lvl w:ilvl="7" w:tentative="1">
+      <w:start w:val="1"/>
+      <w:numFmt w:val="decimal"/>
+      <w:lvlText w:val="%8."/>
+      <w:lvlJc w:val="left"/>
+      <w:pPr>
+        <w:tabs>
+          <w:tab w:val="num" w:pos="5760"/>
+        </w:tabs>
+        <w:ind w:left="5760" w:hanging="360"/>
+      </w:pPr>
+    </w:lvl>
+    <w:lvl w:ilvl="8" w:tentative="1">
+      <w:start w:val="1"/>
+      <w:numFmt w:val="decimal"/>
+      <w:lvlText w:val="%9."/>
+      <w:lvlJc w:val="left"/>
+      <w:pPr>
+        <w:tabs>
+          <w:tab w:val="num" w:pos="6480"/>
+        </w:tabs>
+        <w:ind w:left="6480" w:hanging="360"/>
+      </w:pPr>
+    </w:lvl>
+  </w:abstractNum>
+  <w:abstractNum w:abstractNumId="4" w15:restartNumberingAfterBreak="0">
     <w:nsid w:val="2E942967"/>
     <w:multiLevelType w:val="multilevel"/>
     <w:tmpl w:val="3FCE287C"/>
@@ -2975,7 +3639,7 @@
       </w:pPr>
     </w:lvl>
   </w:abstractNum>
-  <w:abstractNum w:abstractNumId="3" w15:restartNumberingAfterBreak="0">
+  <w:abstractNum w:abstractNumId="5" w15:restartNumberingAfterBreak="0">
     <w:nsid w:val="2FD953A7"/>
     <w:multiLevelType w:val="multilevel"/>
     <w:tmpl w:val="DF9CEE82"/>
@@ -3088,7 +3752,7 @@
       </w:pPr>
     </w:lvl>
   </w:abstractNum>
-  <w:abstractNum w:abstractNumId="4" w15:restartNumberingAfterBreak="0">
+  <w:abstractNum w:abstractNumId="6" w15:restartNumberingAfterBreak="0">
     <w:nsid w:val="30AB49B7"/>
     <w:multiLevelType w:val="multilevel"/>
     <w:tmpl w:val="91F4BD74"/>
@@ -3237,7 +3901,7 @@
       </w:rPr>
     </w:lvl>
   </w:abstractNum>
-  <w:abstractNum w:abstractNumId="5" w15:restartNumberingAfterBreak="0">
+  <w:abstractNum w:abstractNumId="7" w15:restartNumberingAfterBreak="0">
     <w:nsid w:val="397753D8"/>
     <w:multiLevelType w:val="multilevel"/>
     <w:tmpl w:val="A35C8610"/>
@@ -3350,7 +4014,7 @@
       </w:pPr>
     </w:lvl>
   </w:abstractNum>
-  <w:abstractNum w:abstractNumId="6" w15:restartNumberingAfterBreak="0">
+  <w:abstractNum w:abstractNumId="8" w15:restartNumberingAfterBreak="0">
     <w:nsid w:val="4D6432A8"/>
     <w:multiLevelType w:val="multilevel"/>
     <w:tmpl w:val="1C5687B8"/>
@@ -3467,7 +4131,7 @@
       </w:pPr>
     </w:lvl>
   </w:abstractNum>
-  <w:abstractNum w:abstractNumId="7" w15:restartNumberingAfterBreak="0">
+  <w:abstractNum w:abstractNumId="9" w15:restartNumberingAfterBreak="0">
     <w:nsid w:val="52DD1E00"/>
     <w:multiLevelType w:val="multilevel"/>
     <w:tmpl w:val="59A6A4E4"/>
@@ -3580,7 +4244,7 @@
       </w:pPr>
     </w:lvl>
   </w:abstractNum>
-  <w:abstractNum w:abstractNumId="8" w15:restartNumberingAfterBreak="0">
+  <w:abstractNum w:abstractNumId="10" w15:restartNumberingAfterBreak="0">
     <w:nsid w:val="57441719"/>
     <w:multiLevelType w:val="multilevel"/>
     <w:tmpl w:val="A8FAF110"/>
@@ -3697,7 +4361,7 @@
       </w:pPr>
     </w:lvl>
   </w:abstractNum>
-  <w:abstractNum w:abstractNumId="9" w15:restartNumberingAfterBreak="0">
+  <w:abstractNum w:abstractNumId="11" w15:restartNumberingAfterBreak="0">
     <w:nsid w:val="59F56194"/>
     <w:multiLevelType w:val="multilevel"/>
     <w:tmpl w:val="4D9CDDC6"/>
@@ -3814,7 +4478,7 @@
       </w:pPr>
     </w:lvl>
   </w:abstractNum>
-  <w:abstractNum w:abstractNumId="10" w15:restartNumberingAfterBreak="0">
+  <w:abstractNum w:abstractNumId="12" w15:restartNumberingAfterBreak="0">
     <w:nsid w:val="667445F6"/>
     <w:multiLevelType w:val="multilevel"/>
     <w:tmpl w:val="7B2CDD70"/>
@@ -3963,7 +4627,7 @@
       </w:rPr>
     </w:lvl>
   </w:abstractNum>
-  <w:abstractNum w:abstractNumId="11" w15:restartNumberingAfterBreak="0">
+  <w:abstractNum w:abstractNumId="13" w15:restartNumberingAfterBreak="0">
     <w:nsid w:val="66AC192B"/>
     <w:multiLevelType w:val="multilevel"/>
     <w:tmpl w:val="940C310A"/>
@@ -4080,7 +4744,7 @@
       </w:pPr>
     </w:lvl>
   </w:abstractNum>
-  <w:abstractNum w:abstractNumId="12" w15:restartNumberingAfterBreak="0">
+  <w:abstractNum w:abstractNumId="14" w15:restartNumberingAfterBreak="0">
     <w:nsid w:val="6C3A298F"/>
     <w:multiLevelType w:val="multilevel"/>
     <w:tmpl w:val="3DDA61E6"/>
@@ -4193,7 +4857,7 @@
       </w:pPr>
     </w:lvl>
   </w:abstractNum>
-  <w:abstractNum w:abstractNumId="13" w15:restartNumberingAfterBreak="0">
+  <w:abstractNum w:abstractNumId="15" w15:restartNumberingAfterBreak="0">
     <w:nsid w:val="74291F64"/>
     <w:multiLevelType w:val="multilevel"/>
     <w:tmpl w:val="D9923604"/>
@@ -4306,7 +4970,128 @@
       </w:pPr>
     </w:lvl>
   </w:abstractNum>
-  <w:abstractNum w:abstractNumId="14" w15:restartNumberingAfterBreak="0">
+  <w:abstractNum w:abstractNumId="16" w15:restartNumberingAfterBreak="0">
+    <w:nsid w:val="766A249A"/>
+    <w:multiLevelType w:val="multilevel"/>
+    <w:tmpl w:val="E1DEC0B2"/>
+    <w:lvl w:ilvl="0">
+      <w:start w:val="1"/>
+      <w:numFmt w:val="decimal"/>
+      <w:lvlText w:val="%1."/>
+      <w:lvlJc w:val="left"/>
+      <w:pPr>
+        <w:tabs>
+          <w:tab w:val="num" w:pos="720"/>
+        </w:tabs>
+        <w:ind w:left="720" w:hanging="360"/>
+      </w:pPr>
+    </w:lvl>
+    <w:lvl w:ilvl="1">
+      <w:start w:val="1"/>
+      <w:numFmt w:val="bullet"/>
+      <w:lvlText w:val="o"/>
+      <w:lvlJc w:val="left"/>
+      <w:pPr>
+        <w:tabs>
+          <w:tab w:val="num" w:pos="1440"/>
+        </w:tabs>
+        <w:ind w:left="1440" w:hanging="360"/>
+      </w:pPr>
+      <w:rPr>
+        <w:rFonts w:ascii="Courier New" w:hAnsi="Courier New" w:hint="default"/>
+        <w:sz w:val="20"/>
+      </w:rPr>
+    </w:lvl>
+    <w:lvl w:ilvl="2">
+      <w:start w:val="1"/>
+      <w:numFmt w:val="bullet"/>
+      <w:lvlText w:val=""/>
+      <w:lvlJc w:val="left"/>
+      <w:pPr>
+        <w:tabs>
+          <w:tab w:val="num" w:pos="2160"/>
+        </w:tabs>
+        <w:ind w:left="2160" w:hanging="360"/>
+      </w:pPr>
+      <w:rPr>
+        <w:rFonts w:ascii="Wingdings" w:hAnsi="Wingdings" w:hint="default"/>
+        <w:sz w:val="20"/>
+      </w:rPr>
+    </w:lvl>
+    <w:lvl w:ilvl="3" w:tentative="1">
+      <w:start w:val="1"/>
+      <w:numFmt w:val="decimal"/>
+      <w:lvlText w:val="%4."/>
+      <w:lvlJc w:val="left"/>
+      <w:pPr>
+        <w:tabs>
+          <w:tab w:val="num" w:pos="2880"/>
+        </w:tabs>
+        <w:ind w:left="2880" w:hanging="360"/>
+      </w:pPr>
+    </w:lvl>
+    <w:lvl w:ilvl="4" w:tentative="1">
+      <w:start w:val="1"/>
+      <w:numFmt w:val="decimal"/>
+      <w:lvlText w:val="%5."/>
+      <w:lvlJc w:val="left"/>
+      <w:pPr>
+        <w:tabs>
+          <w:tab w:val="num" w:pos="3600"/>
+        </w:tabs>
+        <w:ind w:left="3600" w:hanging="360"/>
+      </w:pPr>
+    </w:lvl>
+    <w:lvl w:ilvl="5" w:tentative="1">
+      <w:start w:val="1"/>
+      <w:numFmt w:val="decimal"/>
+      <w:lvlText w:val="%6."/>
+      <w:lvlJc w:val="left"/>
+      <w:pPr>
+        <w:tabs>
+          <w:tab w:val="num" w:pos="4320"/>
+        </w:tabs>
+        <w:ind w:left="4320" w:hanging="360"/>
+      </w:pPr>
+    </w:lvl>
+    <w:lvl w:ilvl="6" w:tentative="1">
+      <w:start w:val="1"/>
+      <w:numFmt w:val="decimal"/>
+      <w:lvlText w:val="%7."/>
+      <w:lvlJc w:val="left"/>
+      <w:pPr>
+        <w:tabs>
+          <w:tab w:val="num" w:pos="5040"/>
+        </w:tabs>
+        <w:ind w:left="5040" w:hanging="360"/>
+      </w:pPr>
+    </w:lvl>
+    <w:lvl w:ilvl="7" w:tentative="1">
+      <w:start w:val="1"/>
+      <w:numFmt w:val="decimal"/>
+      <w:lvlText w:val="%8."/>
+      <w:lvlJc w:val="left"/>
+      <w:pPr>
+        <w:tabs>
+          <w:tab w:val="num" w:pos="5760"/>
+        </w:tabs>
+        <w:ind w:left="5760" w:hanging="360"/>
+      </w:pPr>
+    </w:lvl>
+    <w:lvl w:ilvl="8" w:tentative="1">
+      <w:start w:val="1"/>
+      <w:numFmt w:val="decimal"/>
+      <w:lvlText w:val="%9."/>
+      <w:lvlJc w:val="left"/>
+      <w:pPr>
+        <w:tabs>
+          <w:tab w:val="num" w:pos="6480"/>
+        </w:tabs>
+        <w:ind w:left="6480" w:hanging="360"/>
+      </w:pPr>
+    </w:lvl>
+  </w:abstractNum>
+  <w:abstractNum w:abstractNumId="17" w15:restartNumberingAfterBreak="0">
     <w:nsid w:val="77FF4781"/>
     <w:multiLevelType w:val="multilevel"/>
     <w:tmpl w:val="D824706A"/>
@@ -4455,7 +5240,7 @@
       </w:rPr>
     </w:lvl>
   </w:abstractNum>
-  <w:abstractNum w:abstractNumId="15" w15:restartNumberingAfterBreak="0">
+  <w:abstractNum w:abstractNumId="18" w15:restartNumberingAfterBreak="0">
     <w:nsid w:val="7C7E5041"/>
     <w:multiLevelType w:val="multilevel"/>
     <w:tmpl w:val="226871BE"/>
@@ -4572,7 +5357,7 @@
       </w:pPr>
     </w:lvl>
   </w:abstractNum>
-  <w:abstractNum w:abstractNumId="16" w15:restartNumberingAfterBreak="0">
+  <w:abstractNum w:abstractNumId="19" w15:restartNumberingAfterBreak="0">
     <w:nsid w:val="7CA76BFD"/>
     <w:multiLevelType w:val="multilevel"/>
     <w:tmpl w:val="20E2D286"/>
@@ -4721,7 +5506,7 @@
       </w:rPr>
     </w:lvl>
   </w:abstractNum>
-  <w:abstractNum w:abstractNumId="17" w15:restartNumberingAfterBreak="0">
+  <w:abstractNum w:abstractNumId="20" w15:restartNumberingAfterBreak="0">
     <w:nsid w:val="7DF0317A"/>
     <w:multiLevelType w:val="multilevel"/>
     <w:tmpl w:val="C56E7EBC"/>
@@ -4871,58 +5656,67 @@
     </w:lvl>
   </w:abstractNum>
   <w:num w:numId="1" w16cid:durableId="752553487">
+    <w:abstractNumId w:val="20"/>
+  </w:num>
+  <w:num w:numId="2" w16cid:durableId="2062746888">
     <w:abstractNumId w:val="17"/>
   </w:num>
-  <w:num w:numId="2" w16cid:durableId="2062746888">
+  <w:num w:numId="3" w16cid:durableId="1611086877">
+    <w:abstractNumId w:val="6"/>
+  </w:num>
+  <w:num w:numId="4" w16cid:durableId="1280063425">
+    <w:abstractNumId w:val="15"/>
+  </w:num>
+  <w:num w:numId="5" w16cid:durableId="1847399479">
+    <w:abstractNumId w:val="2"/>
+  </w:num>
+  <w:num w:numId="6" w16cid:durableId="1068380758">
+    <w:abstractNumId w:val="5"/>
+  </w:num>
+  <w:num w:numId="7" w16cid:durableId="673654944">
+    <w:abstractNumId w:val="9"/>
+  </w:num>
+  <w:num w:numId="8" w16cid:durableId="1038434293">
+    <w:abstractNumId w:val="4"/>
+  </w:num>
+  <w:num w:numId="9" w16cid:durableId="658079015">
     <w:abstractNumId w:val="14"/>
   </w:num>
-  <w:num w:numId="3" w16cid:durableId="1611086877">
-    <w:abstractNumId w:val="4"/>
-  </w:num>
-  <w:num w:numId="4" w16cid:durableId="1280063425">
+  <w:num w:numId="10" w16cid:durableId="1456145143">
     <w:abstractNumId w:val="13"/>
   </w:num>
-  <w:num w:numId="5" w16cid:durableId="1847399479">
+  <w:num w:numId="11" w16cid:durableId="1585383556">
+    <w:abstractNumId w:val="12"/>
+  </w:num>
+  <w:num w:numId="12" w16cid:durableId="996494417">
     <w:abstractNumId w:val="1"/>
   </w:num>
-  <w:num w:numId="6" w16cid:durableId="1068380758">
-    <w:abstractNumId w:val="3"/>
+  <w:num w:numId="13" w16cid:durableId="2078016623">
+    <w:abstractNumId w:val="18"/>
   </w:num>
-  <w:num w:numId="7" w16cid:durableId="673654944">
+  <w:num w:numId="14" w16cid:durableId="572161346">
+    <w:abstractNumId w:val="8"/>
+  </w:num>
+  <w:num w:numId="15" w16cid:durableId="1514759240">
+    <w:abstractNumId w:val="10"/>
+  </w:num>
+  <w:num w:numId="16" w16cid:durableId="1134980404">
+    <w:abstractNumId w:val="11"/>
+  </w:num>
+  <w:num w:numId="17" w16cid:durableId="1454981836">
     <w:abstractNumId w:val="7"/>
   </w:num>
-  <w:num w:numId="8" w16cid:durableId="1038434293">
-    <w:abstractNumId w:val="2"/>
+  <w:num w:numId="18" w16cid:durableId="1905950601">
+    <w:abstractNumId w:val="19"/>
   </w:num>
-  <w:num w:numId="9" w16cid:durableId="658079015">
-    <w:abstractNumId w:val="12"/>
-  </w:num>
-  <w:num w:numId="10" w16cid:durableId="1456145143">
-    <w:abstractNumId w:val="11"/>
-  </w:num>
-  <w:num w:numId="11" w16cid:durableId="1585383556">
-    <w:abstractNumId w:val="10"/>
-  </w:num>
-  <w:num w:numId="12" w16cid:durableId="996494417">
+  <w:num w:numId="19" w16cid:durableId="1883906549">
     <w:abstractNumId w:val="0"/>
   </w:num>
-  <w:num w:numId="13" w16cid:durableId="2078016623">
-    <w:abstractNumId w:val="15"/>
+  <w:num w:numId="20" w16cid:durableId="72048270">
+    <w:abstractNumId w:val="16"/>
   </w:num>
-  <w:num w:numId="14" w16cid:durableId="572161346">
-    <w:abstractNumId w:val="6"/>
-  </w:num>
-  <w:num w:numId="15" w16cid:durableId="1514759240">
-    <w:abstractNumId w:val="8"/>
-  </w:num>
-  <w:num w:numId="16" w16cid:durableId="1134980404">
-    <w:abstractNumId w:val="9"/>
-  </w:num>
-  <w:num w:numId="17" w16cid:durableId="1454981836">
-    <w:abstractNumId w:val="5"/>
-  </w:num>
-  <w:num w:numId="18" w16cid:durableId="1905950601">
-    <w:abstractNumId w:val="16"/>
+  <w:num w:numId="21" w16cid:durableId="1443189307">
+    <w:abstractNumId w:val="3"/>
   </w:num>
 </w:numbering>
 </file>
